--- a/docs/SIPA-INE_Arquitectura.docx
+++ b/docs/SIPA-INE_Arquitectura.docx
@@ -123,7 +123,7 @@
         <w:t xml:space="preserve">Versión del documento:</w:t>
       </w:r>
       <w:r>
-        <w:t xml:space="preserve"> 1.0</w:t>
+        <w:t xml:space="preserve"> 1.2 (inicio de sesión y roles)</w:t>
       </w:r>
     </w:p>
     <w:p>
@@ -138,7 +138,7 @@
         <w:t xml:space="preserve">Fecha:</w:t>
       </w:r>
       <w:r>
-        <w:t xml:space="preserve"> 15 de octubre de 2026</w:t>
+        <w:t xml:space="preserve"> 18 de octubre de 2026</w:t>
       </w:r>
     </w:p>
     <w:p>
@@ -655,7 +655,7 @@
                 <w:sz w:val="19"/>
                 <w:szCs w:val="19"/>
               </w:rPr>
-              <w:t xml:space="preserve">Alcance MVP</w:t>
+              <w:t xml:space="preserve">Alcance</w:t>
             </w:r>
           </w:p>
         </w:tc>
@@ -685,7 +685,7 @@
                 <w:sz w:val="19"/>
                 <w:szCs w:val="19"/>
               </w:rPr>
-              <w:t xml:space="preserve">Sonora y Baja California; escalable a nivel nacional con el mismo pipeline</w:t>
+              <w:t xml:space="preserve">Nacional: 66,392 secciones con historial completo. Sonora y Baja California como ambiente de pruebas</w:t>
             </w:r>
           </w:p>
         </w:tc>
@@ -719,7 +719,7 @@
                 <w:sz w:val="19"/>
                 <w:szCs w:val="19"/>
               </w:rPr>
-              <w:t xml:space="preserve">Frontend</w:t>
+              <w:t xml:space="preserve">Unidad en el mapa</w:t>
             </w:r>
           </w:p>
         </w:tc>
@@ -748,7 +748,7 @@
                 <w:sz w:val="19"/>
                 <w:szCs w:val="19"/>
               </w:rPr>
-              <w:t xml:space="preserve">React 18 + Vite + TypeScript + react-leaflet (mapa) + Recharts (gráficas)</w:t>
+              <w:t xml:space="preserve">Sección electoral (equivalente a colonia en zonas urbanas), con las colonias que cubre como referencia</w:t>
             </w:r>
           </w:p>
         </w:tc>
@@ -783,7 +783,7 @@
                 <w:sz w:val="19"/>
                 <w:szCs w:val="19"/>
               </w:rPr>
-              <w:t xml:space="preserve">Backend</w:t>
+              <w:t xml:space="preserve">Frontend</w:t>
             </w:r>
           </w:p>
         </w:tc>
@@ -813,7 +813,7 @@
                 <w:sz w:val="19"/>
                 <w:szCs w:val="19"/>
               </w:rPr>
-              <w:t xml:space="preserve">Node.js 22 + Express (API Gateway) + Python 3.11 + FastAPI (servicio ML)</w:t>
+              <w:t xml:space="preserve">React 18 + Vite + TypeScript + Leaflet con mapa base de OpenStreetMap + Recharts (gráficas)</w:t>
             </w:r>
           </w:p>
         </w:tc>
@@ -847,7 +847,7 @@
                 <w:sz w:val="19"/>
                 <w:szCs w:val="19"/>
               </w:rPr>
-              <w:t xml:space="preserve">Base de datos</w:t>
+              <w:t xml:space="preserve">Cartografía</w:t>
             </w:r>
           </w:p>
         </w:tc>
@@ -876,7 +876,7 @@
                 <w:sz w:val="19"/>
                 <w:szCs w:val="19"/>
               </w:rPr>
-              <w:t xml:space="preserve">MySQL 8 + cartografía en TopoJSON estático</w:t>
+              <w:t xml:space="preserve">INE: Marco Geográfico Seccional (nacional) y Base Geográfica Digital por entidad (secciones y colonias)</w:t>
             </w:r>
           </w:p>
         </w:tc>
@@ -911,6 +911,198 @@
                 <w:sz w:val="19"/>
                 <w:szCs w:val="19"/>
               </w:rPr>
+              <w:t xml:space="preserve">Backend</w:t>
+            </w:r>
+          </w:p>
+        </w:tc>
+        <w:tc>
+          <w:tcPr>
+            <w:tcW w:type="dxa" w:w="6760"/>
+            <w:tcBorders>
+              <w:top w:val="single" w:color="BFBFBF" w:sz="4"/>
+              <w:left w:val="single" w:color="BFBFBF" w:sz="4"/>
+              <w:bottom w:val="single" w:color="BFBFBF" w:sz="4"/>
+              <w:right w:val="single" w:color="BFBFBF" w:sz="4"/>
+            </w:tcBorders>
+            <w:shd w:fill="F7F9FC" w:color="auto" w:val="clear"/>
+            <w:tcMar>
+              <w:top w:type="dxa" w:w="60"/>
+              <w:left w:type="dxa" w:w="100"/>
+              <w:bottom w:type="dxa" w:w="60"/>
+              <w:right w:type="dxa" w:w="100"/>
+            </w:tcMar>
+          </w:tcPr>
+          <w:p>
+            <w:pPr>
+              <w:spacing w:after="20"/>
+            </w:pPr>
+            <w:r>
+              <w:rPr>
+                <w:sz w:val="19"/>
+                <w:szCs w:val="19"/>
+              </w:rPr>
+              <w:t xml:space="preserve">Node.js 22 + Express (API Gateway) + Python 3.11 + FastAPI (servicio ML)</w:t>
+            </w:r>
+          </w:p>
+        </w:tc>
+      </w:tr>
+      <w:tr>
+        <w:trPr>
+          <w:cantSplit/>
+        </w:trPr>
+        <w:tc>
+          <w:tcPr>
+            <w:tcW w:type="dxa" w:w="2600"/>
+            <w:tcBorders>
+              <w:top w:val="single" w:color="BFBFBF" w:sz="4"/>
+              <w:left w:val="single" w:color="BFBFBF" w:sz="4"/>
+              <w:bottom w:val="single" w:color="BFBFBF" w:sz="4"/>
+              <w:right w:val="single" w:color="BFBFBF" w:sz="4"/>
+            </w:tcBorders>
+            <w:tcMar>
+              <w:top w:type="dxa" w:w="60"/>
+              <w:left w:type="dxa" w:w="100"/>
+              <w:bottom w:type="dxa" w:w="60"/>
+              <w:right w:type="dxa" w:w="100"/>
+            </w:tcMar>
+          </w:tcPr>
+          <w:p>
+            <w:pPr>
+              <w:spacing w:after="20"/>
+            </w:pPr>
+            <w:r>
+              <w:rPr>
+                <w:sz w:val="19"/>
+                <w:szCs w:val="19"/>
+              </w:rPr>
+              <w:t xml:space="preserve">Base de datos</w:t>
+            </w:r>
+          </w:p>
+        </w:tc>
+        <w:tc>
+          <w:tcPr>
+            <w:tcW w:type="dxa" w:w="6760"/>
+            <w:tcBorders>
+              <w:top w:val="single" w:color="BFBFBF" w:sz="4"/>
+              <w:left w:val="single" w:color="BFBFBF" w:sz="4"/>
+              <w:bottom w:val="single" w:color="BFBFBF" w:sz="4"/>
+              <w:right w:val="single" w:color="BFBFBF" w:sz="4"/>
+            </w:tcBorders>
+            <w:tcMar>
+              <w:top w:type="dxa" w:w="60"/>
+              <w:left w:type="dxa" w:w="100"/>
+              <w:bottom w:type="dxa" w:w="60"/>
+              <w:right w:type="dxa" w:w="100"/>
+            </w:tcMar>
+          </w:tcPr>
+          <w:p>
+            <w:pPr>
+              <w:spacing w:after="20"/>
+            </w:pPr>
+            <w:r>
+              <w:rPr>
+                <w:sz w:val="19"/>
+                <w:szCs w:val="19"/>
+              </w:rPr>
+              <w:t xml:space="preserve">MySQL 8 + cartografía en TopoJSON estático</w:t>
+            </w:r>
+          </w:p>
+        </w:tc>
+      </w:tr>
+      <w:tr>
+        <w:trPr>
+          <w:cantSplit/>
+        </w:trPr>
+        <w:tc>
+          <w:tcPr>
+            <w:tcW w:type="dxa" w:w="2600"/>
+            <w:tcBorders>
+              <w:top w:val="single" w:color="BFBFBF" w:sz="4"/>
+              <w:left w:val="single" w:color="BFBFBF" w:sz="4"/>
+              <w:bottom w:val="single" w:color="BFBFBF" w:sz="4"/>
+              <w:right w:val="single" w:color="BFBFBF" w:sz="4"/>
+            </w:tcBorders>
+            <w:shd w:fill="F7F9FC" w:color="auto" w:val="clear"/>
+            <w:tcMar>
+              <w:top w:type="dxa" w:w="60"/>
+              <w:left w:type="dxa" w:w="100"/>
+              <w:bottom w:type="dxa" w:w="60"/>
+              <w:right w:type="dxa" w:w="100"/>
+            </w:tcMar>
+          </w:tcPr>
+          <w:p>
+            <w:pPr>
+              <w:spacing w:after="20"/>
+            </w:pPr>
+            <w:r>
+              <w:rPr>
+                <w:sz w:val="19"/>
+                <w:szCs w:val="19"/>
+              </w:rPr>
+              <w:t xml:space="preserve">Seguridad</w:t>
+            </w:r>
+          </w:p>
+        </w:tc>
+        <w:tc>
+          <w:tcPr>
+            <w:tcW w:type="dxa" w:w="6760"/>
+            <w:tcBorders>
+              <w:top w:val="single" w:color="BFBFBF" w:sz="4"/>
+              <w:left w:val="single" w:color="BFBFBF" w:sz="4"/>
+              <w:bottom w:val="single" w:color="BFBFBF" w:sz="4"/>
+              <w:right w:val="single" w:color="BFBFBF" w:sz="4"/>
+            </w:tcBorders>
+            <w:shd w:fill="F7F9FC" w:color="auto" w:val="clear"/>
+            <w:tcMar>
+              <w:top w:type="dxa" w:w="60"/>
+              <w:left w:type="dxa" w:w="100"/>
+              <w:bottom w:type="dxa" w:w="60"/>
+              <w:right w:type="dxa" w:w="100"/>
+            </w:tcMar>
+          </w:tcPr>
+          <w:p>
+            <w:pPr>
+              <w:spacing w:after="20"/>
+            </w:pPr>
+            <w:r>
+              <w:rPr>
+                <w:sz w:val="19"/>
+                <w:szCs w:val="19"/>
+              </w:rPr>
+              <w:t xml:space="preserve">Inicio de sesión con correo y contraseña (bcrypt + JWT), roles ADMIN y ANALISTA, sin registro público</w:t>
+            </w:r>
+          </w:p>
+        </w:tc>
+      </w:tr>
+      <w:tr>
+        <w:trPr>
+          <w:cantSplit/>
+        </w:trPr>
+        <w:tc>
+          <w:tcPr>
+            <w:tcW w:type="dxa" w:w="2600"/>
+            <w:tcBorders>
+              <w:top w:val="single" w:color="BFBFBF" w:sz="4"/>
+              <w:left w:val="single" w:color="BFBFBF" w:sz="4"/>
+              <w:bottom w:val="single" w:color="BFBFBF" w:sz="4"/>
+              <w:right w:val="single" w:color="BFBFBF" w:sz="4"/>
+            </w:tcBorders>
+            <w:tcMar>
+              <w:top w:type="dxa" w:w="60"/>
+              <w:left w:type="dxa" w:w="100"/>
+              <w:bottom w:type="dxa" w:w="60"/>
+              <w:right w:type="dxa" w:w="100"/>
+            </w:tcMar>
+          </w:tcPr>
+          <w:p>
+            <w:pPr>
+              <w:spacing w:after="20"/>
+            </w:pPr>
+            <w:r>
+              <w:rPr>
+                <w:sz w:val="19"/>
+                <w:szCs w:val="19"/>
+              </w:rPr>
               <w:t xml:space="preserve">Despliegue</w:t>
             </w:r>
           </w:p>
@@ -924,7 +1116,6 @@
               <w:bottom w:val="single" w:color="BFBFBF" w:sz="4"/>
               <w:right w:val="single" w:color="BFBFBF" w:sz="4"/>
             </w:tcBorders>
-            <w:shd w:fill="F7F9FC" w:color="auto" w:val="clear"/>
             <w:tcMar>
               <w:top w:type="dxa" w:w="60"/>
               <w:left w:type="dxa" w:w="100"/>
@@ -1098,6 +1289,46 @@
     </w:p>
     <w:p>
       <w:pPr>
+        <w:pBdr>
+          <w:left w:val="single" w:color="B58900" w:sz="18" w:space="6"/>
+        </w:pBdr>
+        <w:shd w:fill="FFF4D6" w:color="auto" w:val="clear"/>
+        <w:spacing w:after="160" w:before="120" w:line="264"/>
+        <w:ind w:left="160" w:right="120"/>
+      </w:pPr>
+      <w:r>
+        <w:rPr>
+          <w:b/>
+          <w:bCs/>
+        </w:rPr>
+        <w:t xml:space="preserve">Advertencia 6 - Sección no es exactamente colonia. </w:t>
+      </w:r>
+      <w:r>
+        <w:t xml:space="preserve">El INE solo publica resultados por casilla y sección; no existen datos de votación por colonia. En zonas urbanas una sección tiene un tamaño parecido a una colonia, pero sus límites no coinciden. Por eso la predicción es por sección y las colonias se muestran como referencia de ubicación ("la sección 1234 cubre Col. Centro y Col. Pueblo Nuevo").</w:t>
+      </w:r>
+    </w:p>
+    <w:p>
+      <w:pPr>
+        <w:pBdr>
+          <w:left w:val="single" w:color="B58900" w:sz="18" w:space="6"/>
+        </w:pBdr>
+        <w:shd w:fill="FFF4D6" w:color="auto" w:val="clear"/>
+        <w:spacing w:after="160" w:before="120" w:line="264"/>
+        <w:ind w:left="160" w:right="120"/>
+      </w:pPr>
+      <w:r>
+        <w:rPr>
+          <w:b/>
+          <w:bCs/>
+        </w:rPr>
+        <w:t xml:space="preserve">Advertencia 7 - Política de uso de OpenStreetMap. </w:t>
+      </w:r>
+      <w:r>
+        <w:t xml:space="preserve">Los mosaicos públicos de OpenStreetMap son gratuitos para uso moderado y exigen mostrar la atribución "© OpenStreetMap contributors". Para la demo es suficiente; si el sistema pasara a producción se usaría un proveedor de mosaicos propio o comercial.</w:t>
+      </w:r>
+    </w:p>
+    <w:p>
+      <w:pPr>
         <w:pStyle w:val="Heading2"/>
       </w:pPr>
       <w:r>
@@ -1118,10 +1349,10 @@
           <w:b/>
           <w:bCs/>
         </w:rPr>
-        <w:t xml:space="preserve">Reducir el alcance geográfico al inicio:</w:t>
-      </w:r>
-      <w:r>
-        <w:t xml:space="preserve"> construir todo con Sonora y Baja California y ampliar a nivel nacional solo si el pipeline está estable el viernes 23 de octubre. Un MVP regional que funcione vale más que uno nacional a medias.</w:t>
+        <w:t xml:space="preserve">Desarrollar con dos estados, entrenar con todo el país:</w:t>
+      </w:r>
+      <w:r>
+        <w:t xml:space="preserve"> Sonora y Baja California se usan para probar rápido (procesan en segundos); el modelo final se entrena con las 32 entidades, porque más datos lo hacen más preciso y el costo de entrenamiento sigue siendo de minutos.</w:t>
       </w:r>
     </w:p>
     <w:p>
@@ -1138,10 +1369,10 @@
           <w:b/>
           <w:bCs/>
         </w:rPr>
-        <w:t xml:space="preserve">Trabajar con contratos primero:</w:t>
-      </w:r>
-      <w:r>
-        <w:t xml:space="preserve"> el viernes 16 se congela el formato JSON de la API (sección 7). El frontend trabaja con datos simulados (mocks) desde el sábado 17 sin esperar al modelo.</w:t>
+        <w:t xml:space="preserve">El mapa nunca carga todo el país a nivel sección:</w:t>
+      </w:r>
+      <w:r>
+        <w:t xml:space="preserve"> 66 mil polígonos saturan el navegador. La vista nacional y estatal se pinta por municipio; las secciones se cargan solo al entrar a un municipio o ciudad.</w:t>
       </w:r>
     </w:p>
     <w:p>
@@ -1158,10 +1389,50 @@
           <w:b/>
           <w:bCs/>
         </w:rPr>
+        <w:t xml:space="preserve">Trabajar con contratos primero:</w:t>
+      </w:r>
+      <w:r>
+        <w:t xml:space="preserve"> el viernes 16 se congela el formato JSON de la API (sección 7). El frontend trabaja con datos simulados (mocks) desde el sábado 17 sin esperar al modelo.</w:t>
+      </w:r>
+    </w:p>
+    <w:p>
+      <w:pPr>
+        <w:pStyle w:val="ListParagraph"/>
+        <w:numPr>
+          <w:ilvl w:val="0"/>
+          <w:numId w:val="2"/>
+        </w:numPr>
+        <w:spacing w:after="60" w:line="264"/>
+      </w:pPr>
+      <w:r>
+        <w:rPr>
+          <w:b/>
+          <w:bCs/>
+        </w:rPr>
         <w:t xml:space="preserve">Siempre tener un baseline:</w:t>
       </w:r>
       <w:r>
         <w:t xml:space="preserve"> el modelo solo es valioso si supera a la regla ingenua "la abstención será igual a la última elección del mismo tipo". Esa comparación va en el pitch.</w:t>
+      </w:r>
+    </w:p>
+    <w:p>
+      <w:pPr>
+        <w:pStyle w:val="ListParagraph"/>
+        <w:numPr>
+          <w:ilvl w:val="0"/>
+          <w:numId w:val="2"/>
+        </w:numPr>
+        <w:spacing w:after="60" w:line="264"/>
+      </w:pPr>
+      <w:r>
+        <w:rPr>
+          <w:b/>
+          <w:bCs/>
+        </w:rPr>
+        <w:t xml:space="preserve">Cuenta de demostración:</w:t>
+      </w:r>
+      <w:r>
+        <w:t xml:space="preserve"> el script de semillas crea un usuario analista para la presentación; sus credenciales se entregan al jurado en la diapositiva de acceso, nunca se suben al repositorio.</w:t>
       </w:r>
     </w:p>
     <w:p>
@@ -2242,7 +2513,7 @@
                 <w:sz w:val="19"/>
                 <w:szCs w:val="19"/>
               </w:rPr>
-              <w:t xml:space="preserve">Autenticación de usuarios</w:t>
+              <w:t xml:space="preserve">Inicio de sesión con correo y contraseña; roles ADMIN (administra usuarios) y ANALISTA (consulta y simula); sin registro público</w:t>
             </w:r>
           </w:p>
         </w:tc>
@@ -2272,7 +2543,99 @@
                 <w:sz w:val="19"/>
                 <w:szCs w:val="19"/>
               </w:rPr>
-              <w:t xml:space="preserve">Won't (fuera del alcance del hackatón)</w:t>
+              <w:t xml:space="preserve">Must</w:t>
+            </w:r>
+          </w:p>
+        </w:tc>
+      </w:tr>
+      <w:tr>
+        <w:trPr>
+          <w:cantSplit/>
+        </w:trPr>
+        <w:tc>
+          <w:tcPr>
+            <w:tcW w:type="dxa" w:w="900"/>
+            <w:tcBorders>
+              <w:top w:val="single" w:color="BFBFBF" w:sz="4"/>
+              <w:left w:val="single" w:color="BFBFBF" w:sz="4"/>
+              <w:bottom w:val="single" w:color="BFBFBF" w:sz="4"/>
+              <w:right w:val="single" w:color="BFBFBF" w:sz="4"/>
+            </w:tcBorders>
+            <w:tcMar>
+              <w:top w:type="dxa" w:w="60"/>
+              <w:left w:type="dxa" w:w="100"/>
+              <w:bottom w:type="dxa" w:w="60"/>
+              <w:right w:type="dxa" w:w="100"/>
+            </w:tcMar>
+          </w:tcPr>
+          <w:p>
+            <w:pPr>
+              <w:spacing w:after="20"/>
+            </w:pPr>
+            <w:r>
+              <w:rPr>
+                <w:sz w:val="19"/>
+                <w:szCs w:val="19"/>
+              </w:rPr>
+              <w:t xml:space="preserve">RF-11</w:t>
+            </w:r>
+          </w:p>
+        </w:tc>
+        <w:tc>
+          <w:tcPr>
+            <w:tcW w:type="dxa" w:w="6860"/>
+            <w:tcBorders>
+              <w:top w:val="single" w:color="BFBFBF" w:sz="4"/>
+              <w:left w:val="single" w:color="BFBFBF" w:sz="4"/>
+              <w:bottom w:val="single" w:color="BFBFBF" w:sz="4"/>
+              <w:right w:val="single" w:color="BFBFBF" w:sz="4"/>
+            </w:tcBorders>
+            <w:tcMar>
+              <w:top w:type="dxa" w:w="60"/>
+              <w:left w:type="dxa" w:w="100"/>
+              <w:bottom w:type="dxa" w:w="60"/>
+              <w:right w:type="dxa" w:w="100"/>
+            </w:tcMar>
+          </w:tcPr>
+          <w:p>
+            <w:pPr>
+              <w:spacing w:after="20"/>
+            </w:pPr>
+            <w:r>
+              <w:rPr>
+                <w:sz w:val="19"/>
+                <w:szCs w:val="19"/>
+              </w:rPr>
+              <w:t xml:space="preserve">Administración de usuarios desde la interfaz (alta, baja, cambio de rol)</w:t>
+            </w:r>
+          </w:p>
+        </w:tc>
+        <w:tc>
+          <w:tcPr>
+            <w:tcW w:type="dxa" w:w="1600"/>
+            <w:tcBorders>
+              <w:top w:val="single" w:color="BFBFBF" w:sz="4"/>
+              <w:left w:val="single" w:color="BFBFBF" w:sz="4"/>
+              <w:bottom w:val="single" w:color="BFBFBF" w:sz="4"/>
+              <w:right w:val="single" w:color="BFBFBF" w:sz="4"/>
+            </w:tcBorders>
+            <w:tcMar>
+              <w:top w:type="dxa" w:w="60"/>
+              <w:left w:type="dxa" w:w="100"/>
+              <w:bottom w:type="dxa" w:w="60"/>
+              <w:right w:type="dxa" w:w="100"/>
+            </w:tcMar>
+          </w:tcPr>
+          <w:p>
+            <w:pPr>
+              <w:spacing w:after="20"/>
+            </w:pPr>
+            <w:r>
+              <w:rPr>
+                <w:sz w:val="19"/>
+                <w:szCs w:val="19"/>
+              </w:rPr>
+              <w:t xml:space="preserve">Could</w:t>
             </w:r>
           </w:p>
         </w:tc>
@@ -2903,6 +3266,100 @@
                 <w:sz w:val="19"/>
                 <w:szCs w:val="19"/>
               </w:rPr>
+              <w:t xml:space="preserve">RNF-07</w:t>
+            </w:r>
+          </w:p>
+        </w:tc>
+        <w:tc>
+          <w:tcPr>
+            <w:tcW w:type="dxa" w:w="1700"/>
+            <w:tcBorders>
+              <w:top w:val="single" w:color="BFBFBF" w:sz="4"/>
+              <w:left w:val="single" w:color="BFBFBF" w:sz="4"/>
+              <w:bottom w:val="single" w:color="BFBFBF" w:sz="4"/>
+              <w:right w:val="single" w:color="BFBFBF" w:sz="4"/>
+            </w:tcBorders>
+            <w:shd w:fill="F7F9FC" w:color="auto" w:val="clear"/>
+            <w:tcMar>
+              <w:top w:type="dxa" w:w="60"/>
+              <w:left w:type="dxa" w:w="100"/>
+              <w:bottom w:type="dxa" w:w="60"/>
+              <w:right w:type="dxa" w:w="100"/>
+            </w:tcMar>
+          </w:tcPr>
+          <w:p>
+            <w:pPr>
+              <w:spacing w:after="20"/>
+            </w:pPr>
+            <w:r>
+              <w:rPr>
+                <w:sz w:val="19"/>
+                <w:szCs w:val="19"/>
+              </w:rPr>
+              <w:t xml:space="preserve">Seguridad</w:t>
+            </w:r>
+          </w:p>
+        </w:tc>
+        <w:tc>
+          <w:tcPr>
+            <w:tcW w:type="dxa" w:w="6560"/>
+            <w:tcBorders>
+              <w:top w:val="single" w:color="BFBFBF" w:sz="4"/>
+              <w:left w:val="single" w:color="BFBFBF" w:sz="4"/>
+              <w:bottom w:val="single" w:color="BFBFBF" w:sz="4"/>
+              <w:right w:val="single" w:color="BFBFBF" w:sz="4"/>
+            </w:tcBorders>
+            <w:shd w:fill="F7F9FC" w:color="auto" w:val="clear"/>
+            <w:tcMar>
+              <w:top w:type="dxa" w:w="60"/>
+              <w:left w:type="dxa" w:w="100"/>
+              <w:bottom w:type="dxa" w:w="60"/>
+              <w:right w:type="dxa" w:w="100"/>
+            </w:tcMar>
+          </w:tcPr>
+          <w:p>
+            <w:pPr>
+              <w:spacing w:after="20"/>
+            </w:pPr>
+            <w:r>
+              <w:rPr>
+                <w:sz w:val="19"/>
+                <w:szCs w:val="19"/>
+              </w:rPr>
+              <w:t xml:space="preserve">Contraseñas con bcrypt (costo 10), token JWT de 8 horas, máximo 5 intentos fallidos de inicio de sesión por IP cada 15 minutos, secretos solo en variables de entorno.</w:t>
+            </w:r>
+          </w:p>
+        </w:tc>
+      </w:tr>
+      <w:tr>
+        <w:trPr>
+          <w:cantSplit/>
+        </w:trPr>
+        <w:tc>
+          <w:tcPr>
+            <w:tcW w:type="dxa" w:w="1100"/>
+            <w:tcBorders>
+              <w:top w:val="single" w:color="BFBFBF" w:sz="4"/>
+              <w:left w:val="single" w:color="BFBFBF" w:sz="4"/>
+              <w:bottom w:val="single" w:color="BFBFBF" w:sz="4"/>
+              <w:right w:val="single" w:color="BFBFBF" w:sz="4"/>
+            </w:tcBorders>
+            <w:tcMar>
+              <w:top w:type="dxa" w:w="60"/>
+              <w:left w:type="dxa" w:w="100"/>
+              <w:bottom w:type="dxa" w:w="60"/>
+              <w:right w:type="dxa" w:w="100"/>
+            </w:tcMar>
+          </w:tcPr>
+          <w:p>
+            <w:pPr>
+              <w:spacing w:after="20"/>
+            </w:pPr>
+            <w:r>
+              <w:rPr>
+                <w:sz w:val="19"/>
+                <w:szCs w:val="19"/>
+              </w:rPr>
               <w:t xml:space="preserve">RNF-06</w:t>
             </w:r>
           </w:p>
@@ -2916,7 +3373,6 @@
               <w:bottom w:val="single" w:color="BFBFBF" w:sz="4"/>
               <w:right w:val="single" w:color="BFBFBF" w:sz="4"/>
             </w:tcBorders>
-            <w:shd w:fill="F7F9FC" w:color="auto" w:val="clear"/>
             <w:tcMar>
               <w:top w:type="dxa" w:w="60"/>
               <w:left w:type="dxa" w:w="100"/>
@@ -2946,7 +3402,6 @@
               <w:bottom w:val="single" w:color="BFBFBF" w:sz="4"/>
               <w:right w:val="single" w:color="BFBFBF" w:sz="4"/>
             </w:tcBorders>
-            <w:shd w:fill="F7F9FC" w:color="auto" w:val="clear"/>
             <w:tcMar>
               <w:top w:type="dxa" w:w="60"/>
               <w:left w:type="dxa" w:w="100"/>
@@ -3830,7 +4285,7 @@
                 <w:sz w:val="19"/>
                 <w:szCs w:val="19"/>
               </w:rPr>
-              <w:t xml:space="preserve">react-leaflet + TopoJSON</w:t>
+              <w:t xml:space="preserve">Leaflet (react-leaflet) con mapa base de OpenStreetMap + TopoJSON</w:t>
             </w:r>
           </w:p>
         </w:tc>
@@ -3860,7 +4315,7 @@
                 <w:sz w:val="19"/>
                 <w:szCs w:val="19"/>
               </w:rPr>
-              <w:t xml:space="preserve">Folium o Streamlit; Mapbox</w:t>
+              <w:t xml:space="preserve">Google Maps; Folium o Streamlit; Mapbox</w:t>
             </w:r>
           </w:p>
         </w:tc>
@@ -3890,7 +4345,7 @@
                 <w:sz w:val="19"/>
                 <w:szCs w:val="19"/>
               </w:rPr>
-              <w:t xml:space="preserve">Integración nativa con React, sin costo ni API key. TopoJSON reduce el peso de la cartografía hasta 80%.</w:t>
+              <w:t xml:space="preserve">Se ve como un mapa de calles real, sin costo ni cuenta de facturación (Google Maps exige tarjeta aunque tenga nivel gratuito). TopoJSON reduce el peso de la cartografía hasta 80%.</w:t>
             </w:r>
           </w:p>
         </w:tc>
@@ -4170,6 +4625,374 @@
                 <w:sz w:val="19"/>
                 <w:szCs w:val="19"/>
               </w:rPr>
+              <w:t xml:space="preserve">ADR-10</w:t>
+            </w:r>
+          </w:p>
+        </w:tc>
+        <w:tc>
+          <w:tcPr>
+            <w:tcW w:type="dxa" w:w="2400"/>
+            <w:tcBorders>
+              <w:top w:val="single" w:color="BFBFBF" w:sz="4"/>
+              <w:left w:val="single" w:color="BFBFBF" w:sz="4"/>
+              <w:bottom w:val="single" w:color="BFBFBF" w:sz="4"/>
+              <w:right w:val="single" w:color="BFBFBF" w:sz="4"/>
+            </w:tcBorders>
+            <w:tcMar>
+              <w:top w:type="dxa" w:w="60"/>
+              <w:left w:type="dxa" w:w="100"/>
+              <w:bottom w:type="dxa" w:w="60"/>
+              <w:right w:type="dxa" w:w="100"/>
+            </w:tcMar>
+          </w:tcPr>
+          <w:p>
+            <w:pPr>
+              <w:spacing w:after="20"/>
+            </w:pPr>
+            <w:r>
+              <w:rPr>
+                <w:sz w:val="19"/>
+                <w:szCs w:val="19"/>
+              </w:rPr>
+              <w:t xml:space="preserve">Entrenamiento nacional, visualización por niveles</w:t>
+            </w:r>
+          </w:p>
+        </w:tc>
+        <w:tc>
+          <w:tcPr>
+            <w:tcW w:type="dxa" w:w="2300"/>
+            <w:tcBorders>
+              <w:top w:val="single" w:color="BFBFBF" w:sz="4"/>
+              <w:left w:val="single" w:color="BFBFBF" w:sz="4"/>
+              <w:bottom w:val="single" w:color="BFBFBF" w:sz="4"/>
+              <w:right w:val="single" w:color="BFBFBF" w:sz="4"/>
+            </w:tcBorders>
+            <w:tcMar>
+              <w:top w:type="dxa" w:w="60"/>
+              <w:left w:type="dxa" w:w="100"/>
+              <w:bottom w:type="dxa" w:w="60"/>
+              <w:right w:type="dxa" w:w="100"/>
+            </w:tcMar>
+          </w:tcPr>
+          <w:p>
+            <w:pPr>
+              <w:spacing w:after="20"/>
+            </w:pPr>
+            <w:r>
+              <w:rPr>
+                <w:sz w:val="19"/>
+                <w:szCs w:val="19"/>
+              </w:rPr>
+              <w:t xml:space="preserve">Solo dos estados; o mapa nacional a nivel sección</w:t>
+            </w:r>
+          </w:p>
+        </w:tc>
+        <w:tc>
+          <w:tcPr>
+            <w:tcW w:type="dxa" w:w="3860"/>
+            <w:tcBorders>
+              <w:top w:val="single" w:color="BFBFBF" w:sz="4"/>
+              <w:left w:val="single" w:color="BFBFBF" w:sz="4"/>
+              <w:bottom w:val="single" w:color="BFBFBF" w:sz="4"/>
+              <w:right w:val="single" w:color="BFBFBF" w:sz="4"/>
+            </w:tcBorders>
+            <w:tcMar>
+              <w:top w:type="dxa" w:w="60"/>
+              <w:left w:type="dxa" w:w="100"/>
+              <w:bottom w:type="dxa" w:w="60"/>
+              <w:right w:type="dxa" w:w="100"/>
+            </w:tcMar>
+          </w:tcPr>
+          <w:p>
+            <w:pPr>
+              <w:spacing w:after="20"/>
+            </w:pPr>
+            <w:r>
+              <w:rPr>
+                <w:sz w:val="19"/>
+                <w:szCs w:val="19"/>
+              </w:rPr>
+              <w:t xml:space="preserve">Más datos mejoran el modelo; cargar por niveles (país, estado, municipio, sección) mantiene el mapa fluido.</w:t>
+            </w:r>
+          </w:p>
+        </w:tc>
+      </w:tr>
+      <w:tr>
+        <w:trPr>
+          <w:cantSplit/>
+        </w:trPr>
+        <w:tc>
+          <w:tcPr>
+            <w:tcW w:type="dxa" w:w="800"/>
+            <w:tcBorders>
+              <w:top w:val="single" w:color="BFBFBF" w:sz="4"/>
+              <w:left w:val="single" w:color="BFBFBF" w:sz="4"/>
+              <w:bottom w:val="single" w:color="BFBFBF" w:sz="4"/>
+              <w:right w:val="single" w:color="BFBFBF" w:sz="4"/>
+            </w:tcBorders>
+            <w:shd w:fill="F7F9FC" w:color="auto" w:val="clear"/>
+            <w:tcMar>
+              <w:top w:type="dxa" w:w="60"/>
+              <w:left w:type="dxa" w:w="100"/>
+              <w:bottom w:type="dxa" w:w="60"/>
+              <w:right w:type="dxa" w:w="100"/>
+            </w:tcMar>
+          </w:tcPr>
+          <w:p>
+            <w:pPr>
+              <w:spacing w:after="20"/>
+            </w:pPr>
+            <w:r>
+              <w:rPr>
+                <w:sz w:val="19"/>
+                <w:szCs w:val="19"/>
+              </w:rPr>
+              <w:t xml:space="preserve">ADR-11</w:t>
+            </w:r>
+          </w:p>
+        </w:tc>
+        <w:tc>
+          <w:tcPr>
+            <w:tcW w:type="dxa" w:w="2400"/>
+            <w:tcBorders>
+              <w:top w:val="single" w:color="BFBFBF" w:sz="4"/>
+              <w:left w:val="single" w:color="BFBFBF" w:sz="4"/>
+              <w:bottom w:val="single" w:color="BFBFBF" w:sz="4"/>
+              <w:right w:val="single" w:color="BFBFBF" w:sz="4"/>
+            </w:tcBorders>
+            <w:shd w:fill="F7F9FC" w:color="auto" w:val="clear"/>
+            <w:tcMar>
+              <w:top w:type="dxa" w:w="60"/>
+              <w:left w:type="dxa" w:w="100"/>
+              <w:bottom w:type="dxa" w:w="60"/>
+              <w:right w:type="dxa" w:w="100"/>
+            </w:tcMar>
+          </w:tcPr>
+          <w:p>
+            <w:pPr>
+              <w:spacing w:after="20"/>
+            </w:pPr>
+            <w:r>
+              <w:rPr>
+                <w:sz w:val="19"/>
+                <w:szCs w:val="19"/>
+              </w:rPr>
+              <w:t xml:space="preserve">Sección electoral como unidad de predicción; colonias como capa de referencia</w:t>
+            </w:r>
+          </w:p>
+        </w:tc>
+        <w:tc>
+          <w:tcPr>
+            <w:tcW w:type="dxa" w:w="2300"/>
+            <w:tcBorders>
+              <w:top w:val="single" w:color="BFBFBF" w:sz="4"/>
+              <w:left w:val="single" w:color="BFBFBF" w:sz="4"/>
+              <w:bottom w:val="single" w:color="BFBFBF" w:sz="4"/>
+              <w:right w:val="single" w:color="BFBFBF" w:sz="4"/>
+            </w:tcBorders>
+            <w:shd w:fill="F7F9FC" w:color="auto" w:val="clear"/>
+            <w:tcMar>
+              <w:top w:type="dxa" w:w="60"/>
+              <w:left w:type="dxa" w:w="100"/>
+              <w:bottom w:type="dxa" w:w="60"/>
+              <w:right w:type="dxa" w:w="100"/>
+            </w:tcMar>
+          </w:tcPr>
+          <w:p>
+            <w:pPr>
+              <w:spacing w:after="20"/>
+            </w:pPr>
+            <w:r>
+              <w:rPr>
+                <w:sz w:val="19"/>
+                <w:szCs w:val="19"/>
+              </w:rPr>
+              <w:t xml:space="preserve">Predecir por colonia</w:t>
+            </w:r>
+          </w:p>
+        </w:tc>
+        <w:tc>
+          <w:tcPr>
+            <w:tcW w:type="dxa" w:w="3860"/>
+            <w:tcBorders>
+              <w:top w:val="single" w:color="BFBFBF" w:sz="4"/>
+              <w:left w:val="single" w:color="BFBFBF" w:sz="4"/>
+              <w:bottom w:val="single" w:color="BFBFBF" w:sz="4"/>
+              <w:right w:val="single" w:color="BFBFBF" w:sz="4"/>
+            </w:tcBorders>
+            <w:shd w:fill="F7F9FC" w:color="auto" w:val="clear"/>
+            <w:tcMar>
+              <w:top w:type="dxa" w:w="60"/>
+              <w:left w:type="dxa" w:w="100"/>
+              <w:bottom w:type="dxa" w:w="60"/>
+              <w:right w:type="dxa" w:w="100"/>
+            </w:tcMar>
+          </w:tcPr>
+          <w:p>
+            <w:pPr>
+              <w:spacing w:after="20"/>
+            </w:pPr>
+            <w:r>
+              <w:rPr>
+                <w:sz w:val="19"/>
+                <w:szCs w:val="19"/>
+              </w:rPr>
+              <w:t xml:space="preserve">No existen resultados electorales por colonia; inventarlos con prorrateos agregaría error. La relación sección-colonia se calcula por intersección de polígonos.</w:t>
+            </w:r>
+          </w:p>
+        </w:tc>
+      </w:tr>
+      <w:tr>
+        <w:trPr>
+          <w:cantSplit/>
+        </w:trPr>
+        <w:tc>
+          <w:tcPr>
+            <w:tcW w:type="dxa" w:w="800"/>
+            <w:tcBorders>
+              <w:top w:val="single" w:color="BFBFBF" w:sz="4"/>
+              <w:left w:val="single" w:color="BFBFBF" w:sz="4"/>
+              <w:bottom w:val="single" w:color="BFBFBF" w:sz="4"/>
+              <w:right w:val="single" w:color="BFBFBF" w:sz="4"/>
+            </w:tcBorders>
+            <w:tcMar>
+              <w:top w:type="dxa" w:w="60"/>
+              <w:left w:type="dxa" w:w="100"/>
+              <w:bottom w:type="dxa" w:w="60"/>
+              <w:right w:type="dxa" w:w="100"/>
+            </w:tcMar>
+          </w:tcPr>
+          <w:p>
+            <w:pPr>
+              <w:spacing w:after="20"/>
+            </w:pPr>
+            <w:r>
+              <w:rPr>
+                <w:sz w:val="19"/>
+                <w:szCs w:val="19"/>
+              </w:rPr>
+              <w:t xml:space="preserve">ADR-12</w:t>
+            </w:r>
+          </w:p>
+        </w:tc>
+        <w:tc>
+          <w:tcPr>
+            <w:tcW w:type="dxa" w:w="2400"/>
+            <w:tcBorders>
+              <w:top w:val="single" w:color="BFBFBF" w:sz="4"/>
+              <w:left w:val="single" w:color="BFBFBF" w:sz="4"/>
+              <w:bottom w:val="single" w:color="BFBFBF" w:sz="4"/>
+              <w:right w:val="single" w:color="BFBFBF" w:sz="4"/>
+            </w:tcBorders>
+            <w:tcMar>
+              <w:top w:type="dxa" w:w="60"/>
+              <w:left w:type="dxa" w:w="100"/>
+              <w:bottom w:type="dxa" w:w="60"/>
+              <w:right w:type="dxa" w:w="100"/>
+            </w:tcMar>
+          </w:tcPr>
+          <w:p>
+            <w:pPr>
+              <w:spacing w:after="20"/>
+            </w:pPr>
+            <w:r>
+              <w:rPr>
+                <w:sz w:val="19"/>
+                <w:szCs w:val="19"/>
+              </w:rPr>
+              <w:t xml:space="preserve">Autenticación con JWT en el encabezado Authorization (sin estado)</w:t>
+            </w:r>
+          </w:p>
+        </w:tc>
+        <w:tc>
+          <w:tcPr>
+            <w:tcW w:type="dxa" w:w="2300"/>
+            <w:tcBorders>
+              <w:top w:val="single" w:color="BFBFBF" w:sz="4"/>
+              <w:left w:val="single" w:color="BFBFBF" w:sz="4"/>
+              <w:bottom w:val="single" w:color="BFBFBF" w:sz="4"/>
+              <w:right w:val="single" w:color="BFBFBF" w:sz="4"/>
+            </w:tcBorders>
+            <w:tcMar>
+              <w:top w:type="dxa" w:w="60"/>
+              <w:left w:type="dxa" w:w="100"/>
+              <w:bottom w:type="dxa" w:w="60"/>
+              <w:right w:type="dxa" w:w="100"/>
+            </w:tcMar>
+          </w:tcPr>
+          <w:p>
+            <w:pPr>
+              <w:spacing w:after="20"/>
+            </w:pPr>
+            <w:r>
+              <w:rPr>
+                <w:sz w:val="19"/>
+                <w:szCs w:val="19"/>
+              </w:rPr>
+              <w:t xml:space="preserve">Sesiones en servidor con cookie; proveedor externo (Auth0, Firebase)</w:t>
+            </w:r>
+          </w:p>
+        </w:tc>
+        <w:tc>
+          <w:tcPr>
+            <w:tcW w:type="dxa" w:w="3860"/>
+            <w:tcBorders>
+              <w:top w:val="single" w:color="BFBFBF" w:sz="4"/>
+              <w:left w:val="single" w:color="BFBFBF" w:sz="4"/>
+              <w:bottom w:val="single" w:color="BFBFBF" w:sz="4"/>
+              <w:right w:val="single" w:color="BFBFBF" w:sz="4"/>
+            </w:tcBorders>
+            <w:tcMar>
+              <w:top w:type="dxa" w:w="60"/>
+              <w:left w:type="dxa" w:w="100"/>
+              <w:bottom w:type="dxa" w:w="60"/>
+              <w:right w:type="dxa" w:w="100"/>
+            </w:tcMar>
+          </w:tcPr>
+          <w:p>
+            <w:pPr>
+              <w:spacing w:after="20"/>
+            </w:pPr>
+            <w:r>
+              <w:rPr>
+                <w:sz w:val="19"/>
+                <w:szCs w:val="19"/>
+              </w:rPr>
+              <w:t xml:space="preserve">El frontend (Vercel) y la API (Railway o Render) viven en dominios distintos, donde las cookies de sesión se complican. JWT no necesita tabla de sesiones y un proveedor externo agregaría configuración y dependencia el día de la demo.</w:t>
+            </w:r>
+          </w:p>
+        </w:tc>
+      </w:tr>
+      <w:tr>
+        <w:trPr>
+          <w:cantSplit/>
+        </w:trPr>
+        <w:tc>
+          <w:tcPr>
+            <w:tcW w:type="dxa" w:w="800"/>
+            <w:tcBorders>
+              <w:top w:val="single" w:color="BFBFBF" w:sz="4"/>
+              <w:left w:val="single" w:color="BFBFBF" w:sz="4"/>
+              <w:bottom w:val="single" w:color="BFBFBF" w:sz="4"/>
+              <w:right w:val="single" w:color="BFBFBF" w:sz="4"/>
+            </w:tcBorders>
+            <w:shd w:fill="F7F9FC" w:color="auto" w:val="clear"/>
+            <w:tcMar>
+              <w:top w:type="dxa" w:w="60"/>
+              <w:left w:type="dxa" w:w="100"/>
+              <w:bottom w:type="dxa" w:w="60"/>
+              <w:right w:type="dxa" w:w="100"/>
+            </w:tcMar>
+          </w:tcPr>
+          <w:p>
+            <w:pPr>
+              <w:spacing w:after="20"/>
+            </w:pPr>
+            <w:r>
+              <w:rPr>
+                <w:sz w:val="19"/>
+                <w:szCs w:val="19"/>
+              </w:rPr>
               <w:t xml:space="preserve">ADR-09</w:t>
             </w:r>
           </w:p>
@@ -4183,6 +5006,7 @@
               <w:bottom w:val="single" w:color="BFBFBF" w:sz="4"/>
               <w:right w:val="single" w:color="BFBFBF" w:sz="4"/>
             </w:tcBorders>
+            <w:shd w:fill="F7F9FC" w:color="auto" w:val="clear"/>
             <w:tcMar>
               <w:top w:type="dxa" w:w="60"/>
               <w:left w:type="dxa" w:w="100"/>
@@ -4212,6 +5036,7 @@
               <w:bottom w:val="single" w:color="BFBFBF" w:sz="4"/>
               <w:right w:val="single" w:color="BFBFBF" w:sz="4"/>
             </w:tcBorders>
+            <w:shd w:fill="F7F9FC" w:color="auto" w:val="clear"/>
             <w:tcMar>
               <w:top w:type="dxa" w:w="60"/>
               <w:left w:type="dxa" w:w="100"/>
@@ -4241,6 +5066,7 @@
               <w:bottom w:val="single" w:color="BFBFBF" w:sz="4"/>
               <w:right w:val="single" w:color="BFBFBF" w:sz="4"/>
             </w:tcBorders>
+            <w:shd w:fill="F7F9FC" w:color="auto" w:val="clear"/>
             <w:tcMar>
               <w:top w:type="dxa" w:w="60"/>
               <w:left w:type="dxa" w:w="100"/>
@@ -4288,7 +5114,7 @@
       <w:r>
         <w:drawing>
           <wp:inline distT="0" distB="0" distL="0" distR="0">
-            <wp:extent cx="5334000" cy="4095750"/>
+            <wp:extent cx="5715000" cy="3552825"/>
             <wp:effectExtent t="0" r="0" b="0" l="0"/>
             <wp:docPr id="1" name="arq.png" descr="Figura 1. Diagrama de componentes de SIPA-INE" title="Figura 1. Diagrama de componentes de SIPA-INE"/>
             <wp:cNvGraphicFramePr>
@@ -4313,7 +5139,7 @@
                   <pic:spPr bwMode="auto">
                     <a:xfrm>
                       <a:off x="0" y="0"/>
-                      <a:ext cx="5334000" cy="4095750"/>
+                      <a:ext cx="5715000" cy="3552825"/>
                     </a:xfrm>
                     <a:prstGeom prst="rect">
                       <a:avLst/>
@@ -5692,7 +6518,7 @@
                 <w:sz w:val="19"/>
                 <w:szCs w:val="19"/>
               </w:rPr>
-              <w:t xml:space="preserve">INE - Directorio de Módulos de Atención Ciudadana</w:t>
+              <w:t xml:space="preserve">INE - Marco Geográfico Seccional (armado nacional)</w:t>
             </w:r>
           </w:p>
         </w:tc>
@@ -5722,7 +6548,7 @@
                 <w:sz w:val="19"/>
                 <w:szCs w:val="19"/>
               </w:rPr>
-              <w:t xml:space="preserve">Ubicación de MAC</w:t>
+              <w:t xml:space="preserve">Polígonos de todas las secciones del país (shapefile)</w:t>
             </w:r>
           </w:p>
         </w:tc>
@@ -5752,7 +6578,7 @@
                 <w:sz w:val="19"/>
                 <w:szCs w:val="19"/>
               </w:rPr>
-              <w:t xml:space="preserve">Punto</w:t>
+              <w:t xml:space="preserve">Sección</w:t>
             </w:r>
           </w:p>
         </w:tc>
@@ -5782,7 +6608,7 @@
                 <w:sz w:val="19"/>
                 <w:szCs w:val="19"/>
               </w:rPr>
-              <w:t xml:space="preserve">Distancia sección-MAC</w:t>
+              <w:t xml:space="preserve">Mapa nacional</w:t>
             </w:r>
           </w:p>
         </w:tc>
@@ -5816,7 +6642,7 @@
                 <w:sz w:val="19"/>
                 <w:szCs w:val="19"/>
               </w:rPr>
-              <w:t xml:space="preserve">INEGI - Censo 2020, estadísticas a escala geoelectoral</w:t>
+              <w:t xml:space="preserve">INE - Base Geográfica Digital (por entidad)</w:t>
             </w:r>
           </w:p>
         </w:tc>
@@ -5845,7 +6671,7 @@
                 <w:sz w:val="19"/>
                 <w:szCs w:val="19"/>
               </w:rPr>
-              <w:t xml:space="preserve">Población, edad, escolaridad, actividad económica, vivienda</w:t>
+              <w:t xml:space="preserve">Secciones, municipios, localidades y colonias (shapefile)</w:t>
             </w:r>
           </w:p>
         </w:tc>
@@ -5874,7 +6700,7 @@
                 <w:sz w:val="19"/>
                 <w:szCs w:val="19"/>
               </w:rPr>
-              <w:t xml:space="preserve">Sección</w:t>
+              <w:t xml:space="preserve">Sección / colonia</w:t>
             </w:r>
           </w:p>
         </w:tc>
@@ -5903,7 +6729,7 @@
                 <w:sz w:val="19"/>
                 <w:szCs w:val="19"/>
               </w:rPr>
-              <w:t xml:space="preserve">Variables sociodemográficas</w:t>
+              <w:t xml:space="preserve">Cruce sección-colonia</w:t>
             </w:r>
           </w:p>
         </w:tc>
@@ -5938,7 +6764,7 @@
                 <w:sz w:val="19"/>
                 <w:szCs w:val="19"/>
               </w:rPr>
-              <w:t xml:space="preserve">CONAPO - Índice de marginación 2020</w:t>
+              <w:t xml:space="preserve">INE - Directorio de Módulos de Atención Ciudadana</w:t>
             </w:r>
           </w:p>
         </w:tc>
@@ -5968,6 +6794,252 @@
                 <w:sz w:val="19"/>
                 <w:szCs w:val="19"/>
               </w:rPr>
+              <w:t xml:space="preserve">Ubicación de MAC (pendiente de validar)</w:t>
+            </w:r>
+          </w:p>
+        </w:tc>
+        <w:tc>
+          <w:tcPr>
+            <w:tcW w:type="dxa" w:w="1800"/>
+            <w:tcBorders>
+              <w:top w:val="single" w:color="BFBFBF" w:sz="4"/>
+              <w:left w:val="single" w:color="BFBFBF" w:sz="4"/>
+              <w:bottom w:val="single" w:color="BFBFBF" w:sz="4"/>
+              <w:right w:val="single" w:color="BFBFBF" w:sz="4"/>
+            </w:tcBorders>
+            <w:shd w:fill="F7F9FC" w:color="auto" w:val="clear"/>
+            <w:tcMar>
+              <w:top w:type="dxa" w:w="60"/>
+              <w:left w:type="dxa" w:w="100"/>
+              <w:bottom w:type="dxa" w:w="60"/>
+              <w:right w:type="dxa" w:w="100"/>
+            </w:tcMar>
+          </w:tcPr>
+          <w:p>
+            <w:pPr>
+              <w:spacing w:after="20"/>
+            </w:pPr>
+            <w:r>
+              <w:rPr>
+                <w:sz w:val="19"/>
+                <w:szCs w:val="19"/>
+              </w:rPr>
+              <w:t xml:space="preserve">Punto</w:t>
+            </w:r>
+          </w:p>
+        </w:tc>
+        <w:tc>
+          <w:tcPr>
+            <w:tcW w:type="dxa" w:w="2260"/>
+            <w:tcBorders>
+              <w:top w:val="single" w:color="BFBFBF" w:sz="4"/>
+              <w:left w:val="single" w:color="BFBFBF" w:sz="4"/>
+              <w:bottom w:val="single" w:color="BFBFBF" w:sz="4"/>
+              <w:right w:val="single" w:color="BFBFBF" w:sz="4"/>
+            </w:tcBorders>
+            <w:shd w:fill="F7F9FC" w:color="auto" w:val="clear"/>
+            <w:tcMar>
+              <w:top w:type="dxa" w:w="60"/>
+              <w:left w:type="dxa" w:w="100"/>
+              <w:bottom w:type="dxa" w:w="60"/>
+              <w:right w:type="dxa" w:w="100"/>
+            </w:tcMar>
+          </w:tcPr>
+          <w:p>
+            <w:pPr>
+              <w:spacing w:after="20"/>
+            </w:pPr>
+            <w:r>
+              <w:rPr>
+                <w:sz w:val="19"/>
+                <w:szCs w:val="19"/>
+              </w:rPr>
+              <w:t xml:space="preserve">Distancia sección-MAC</w:t>
+            </w:r>
+          </w:p>
+        </w:tc>
+      </w:tr>
+      <w:tr>
+        <w:trPr>
+          <w:cantSplit/>
+        </w:trPr>
+        <w:tc>
+          <w:tcPr>
+            <w:tcW w:type="dxa" w:w="2700"/>
+            <w:tcBorders>
+              <w:top w:val="single" w:color="BFBFBF" w:sz="4"/>
+              <w:left w:val="single" w:color="BFBFBF" w:sz="4"/>
+              <w:bottom w:val="single" w:color="BFBFBF" w:sz="4"/>
+              <w:right w:val="single" w:color="BFBFBF" w:sz="4"/>
+            </w:tcBorders>
+            <w:tcMar>
+              <w:top w:type="dxa" w:w="60"/>
+              <w:left w:type="dxa" w:w="100"/>
+              <w:bottom w:type="dxa" w:w="60"/>
+              <w:right w:type="dxa" w:w="100"/>
+            </w:tcMar>
+          </w:tcPr>
+          <w:p>
+            <w:pPr>
+              <w:spacing w:after="20"/>
+            </w:pPr>
+            <w:r>
+              <w:rPr>
+                <w:sz w:val="19"/>
+                <w:szCs w:val="19"/>
+              </w:rPr>
+              <w:t xml:space="preserve">INEGI - Censo 2020, estadísticas a escala geoelectoral</w:t>
+            </w:r>
+          </w:p>
+        </w:tc>
+        <w:tc>
+          <w:tcPr>
+            <w:tcW w:type="dxa" w:w="2600"/>
+            <w:tcBorders>
+              <w:top w:val="single" w:color="BFBFBF" w:sz="4"/>
+              <w:left w:val="single" w:color="BFBFBF" w:sz="4"/>
+              <w:bottom w:val="single" w:color="BFBFBF" w:sz="4"/>
+              <w:right w:val="single" w:color="BFBFBF" w:sz="4"/>
+            </w:tcBorders>
+            <w:tcMar>
+              <w:top w:type="dxa" w:w="60"/>
+              <w:left w:type="dxa" w:w="100"/>
+              <w:bottom w:type="dxa" w:w="60"/>
+              <w:right w:type="dxa" w:w="100"/>
+            </w:tcMar>
+          </w:tcPr>
+          <w:p>
+            <w:pPr>
+              <w:spacing w:after="20"/>
+            </w:pPr>
+            <w:r>
+              <w:rPr>
+                <w:sz w:val="19"/>
+                <w:szCs w:val="19"/>
+              </w:rPr>
+              <w:t xml:space="preserve">Población, edad, escolaridad, actividad económica, vivienda</w:t>
+            </w:r>
+          </w:p>
+        </w:tc>
+        <w:tc>
+          <w:tcPr>
+            <w:tcW w:type="dxa" w:w="1800"/>
+            <w:tcBorders>
+              <w:top w:val="single" w:color="BFBFBF" w:sz="4"/>
+              <w:left w:val="single" w:color="BFBFBF" w:sz="4"/>
+              <w:bottom w:val="single" w:color="BFBFBF" w:sz="4"/>
+              <w:right w:val="single" w:color="BFBFBF" w:sz="4"/>
+            </w:tcBorders>
+            <w:tcMar>
+              <w:top w:type="dxa" w:w="60"/>
+              <w:left w:type="dxa" w:w="100"/>
+              <w:bottom w:type="dxa" w:w="60"/>
+              <w:right w:type="dxa" w:w="100"/>
+            </w:tcMar>
+          </w:tcPr>
+          <w:p>
+            <w:pPr>
+              <w:spacing w:after="20"/>
+            </w:pPr>
+            <w:r>
+              <w:rPr>
+                <w:sz w:val="19"/>
+                <w:szCs w:val="19"/>
+              </w:rPr>
+              <w:t xml:space="preserve">Sección</w:t>
+            </w:r>
+          </w:p>
+        </w:tc>
+        <w:tc>
+          <w:tcPr>
+            <w:tcW w:type="dxa" w:w="2260"/>
+            <w:tcBorders>
+              <w:top w:val="single" w:color="BFBFBF" w:sz="4"/>
+              <w:left w:val="single" w:color="BFBFBF" w:sz="4"/>
+              <w:bottom w:val="single" w:color="BFBFBF" w:sz="4"/>
+              <w:right w:val="single" w:color="BFBFBF" w:sz="4"/>
+            </w:tcBorders>
+            <w:tcMar>
+              <w:top w:type="dxa" w:w="60"/>
+              <w:left w:type="dxa" w:w="100"/>
+              <w:bottom w:type="dxa" w:w="60"/>
+              <w:right w:type="dxa" w:w="100"/>
+            </w:tcMar>
+          </w:tcPr>
+          <w:p>
+            <w:pPr>
+              <w:spacing w:after="20"/>
+            </w:pPr>
+            <w:r>
+              <w:rPr>
+                <w:sz w:val="19"/>
+                <w:szCs w:val="19"/>
+              </w:rPr>
+              <w:t xml:space="preserve">Variables sociodemográficas</w:t>
+            </w:r>
+          </w:p>
+        </w:tc>
+      </w:tr>
+      <w:tr>
+        <w:trPr>
+          <w:cantSplit/>
+        </w:trPr>
+        <w:tc>
+          <w:tcPr>
+            <w:tcW w:type="dxa" w:w="2700"/>
+            <w:tcBorders>
+              <w:top w:val="single" w:color="BFBFBF" w:sz="4"/>
+              <w:left w:val="single" w:color="BFBFBF" w:sz="4"/>
+              <w:bottom w:val="single" w:color="BFBFBF" w:sz="4"/>
+              <w:right w:val="single" w:color="BFBFBF" w:sz="4"/>
+            </w:tcBorders>
+            <w:shd w:fill="F7F9FC" w:color="auto" w:val="clear"/>
+            <w:tcMar>
+              <w:top w:type="dxa" w:w="60"/>
+              <w:left w:type="dxa" w:w="100"/>
+              <w:bottom w:type="dxa" w:w="60"/>
+              <w:right w:type="dxa" w:w="100"/>
+            </w:tcMar>
+          </w:tcPr>
+          <w:p>
+            <w:pPr>
+              <w:spacing w:after="20"/>
+            </w:pPr>
+            <w:r>
+              <w:rPr>
+                <w:sz w:val="19"/>
+                <w:szCs w:val="19"/>
+              </w:rPr>
+              <w:t xml:space="preserve">CONAPO - Índice de marginación 2020 (vía datos.gob.mx)</w:t>
+            </w:r>
+          </w:p>
+        </w:tc>
+        <w:tc>
+          <w:tcPr>
+            <w:tcW w:type="dxa" w:w="2600"/>
+            <w:tcBorders>
+              <w:top w:val="single" w:color="BFBFBF" w:sz="4"/>
+              <w:left w:val="single" w:color="BFBFBF" w:sz="4"/>
+              <w:bottom w:val="single" w:color="BFBFBF" w:sz="4"/>
+              <w:right w:val="single" w:color="BFBFBF" w:sz="4"/>
+            </w:tcBorders>
+            <w:shd w:fill="F7F9FC" w:color="auto" w:val="clear"/>
+            <w:tcMar>
+              <w:top w:type="dxa" w:w="60"/>
+              <w:left w:type="dxa" w:w="100"/>
+              <w:bottom w:type="dxa" w:w="60"/>
+              <w:right w:type="dxa" w:w="100"/>
+            </w:tcMar>
+          </w:tcPr>
+          <w:p>
+            <w:pPr>
+              <w:spacing w:after="20"/>
+            </w:pPr>
+            <w:r>
+              <w:rPr>
+                <w:sz w:val="19"/>
+                <w:szCs w:val="19"/>
+              </w:rPr>
               <w:t xml:space="preserve">Índice y grado de marginación</w:t>
             </w:r>
           </w:p>
@@ -5998,7 +7070,7 @@
                 <w:sz w:val="19"/>
                 <w:szCs w:val="19"/>
               </w:rPr>
-              <w:t xml:space="preserve">Municipio / AGEB</w:t>
+              <w:t xml:space="preserve">Municipio</w:t>
             </w:r>
           </w:p>
         </w:tc>
@@ -6052,6 +7124,591 @@
       </w:r>
       <w:r>
         <w:t xml:space="preserve">antes de escribir código, confirmar que cada fuente se puede descargar para Sonora y Baja California y que todas comparten la clave de sección. Si alguna no está disponible, registrar en un issue el plan alterno.</w:t>
+      </w:r>
+    </w:p>
+    <w:p>
+      <w:pPr>
+        <w:pStyle w:val="Heading2"/>
+      </w:pPr>
+      <w:r>
+        <w:t xml:space="preserve">6.1.1 Resultados de la validación de datos (16 de octubre)</w:t>
+      </w:r>
+    </w:p>
+    <w:p>
+      <w:pPr>
+        <w:spacing w:after="120" w:line="276"/>
+      </w:pPr>
+      <w:r>
+        <w:t xml:space="preserve">El pipeline de ETL ya procesó las fuentes completas. La abstención calculada coincide con la cifra oficial del INE con una diferencia menor a un punto, lo que confirma que la limpieza y agregación son correctas:</w:t>
+      </w:r>
+    </w:p>
+    <w:tbl>
+      <w:tblPr>
+        <w:tblW w:type="dxa" w:w="9360"/>
+        <w:tblBorders>
+          <w:top w:val="single" w:color="auto" w:sz="4"/>
+          <w:left w:val="single" w:color="auto" w:sz="4"/>
+          <w:bottom w:val="single" w:color="auto" w:sz="4"/>
+          <w:right w:val="single" w:color="auto" w:sz="4"/>
+          <w:insideH w:val="single" w:color="auto" w:sz="4"/>
+          <w:insideV w:val="single" w:color="auto" w:sz="4"/>
+        </w:tblBorders>
+      </w:tblPr>
+      <w:tblGrid>
+        <w:gridCol w:w="2600"/>
+        <w:gridCol w:w="1800"/>
+        <w:gridCol w:w="2480"/>
+        <w:gridCol w:w="2480"/>
+      </w:tblGrid>
+      <w:tr>
+        <w:trPr>
+          <w:tblHeader/>
+        </w:trPr>
+        <w:tc>
+          <w:tcPr>
+            <w:tcW w:type="dxa" w:w="2600"/>
+            <w:tcBorders>
+              <w:top w:val="single" w:color="BFBFBF" w:sz="4"/>
+              <w:left w:val="single" w:color="BFBFBF" w:sz="4"/>
+              <w:bottom w:val="single" w:color="BFBFBF" w:sz="4"/>
+              <w:right w:val="single" w:color="BFBFBF" w:sz="4"/>
+            </w:tcBorders>
+            <w:shd w:fill="1F3864" w:color="auto" w:val="clear"/>
+            <w:tcMar>
+              <w:top w:type="dxa" w:w="60"/>
+              <w:left w:type="dxa" w:w="100"/>
+              <w:bottom w:type="dxa" w:w="60"/>
+              <w:right w:type="dxa" w:w="100"/>
+            </w:tcMar>
+          </w:tcPr>
+          <w:p>
+            <w:pPr>
+              <w:spacing w:after="20"/>
+            </w:pPr>
+            <w:r>
+              <w:rPr>
+                <w:b/>
+                <w:bCs/>
+                <w:color w:val="FFFFFF"/>
+                <w:sz w:val="19"/>
+                <w:szCs w:val="19"/>
+              </w:rPr>
+              <w:t xml:space="preserve">Elección</w:t>
+            </w:r>
+          </w:p>
+        </w:tc>
+        <w:tc>
+          <w:tcPr>
+            <w:tcW w:type="dxa" w:w="1800"/>
+            <w:tcBorders>
+              <w:top w:val="single" w:color="BFBFBF" w:sz="4"/>
+              <w:left w:val="single" w:color="BFBFBF" w:sz="4"/>
+              <w:bottom w:val="single" w:color="BFBFBF" w:sz="4"/>
+              <w:right w:val="single" w:color="BFBFBF" w:sz="4"/>
+            </w:tcBorders>
+            <w:shd w:fill="1F3864" w:color="auto" w:val="clear"/>
+            <w:tcMar>
+              <w:top w:type="dxa" w:w="60"/>
+              <w:left w:type="dxa" w:w="100"/>
+              <w:bottom w:type="dxa" w:w="60"/>
+              <w:right w:type="dxa" w:w="100"/>
+            </w:tcMar>
+          </w:tcPr>
+          <w:p>
+            <w:pPr>
+              <w:spacing w:after="20"/>
+            </w:pPr>
+            <w:r>
+              <w:rPr>
+                <w:b/>
+                <w:bCs/>
+                <w:color w:val="FFFFFF"/>
+                <w:sz w:val="19"/>
+                <w:szCs w:val="19"/>
+              </w:rPr>
+              <w:t xml:space="preserve">Secciones</w:t>
+            </w:r>
+          </w:p>
+        </w:tc>
+        <w:tc>
+          <w:tcPr>
+            <w:tcW w:type="dxa" w:w="2480"/>
+            <w:tcBorders>
+              <w:top w:val="single" w:color="BFBFBF" w:sz="4"/>
+              <w:left w:val="single" w:color="BFBFBF" w:sz="4"/>
+              <w:bottom w:val="single" w:color="BFBFBF" w:sz="4"/>
+              <w:right w:val="single" w:color="BFBFBF" w:sz="4"/>
+            </w:tcBorders>
+            <w:shd w:fill="1F3864" w:color="auto" w:val="clear"/>
+            <w:tcMar>
+              <w:top w:type="dxa" w:w="60"/>
+              <w:left w:type="dxa" w:w="100"/>
+              <w:bottom w:type="dxa" w:w="60"/>
+              <w:right w:type="dxa" w:w="100"/>
+            </w:tcMar>
+          </w:tcPr>
+          <w:p>
+            <w:pPr>
+              <w:spacing w:after="20"/>
+            </w:pPr>
+            <w:r>
+              <w:rPr>
+                <w:b/>
+                <w:bCs/>
+                <w:color w:val="FFFFFF"/>
+                <w:sz w:val="19"/>
+                <w:szCs w:val="19"/>
+              </w:rPr>
+              <w:t xml:space="preserve">Abstención calculada</w:t>
+            </w:r>
+          </w:p>
+        </w:tc>
+        <w:tc>
+          <w:tcPr>
+            <w:tcW w:type="dxa" w:w="2480"/>
+            <w:tcBorders>
+              <w:top w:val="single" w:color="BFBFBF" w:sz="4"/>
+              <w:left w:val="single" w:color="BFBFBF" w:sz="4"/>
+              <w:bottom w:val="single" w:color="BFBFBF" w:sz="4"/>
+              <w:right w:val="single" w:color="BFBFBF" w:sz="4"/>
+            </w:tcBorders>
+            <w:shd w:fill="1F3864" w:color="auto" w:val="clear"/>
+            <w:tcMar>
+              <w:top w:type="dxa" w:w="60"/>
+              <w:left w:type="dxa" w:w="100"/>
+              <w:bottom w:type="dxa" w:w="60"/>
+              <w:right w:type="dxa" w:w="100"/>
+            </w:tcMar>
+          </w:tcPr>
+          <w:p>
+            <w:pPr>
+              <w:spacing w:after="20"/>
+            </w:pPr>
+            <w:r>
+              <w:rPr>
+                <w:b/>
+                <w:bCs/>
+                <w:color w:val="FFFFFF"/>
+                <w:sz w:val="19"/>
+                <w:szCs w:val="19"/>
+              </w:rPr>
+              <w:t xml:space="preserve">Abstención oficial INE</w:t>
+            </w:r>
+          </w:p>
+        </w:tc>
+      </w:tr>
+      <w:tr>
+        <w:trPr>
+          <w:cantSplit/>
+        </w:trPr>
+        <w:tc>
+          <w:tcPr>
+            <w:tcW w:type="dxa" w:w="2600"/>
+            <w:tcBorders>
+              <w:top w:val="single" w:color="BFBFBF" w:sz="4"/>
+              <w:left w:val="single" w:color="BFBFBF" w:sz="4"/>
+              <w:bottom w:val="single" w:color="BFBFBF" w:sz="4"/>
+              <w:right w:val="single" w:color="BFBFBF" w:sz="4"/>
+            </w:tcBorders>
+            <w:tcMar>
+              <w:top w:type="dxa" w:w="60"/>
+              <w:left w:type="dxa" w:w="100"/>
+              <w:bottom w:type="dxa" w:w="60"/>
+              <w:right w:type="dxa" w:w="100"/>
+            </w:tcMar>
+          </w:tcPr>
+          <w:p>
+            <w:pPr>
+              <w:spacing w:after="20"/>
+            </w:pPr>
+            <w:r>
+              <w:rPr>
+                <w:sz w:val="19"/>
+                <w:szCs w:val="19"/>
+              </w:rPr>
+              <w:t xml:space="preserve">2018 (presidencial)</w:t>
+            </w:r>
+          </w:p>
+        </w:tc>
+        <w:tc>
+          <w:tcPr>
+            <w:tcW w:type="dxa" w:w="1800"/>
+            <w:tcBorders>
+              <w:top w:val="single" w:color="BFBFBF" w:sz="4"/>
+              <w:left w:val="single" w:color="BFBFBF" w:sz="4"/>
+              <w:bottom w:val="single" w:color="BFBFBF" w:sz="4"/>
+              <w:right w:val="single" w:color="BFBFBF" w:sz="4"/>
+            </w:tcBorders>
+            <w:tcMar>
+              <w:top w:type="dxa" w:w="60"/>
+              <w:left w:type="dxa" w:w="100"/>
+              <w:bottom w:type="dxa" w:w="60"/>
+              <w:right w:type="dxa" w:w="100"/>
+            </w:tcMar>
+          </w:tcPr>
+          <w:p>
+            <w:pPr>
+              <w:spacing w:after="20"/>
+            </w:pPr>
+            <w:r>
+              <w:rPr>
+                <w:sz w:val="19"/>
+                <w:szCs w:val="19"/>
+              </w:rPr>
+              <w:t xml:space="preserve">67,614</w:t>
+            </w:r>
+          </w:p>
+        </w:tc>
+        <w:tc>
+          <w:tcPr>
+            <w:tcW w:type="dxa" w:w="2480"/>
+            <w:tcBorders>
+              <w:top w:val="single" w:color="BFBFBF" w:sz="4"/>
+              <w:left w:val="single" w:color="BFBFBF" w:sz="4"/>
+              <w:bottom w:val="single" w:color="BFBFBF" w:sz="4"/>
+              <w:right w:val="single" w:color="BFBFBF" w:sz="4"/>
+            </w:tcBorders>
+            <w:tcMar>
+              <w:top w:type="dxa" w:w="60"/>
+              <w:left w:type="dxa" w:w="100"/>
+              <w:bottom w:type="dxa" w:w="60"/>
+              <w:right w:type="dxa" w:w="100"/>
+            </w:tcMar>
+          </w:tcPr>
+          <w:p>
+            <w:pPr>
+              <w:spacing w:after="20"/>
+            </w:pPr>
+            <w:r>
+              <w:rPr>
+                <w:sz w:val="19"/>
+                <w:szCs w:val="19"/>
+              </w:rPr>
+              <w:t xml:space="preserve">37.3%</w:t>
+            </w:r>
+          </w:p>
+        </w:tc>
+        <w:tc>
+          <w:tcPr>
+            <w:tcW w:type="dxa" w:w="2480"/>
+            <w:tcBorders>
+              <w:top w:val="single" w:color="BFBFBF" w:sz="4"/>
+              <w:left w:val="single" w:color="BFBFBF" w:sz="4"/>
+              <w:bottom w:val="single" w:color="BFBFBF" w:sz="4"/>
+              <w:right w:val="single" w:color="BFBFBF" w:sz="4"/>
+            </w:tcBorders>
+            <w:tcMar>
+              <w:top w:type="dxa" w:w="60"/>
+              <w:left w:type="dxa" w:w="100"/>
+              <w:bottom w:type="dxa" w:w="60"/>
+              <w:right w:type="dxa" w:w="100"/>
+            </w:tcMar>
+          </w:tcPr>
+          <w:p>
+            <w:pPr>
+              <w:spacing w:after="20"/>
+            </w:pPr>
+            <w:r>
+              <w:rPr>
+                <w:sz w:val="19"/>
+                <w:szCs w:val="19"/>
+              </w:rPr>
+              <w:t xml:space="preserve">36.8%</w:t>
+            </w:r>
+          </w:p>
+        </w:tc>
+      </w:tr>
+      <w:tr>
+        <w:trPr>
+          <w:cantSplit/>
+        </w:trPr>
+        <w:tc>
+          <w:tcPr>
+            <w:tcW w:type="dxa" w:w="2600"/>
+            <w:tcBorders>
+              <w:top w:val="single" w:color="BFBFBF" w:sz="4"/>
+              <w:left w:val="single" w:color="BFBFBF" w:sz="4"/>
+              <w:bottom w:val="single" w:color="BFBFBF" w:sz="4"/>
+              <w:right w:val="single" w:color="BFBFBF" w:sz="4"/>
+            </w:tcBorders>
+            <w:shd w:fill="F7F9FC" w:color="auto" w:val="clear"/>
+            <w:tcMar>
+              <w:top w:type="dxa" w:w="60"/>
+              <w:left w:type="dxa" w:w="100"/>
+              <w:bottom w:type="dxa" w:w="60"/>
+              <w:right w:type="dxa" w:w="100"/>
+            </w:tcMar>
+          </w:tcPr>
+          <w:p>
+            <w:pPr>
+              <w:spacing w:after="20"/>
+            </w:pPr>
+            <w:r>
+              <w:rPr>
+                <w:sz w:val="19"/>
+                <w:szCs w:val="19"/>
+              </w:rPr>
+              <w:t xml:space="preserve">2021 (intermedia)</w:t>
+            </w:r>
+          </w:p>
+        </w:tc>
+        <w:tc>
+          <w:tcPr>
+            <w:tcW w:type="dxa" w:w="1800"/>
+            <w:tcBorders>
+              <w:top w:val="single" w:color="BFBFBF" w:sz="4"/>
+              <w:left w:val="single" w:color="BFBFBF" w:sz="4"/>
+              <w:bottom w:val="single" w:color="BFBFBF" w:sz="4"/>
+              <w:right w:val="single" w:color="BFBFBF" w:sz="4"/>
+            </w:tcBorders>
+            <w:shd w:fill="F7F9FC" w:color="auto" w:val="clear"/>
+            <w:tcMar>
+              <w:top w:type="dxa" w:w="60"/>
+              <w:left w:type="dxa" w:w="100"/>
+              <w:bottom w:type="dxa" w:w="60"/>
+              <w:right w:type="dxa" w:w="100"/>
+            </w:tcMar>
+          </w:tcPr>
+          <w:p>
+            <w:pPr>
+              <w:spacing w:after="20"/>
+            </w:pPr>
+            <w:r>
+              <w:rPr>
+                <w:sz w:val="19"/>
+                <w:szCs w:val="19"/>
+              </w:rPr>
+              <w:t xml:space="preserve">68,410</w:t>
+            </w:r>
+          </w:p>
+        </w:tc>
+        <w:tc>
+          <w:tcPr>
+            <w:tcW w:type="dxa" w:w="2480"/>
+            <w:tcBorders>
+              <w:top w:val="single" w:color="BFBFBF" w:sz="4"/>
+              <w:left w:val="single" w:color="BFBFBF" w:sz="4"/>
+              <w:bottom w:val="single" w:color="BFBFBF" w:sz="4"/>
+              <w:right w:val="single" w:color="BFBFBF" w:sz="4"/>
+            </w:tcBorders>
+            <w:shd w:fill="F7F9FC" w:color="auto" w:val="clear"/>
+            <w:tcMar>
+              <w:top w:type="dxa" w:w="60"/>
+              <w:left w:type="dxa" w:w="100"/>
+              <w:bottom w:type="dxa" w:w="60"/>
+              <w:right w:type="dxa" w:w="100"/>
+            </w:tcMar>
+          </w:tcPr>
+          <w:p>
+            <w:pPr>
+              <w:spacing w:after="20"/>
+            </w:pPr>
+            <w:r>
+              <w:rPr>
+                <w:sz w:val="19"/>
+                <w:szCs w:val="19"/>
+              </w:rPr>
+              <w:t xml:space="preserve">47.8%</w:t>
+            </w:r>
+          </w:p>
+        </w:tc>
+        <w:tc>
+          <w:tcPr>
+            <w:tcW w:type="dxa" w:w="2480"/>
+            <w:tcBorders>
+              <w:top w:val="single" w:color="BFBFBF" w:sz="4"/>
+              <w:left w:val="single" w:color="BFBFBF" w:sz="4"/>
+              <w:bottom w:val="single" w:color="BFBFBF" w:sz="4"/>
+              <w:right w:val="single" w:color="BFBFBF" w:sz="4"/>
+            </w:tcBorders>
+            <w:shd w:fill="F7F9FC" w:color="auto" w:val="clear"/>
+            <w:tcMar>
+              <w:top w:type="dxa" w:w="60"/>
+              <w:left w:type="dxa" w:w="100"/>
+              <w:bottom w:type="dxa" w:w="60"/>
+              <w:right w:type="dxa" w:w="100"/>
+            </w:tcMar>
+          </w:tcPr>
+          <w:p>
+            <w:pPr>
+              <w:spacing w:after="20"/>
+            </w:pPr>
+            <w:r>
+              <w:rPr>
+                <w:sz w:val="19"/>
+                <w:szCs w:val="19"/>
+              </w:rPr>
+              <w:t xml:space="preserve">47.3%</w:t>
+            </w:r>
+          </w:p>
+        </w:tc>
+      </w:tr>
+      <w:tr>
+        <w:trPr>
+          <w:cantSplit/>
+        </w:trPr>
+        <w:tc>
+          <w:tcPr>
+            <w:tcW w:type="dxa" w:w="2600"/>
+            <w:tcBorders>
+              <w:top w:val="single" w:color="BFBFBF" w:sz="4"/>
+              <w:left w:val="single" w:color="BFBFBF" w:sz="4"/>
+              <w:bottom w:val="single" w:color="BFBFBF" w:sz="4"/>
+              <w:right w:val="single" w:color="BFBFBF" w:sz="4"/>
+            </w:tcBorders>
+            <w:tcMar>
+              <w:top w:type="dxa" w:w="60"/>
+              <w:left w:type="dxa" w:w="100"/>
+              <w:bottom w:type="dxa" w:w="60"/>
+              <w:right w:type="dxa" w:w="100"/>
+            </w:tcMar>
+          </w:tcPr>
+          <w:p>
+            <w:pPr>
+              <w:spacing w:after="20"/>
+            </w:pPr>
+            <w:r>
+              <w:rPr>
+                <w:sz w:val="19"/>
+                <w:szCs w:val="19"/>
+              </w:rPr>
+              <w:t xml:space="preserve">2024 (presidencial)</w:t>
+            </w:r>
+          </w:p>
+        </w:tc>
+        <w:tc>
+          <w:tcPr>
+            <w:tcW w:type="dxa" w:w="1800"/>
+            <w:tcBorders>
+              <w:top w:val="single" w:color="BFBFBF" w:sz="4"/>
+              <w:left w:val="single" w:color="BFBFBF" w:sz="4"/>
+              <w:bottom w:val="single" w:color="BFBFBF" w:sz="4"/>
+              <w:right w:val="single" w:color="BFBFBF" w:sz="4"/>
+            </w:tcBorders>
+            <w:tcMar>
+              <w:top w:type="dxa" w:w="60"/>
+              <w:left w:type="dxa" w:w="100"/>
+              <w:bottom w:type="dxa" w:w="60"/>
+              <w:right w:type="dxa" w:w="100"/>
+            </w:tcMar>
+          </w:tcPr>
+          <w:p>
+            <w:pPr>
+              <w:spacing w:after="20"/>
+            </w:pPr>
+            <w:r>
+              <w:rPr>
+                <w:sz w:val="19"/>
+                <w:szCs w:val="19"/>
+              </w:rPr>
+              <w:t xml:space="preserve">70,503</w:t>
+            </w:r>
+          </w:p>
+        </w:tc>
+        <w:tc>
+          <w:tcPr>
+            <w:tcW w:type="dxa" w:w="2480"/>
+            <w:tcBorders>
+              <w:top w:val="single" w:color="BFBFBF" w:sz="4"/>
+              <w:left w:val="single" w:color="BFBFBF" w:sz="4"/>
+              <w:bottom w:val="single" w:color="BFBFBF" w:sz="4"/>
+              <w:right w:val="single" w:color="BFBFBF" w:sz="4"/>
+            </w:tcBorders>
+            <w:tcMar>
+              <w:top w:type="dxa" w:w="60"/>
+              <w:left w:type="dxa" w:w="100"/>
+              <w:bottom w:type="dxa" w:w="60"/>
+              <w:right w:type="dxa" w:w="100"/>
+            </w:tcMar>
+          </w:tcPr>
+          <w:p>
+            <w:pPr>
+              <w:spacing w:after="20"/>
+            </w:pPr>
+            <w:r>
+              <w:rPr>
+                <w:sz w:val="19"/>
+                <w:szCs w:val="19"/>
+              </w:rPr>
+              <w:t xml:space="preserve">40.1%</w:t>
+            </w:r>
+          </w:p>
+        </w:tc>
+        <w:tc>
+          <w:tcPr>
+            <w:tcW w:type="dxa" w:w="2480"/>
+            <w:tcBorders>
+              <w:top w:val="single" w:color="BFBFBF" w:sz="4"/>
+              <w:left w:val="single" w:color="BFBFBF" w:sz="4"/>
+              <w:bottom w:val="single" w:color="BFBFBF" w:sz="4"/>
+              <w:right w:val="single" w:color="BFBFBF" w:sz="4"/>
+            </w:tcBorders>
+            <w:tcMar>
+              <w:top w:type="dxa" w:w="60"/>
+              <w:left w:type="dxa" w:w="100"/>
+              <w:bottom w:type="dxa" w:w="60"/>
+              <w:right w:type="dxa" w:w="100"/>
+            </w:tcMar>
+          </w:tcPr>
+          <w:p>
+            <w:pPr>
+              <w:spacing w:after="20"/>
+            </w:pPr>
+            <w:r>
+              <w:rPr>
+                <w:sz w:val="19"/>
+                <w:szCs w:val="19"/>
+              </w:rPr>
+              <w:t xml:space="preserve">39.5%</w:t>
+            </w:r>
+          </w:p>
+        </w:tc>
+      </w:tr>
+    </w:tbl>
+    <w:p>
+      <w:pPr>
+        <w:pStyle w:val="ListParagraph"/>
+        <w:numPr>
+          <w:ilvl w:val="0"/>
+          <w:numId w:val="2"/>
+        </w:numPr>
+        <w:spacing w:after="60" w:line="264"/>
+      </w:pPr>
+      <w:r>
+        <w:rPr>
+          <w:b/>
+          <w:bCs/>
+        </w:rPr>
+        <w:t xml:space="preserve">66,392 secciones</w:t>
+      </w:r>
+      <w:r>
+        <w:t xml:space="preserve"> tienen las tres elecciones y datos del censo: es la base de entrenamiento. Las demás son secciones nuevas o modificadas por reseccionamiento.</w:t>
+      </w:r>
+    </w:p>
+    <w:p>
+      <w:pPr>
+        <w:pStyle w:val="ListParagraph"/>
+        <w:numPr>
+          <w:ilvl w:val="0"/>
+          <w:numId w:val="2"/>
+        </w:numPr>
+        <w:spacing w:after="60" w:line="264"/>
+      </w:pPr>
+      <w:r>
+        <w:t xml:space="preserve">Las claves de municipio del INE y del INEGI son distintas (Hermosillo: 49 en INE, 030 en INEGI); se usa la tabla de equivalencias del ECEG. Solo 8 secciones quedan sin equivalencia (municipios creados después del Censo 2020).</w:t>
+      </w:r>
+    </w:p>
+    <w:p>
+      <w:pPr>
+        <w:pStyle w:val="ListParagraph"/>
+        <w:numPr>
+          <w:ilvl w:val="0"/>
+          <w:numId w:val="2"/>
+        </w:numPr>
+        <w:spacing w:after="60" w:line="264"/>
+      </w:pPr>
+      <w:r>
+        <w:t xml:space="preserve">La cifra oficial se toma de la línea de resumen de cada base de cómputos del INE (participación ciudadana: 63.21%, 52.66% y 60.55%).</w:t>
       </w:r>
     </w:p>
     <w:p>
@@ -7206,7 +8863,7 @@
                 <w:sz w:val="19"/>
                 <w:szCs w:val="19"/>
               </w:rPr>
-              <w:t xml:space="preserve">pct_18_29</w:t>
+              <w:t xml:space="preserve">pct_18_24</w:t>
             </w:r>
           </w:p>
         </w:tc>
@@ -7236,7 +8893,7 @@
                 <w:sz w:val="19"/>
                 <w:szCs w:val="19"/>
               </w:rPr>
-              <w:t xml:space="preserve">Porcentaje de población de 18 a 29 años</w:t>
+              <w:t xml:space="preserve">Porcentaje de población de 18 a 24 años sobre mayores de 18</w:t>
             </w:r>
           </w:p>
         </w:tc>
@@ -7330,7 +8987,7 @@
                 <w:sz w:val="19"/>
                 <w:szCs w:val="19"/>
               </w:rPr>
-              <w:t xml:space="preserve">edad_prom</w:t>
+              <w:t xml:space="preserve">pct_60ymas</w:t>
             </w:r>
           </w:p>
         </w:tc>
@@ -7359,7 +9016,7 @@
                 <w:sz w:val="19"/>
                 <w:szCs w:val="19"/>
               </w:rPr>
-              <w:t xml:space="preserve">Edad promedio</w:t>
+              <w:t xml:space="preserve">Porcentaje de población de 60 años y más</w:t>
             </w:r>
           </w:p>
         </w:tc>
@@ -7452,7 +9109,7 @@
                 <w:sz w:val="19"/>
                 <w:szCs w:val="19"/>
               </w:rPr>
-              <w:t xml:space="preserve">escolaridad_prom</w:t>
+              <w:t xml:space="preserve">pct_posbasica</w:t>
             </w:r>
           </w:p>
         </w:tc>
@@ -7482,7 +9139,7 @@
                 <w:sz w:val="19"/>
                 <w:szCs w:val="19"/>
               </w:rPr>
-              <w:t xml:space="preserve">Grado promedio de escolaridad</w:t>
+              <w:t xml:space="preserve">Población de 18 años y más con educación posbásica</w:t>
             </w:r>
           </w:p>
         </w:tc>
@@ -7576,7 +9233,7 @@
                 <w:sz w:val="19"/>
                 <w:szCs w:val="19"/>
               </w:rPr>
-              <w:t xml:space="preserve">tasa_act_econ</w:t>
+              <w:t xml:space="preserve">pct_migrante_reciente</w:t>
             </w:r>
           </w:p>
         </w:tc>
@@ -7605,7 +9262,7 @@
                 <w:sz w:val="19"/>
                 <w:szCs w:val="19"/>
               </w:rPr>
-              <w:t xml:space="preserve">Tasa de participación económica</w:t>
+              <w:t xml:space="preserve">Residía en otra entidad en 2015 (movilidad)</w:t>
             </w:r>
           </w:p>
         </w:tc>
@@ -7698,7 +9355,7 @@
                 <w:sz w:val="19"/>
                 <w:szCs w:val="19"/>
               </w:rPr>
-              <w:t xml:space="preserve">pct_viv_internet</w:t>
+              <w:t xml:space="preserve">pct_desocupada</w:t>
             </w:r>
           </w:p>
         </w:tc>
@@ -7728,7 +9385,7 @@
                 <w:sz w:val="19"/>
                 <w:szCs w:val="19"/>
               </w:rPr>
-              <w:t xml:space="preserve">Porcentaje de viviendas con internet</w:t>
+              <w:t xml:space="preserve">Población desocupada sobre la económicamente activa</w:t>
             </w:r>
           </w:p>
         </w:tc>
@@ -7788,7 +9445,7 @@
                 <w:sz w:val="19"/>
                 <w:szCs w:val="19"/>
               </w:rPr>
-              <w:t xml:space="preserve">No (modula la campaña digital)</w:t>
+              <w:t xml:space="preserve">No</w:t>
             </w:r>
           </w:p>
         </w:tc>
@@ -7822,7 +9479,7 @@
                 <w:sz w:val="19"/>
                 <w:szCs w:val="19"/>
               </w:rPr>
-              <w:t xml:space="preserve">ind_marginacion</w:t>
+              <w:t xml:space="preserve">escolaridad_prom</w:t>
             </w:r>
           </w:p>
         </w:tc>
@@ -7851,7 +9508,7 @@
                 <w:sz w:val="19"/>
                 <w:szCs w:val="19"/>
               </w:rPr>
-              <w:t xml:space="preserve">Índice de marginación</w:t>
+              <w:t xml:space="preserve">Grado promedio de escolaridad</w:t>
             </w:r>
           </w:p>
         </w:tc>
@@ -7880,7 +9537,7 @@
                 <w:sz w:val="19"/>
                 <w:szCs w:val="19"/>
               </w:rPr>
-              <w:t xml:space="preserve">CONAPO</w:t>
+              <w:t xml:space="preserve">INEGI</w:t>
             </w:r>
           </w:p>
         </w:tc>
@@ -7944,7 +9601,7 @@
                 <w:sz w:val="19"/>
                 <w:szCs w:val="19"/>
               </w:rPr>
-              <w:t xml:space="preserve">electores_por_casilla</w:t>
+              <w:t xml:space="preserve">tasa_act_econ</w:t>
             </w:r>
           </w:p>
         </w:tc>
@@ -7974,7 +9631,7 @@
                 <w:sz w:val="19"/>
                 <w:szCs w:val="19"/>
               </w:rPr>
-              <w:t xml:space="preserve">Lista nominal / número de casillas</w:t>
+              <w:t xml:space="preserve">Tasa de participación económica</w:t>
             </w:r>
           </w:p>
         </w:tc>
@@ -8004,7 +9661,7 @@
                 <w:sz w:val="19"/>
                 <w:szCs w:val="19"/>
               </w:rPr>
-              <w:t xml:space="preserve">INE</w:t>
+              <w:t xml:space="preserve">INEGI</w:t>
             </w:r>
           </w:p>
         </w:tc>
@@ -8034,7 +9691,7 @@
                 <w:sz w:val="19"/>
                 <w:szCs w:val="19"/>
               </w:rPr>
-              <w:t xml:space="preserve">Sí</w:t>
+              <w:t xml:space="preserve">No</w:t>
             </w:r>
           </w:p>
         </w:tc>
@@ -8068,6 +9725,374 @@
                 <w:sz w:val="19"/>
                 <w:szCs w:val="19"/>
               </w:rPr>
+              <w:t xml:space="preserve">pct_viv_internet</w:t>
+            </w:r>
+          </w:p>
+        </w:tc>
+        <w:tc>
+          <w:tcPr>
+            <w:tcW w:type="dxa" w:w="4560"/>
+            <w:tcBorders>
+              <w:top w:val="single" w:color="BFBFBF" w:sz="4"/>
+              <w:left w:val="single" w:color="BFBFBF" w:sz="4"/>
+              <w:bottom w:val="single" w:color="BFBFBF" w:sz="4"/>
+              <w:right w:val="single" w:color="BFBFBF" w:sz="4"/>
+            </w:tcBorders>
+            <w:tcMar>
+              <w:top w:type="dxa" w:w="60"/>
+              <w:left w:type="dxa" w:w="100"/>
+              <w:bottom w:type="dxa" w:w="60"/>
+              <w:right w:type="dxa" w:w="100"/>
+            </w:tcMar>
+          </w:tcPr>
+          <w:p>
+            <w:pPr>
+              <w:spacing w:after="20"/>
+            </w:pPr>
+            <w:r>
+              <w:rPr>
+                <w:sz w:val="19"/>
+                <w:szCs w:val="19"/>
+              </w:rPr>
+              <w:t xml:space="preserve">Porcentaje de viviendas con internet</w:t>
+            </w:r>
+          </w:p>
+        </w:tc>
+        <w:tc>
+          <w:tcPr>
+            <w:tcW w:type="dxa" w:w="1100"/>
+            <w:tcBorders>
+              <w:top w:val="single" w:color="BFBFBF" w:sz="4"/>
+              <w:left w:val="single" w:color="BFBFBF" w:sz="4"/>
+              <w:bottom w:val="single" w:color="BFBFBF" w:sz="4"/>
+              <w:right w:val="single" w:color="BFBFBF" w:sz="4"/>
+            </w:tcBorders>
+            <w:tcMar>
+              <w:top w:type="dxa" w:w="60"/>
+              <w:left w:type="dxa" w:w="100"/>
+              <w:bottom w:type="dxa" w:w="60"/>
+              <w:right w:type="dxa" w:w="100"/>
+            </w:tcMar>
+          </w:tcPr>
+          <w:p>
+            <w:pPr>
+              <w:spacing w:after="20"/>
+            </w:pPr>
+            <w:r>
+              <w:rPr>
+                <w:sz w:val="19"/>
+                <w:szCs w:val="19"/>
+              </w:rPr>
+              <w:t xml:space="preserve">INEGI</w:t>
+            </w:r>
+          </w:p>
+        </w:tc>
+        <w:tc>
+          <w:tcPr>
+            <w:tcW w:type="dxa" w:w="1600"/>
+            <w:tcBorders>
+              <w:top w:val="single" w:color="BFBFBF" w:sz="4"/>
+              <w:left w:val="single" w:color="BFBFBF" w:sz="4"/>
+              <w:bottom w:val="single" w:color="BFBFBF" w:sz="4"/>
+              <w:right w:val="single" w:color="BFBFBF" w:sz="4"/>
+            </w:tcBorders>
+            <w:tcMar>
+              <w:top w:type="dxa" w:w="60"/>
+              <w:left w:type="dxa" w:w="100"/>
+              <w:bottom w:type="dxa" w:w="60"/>
+              <w:right w:type="dxa" w:w="100"/>
+            </w:tcMar>
+          </w:tcPr>
+          <w:p>
+            <w:pPr>
+              <w:spacing w:after="20"/>
+            </w:pPr>
+            <w:r>
+              <w:rPr>
+                <w:sz w:val="19"/>
+                <w:szCs w:val="19"/>
+              </w:rPr>
+              <w:t xml:space="preserve">No (modula la campaña digital)</w:t>
+            </w:r>
+          </w:p>
+        </w:tc>
+      </w:tr>
+      <w:tr>
+        <w:trPr>
+          <w:cantSplit/>
+        </w:trPr>
+        <w:tc>
+          <w:tcPr>
+            <w:tcW w:type="dxa" w:w="2100"/>
+            <w:tcBorders>
+              <w:top w:val="single" w:color="BFBFBF" w:sz="4"/>
+              <w:left w:val="single" w:color="BFBFBF" w:sz="4"/>
+              <w:bottom w:val="single" w:color="BFBFBF" w:sz="4"/>
+              <w:right w:val="single" w:color="BFBFBF" w:sz="4"/>
+            </w:tcBorders>
+            <w:shd w:fill="F7F9FC" w:color="auto" w:val="clear"/>
+            <w:tcMar>
+              <w:top w:type="dxa" w:w="60"/>
+              <w:left w:type="dxa" w:w="100"/>
+              <w:bottom w:type="dxa" w:w="60"/>
+              <w:right w:type="dxa" w:w="100"/>
+            </w:tcMar>
+          </w:tcPr>
+          <w:p>
+            <w:pPr>
+              <w:spacing w:after="20"/>
+            </w:pPr>
+            <w:r>
+              <w:rPr>
+                <w:sz w:val="19"/>
+                <w:szCs w:val="19"/>
+              </w:rPr>
+              <w:t xml:space="preserve">ind_marginacion</w:t>
+            </w:r>
+          </w:p>
+        </w:tc>
+        <w:tc>
+          <w:tcPr>
+            <w:tcW w:type="dxa" w:w="4560"/>
+            <w:tcBorders>
+              <w:top w:val="single" w:color="BFBFBF" w:sz="4"/>
+              <w:left w:val="single" w:color="BFBFBF" w:sz="4"/>
+              <w:bottom w:val="single" w:color="BFBFBF" w:sz="4"/>
+              <w:right w:val="single" w:color="BFBFBF" w:sz="4"/>
+            </w:tcBorders>
+            <w:shd w:fill="F7F9FC" w:color="auto" w:val="clear"/>
+            <w:tcMar>
+              <w:top w:type="dxa" w:w="60"/>
+              <w:left w:type="dxa" w:w="100"/>
+              <w:bottom w:type="dxa" w:w="60"/>
+              <w:right w:type="dxa" w:w="100"/>
+            </w:tcMar>
+          </w:tcPr>
+          <w:p>
+            <w:pPr>
+              <w:spacing w:after="20"/>
+            </w:pPr>
+            <w:r>
+              <w:rPr>
+                <w:sz w:val="19"/>
+                <w:szCs w:val="19"/>
+              </w:rPr>
+              <w:t xml:space="preserve">Índice de marginación</w:t>
+            </w:r>
+          </w:p>
+        </w:tc>
+        <w:tc>
+          <w:tcPr>
+            <w:tcW w:type="dxa" w:w="1100"/>
+            <w:tcBorders>
+              <w:top w:val="single" w:color="BFBFBF" w:sz="4"/>
+              <w:left w:val="single" w:color="BFBFBF" w:sz="4"/>
+              <w:bottom w:val="single" w:color="BFBFBF" w:sz="4"/>
+              <w:right w:val="single" w:color="BFBFBF" w:sz="4"/>
+            </w:tcBorders>
+            <w:shd w:fill="F7F9FC" w:color="auto" w:val="clear"/>
+            <w:tcMar>
+              <w:top w:type="dxa" w:w="60"/>
+              <w:left w:type="dxa" w:w="100"/>
+              <w:bottom w:type="dxa" w:w="60"/>
+              <w:right w:type="dxa" w:w="100"/>
+            </w:tcMar>
+          </w:tcPr>
+          <w:p>
+            <w:pPr>
+              <w:spacing w:after="20"/>
+            </w:pPr>
+            <w:r>
+              <w:rPr>
+                <w:sz w:val="19"/>
+                <w:szCs w:val="19"/>
+              </w:rPr>
+              <w:t xml:space="preserve">CONAPO</w:t>
+            </w:r>
+          </w:p>
+        </w:tc>
+        <w:tc>
+          <w:tcPr>
+            <w:tcW w:type="dxa" w:w="1600"/>
+            <w:tcBorders>
+              <w:top w:val="single" w:color="BFBFBF" w:sz="4"/>
+              <w:left w:val="single" w:color="BFBFBF" w:sz="4"/>
+              <w:bottom w:val="single" w:color="BFBFBF" w:sz="4"/>
+              <w:right w:val="single" w:color="BFBFBF" w:sz="4"/>
+            </w:tcBorders>
+            <w:shd w:fill="F7F9FC" w:color="auto" w:val="clear"/>
+            <w:tcMar>
+              <w:top w:type="dxa" w:w="60"/>
+              <w:left w:type="dxa" w:w="100"/>
+              <w:bottom w:type="dxa" w:w="60"/>
+              <w:right w:type="dxa" w:w="100"/>
+            </w:tcMar>
+          </w:tcPr>
+          <w:p>
+            <w:pPr>
+              <w:spacing w:after="20"/>
+            </w:pPr>
+            <w:r>
+              <w:rPr>
+                <w:sz w:val="19"/>
+                <w:szCs w:val="19"/>
+              </w:rPr>
+              <w:t xml:space="preserve">No</w:t>
+            </w:r>
+          </w:p>
+        </w:tc>
+      </w:tr>
+      <w:tr>
+        <w:trPr>
+          <w:cantSplit/>
+        </w:trPr>
+        <w:tc>
+          <w:tcPr>
+            <w:tcW w:type="dxa" w:w="2100"/>
+            <w:tcBorders>
+              <w:top w:val="single" w:color="BFBFBF" w:sz="4"/>
+              <w:left w:val="single" w:color="BFBFBF" w:sz="4"/>
+              <w:bottom w:val="single" w:color="BFBFBF" w:sz="4"/>
+              <w:right w:val="single" w:color="BFBFBF" w:sz="4"/>
+            </w:tcBorders>
+            <w:tcMar>
+              <w:top w:type="dxa" w:w="60"/>
+              <w:left w:type="dxa" w:w="100"/>
+              <w:bottom w:type="dxa" w:w="60"/>
+              <w:right w:type="dxa" w:w="100"/>
+            </w:tcMar>
+          </w:tcPr>
+          <w:p>
+            <w:pPr>
+              <w:spacing w:after="20"/>
+            </w:pPr>
+            <w:r>
+              <w:rPr>
+                <w:sz w:val="19"/>
+                <w:szCs w:val="19"/>
+              </w:rPr>
+              <w:t xml:space="preserve">electores_por_casilla</w:t>
+            </w:r>
+          </w:p>
+        </w:tc>
+        <w:tc>
+          <w:tcPr>
+            <w:tcW w:type="dxa" w:w="4560"/>
+            <w:tcBorders>
+              <w:top w:val="single" w:color="BFBFBF" w:sz="4"/>
+              <w:left w:val="single" w:color="BFBFBF" w:sz="4"/>
+              <w:bottom w:val="single" w:color="BFBFBF" w:sz="4"/>
+              <w:right w:val="single" w:color="BFBFBF" w:sz="4"/>
+            </w:tcBorders>
+            <w:tcMar>
+              <w:top w:type="dxa" w:w="60"/>
+              <w:left w:type="dxa" w:w="100"/>
+              <w:bottom w:type="dxa" w:w="60"/>
+              <w:right w:type="dxa" w:w="100"/>
+            </w:tcMar>
+          </w:tcPr>
+          <w:p>
+            <w:pPr>
+              <w:spacing w:after="20"/>
+            </w:pPr>
+            <w:r>
+              <w:rPr>
+                <w:sz w:val="19"/>
+                <w:szCs w:val="19"/>
+              </w:rPr>
+              <w:t xml:space="preserve">Lista nominal / número de casillas</w:t>
+            </w:r>
+          </w:p>
+        </w:tc>
+        <w:tc>
+          <w:tcPr>
+            <w:tcW w:type="dxa" w:w="1100"/>
+            <w:tcBorders>
+              <w:top w:val="single" w:color="BFBFBF" w:sz="4"/>
+              <w:left w:val="single" w:color="BFBFBF" w:sz="4"/>
+              <w:bottom w:val="single" w:color="BFBFBF" w:sz="4"/>
+              <w:right w:val="single" w:color="BFBFBF" w:sz="4"/>
+            </w:tcBorders>
+            <w:tcMar>
+              <w:top w:type="dxa" w:w="60"/>
+              <w:left w:type="dxa" w:w="100"/>
+              <w:bottom w:type="dxa" w:w="60"/>
+              <w:right w:type="dxa" w:w="100"/>
+            </w:tcMar>
+          </w:tcPr>
+          <w:p>
+            <w:pPr>
+              <w:spacing w:after="20"/>
+            </w:pPr>
+            <w:r>
+              <w:rPr>
+                <w:sz w:val="19"/>
+                <w:szCs w:val="19"/>
+              </w:rPr>
+              <w:t xml:space="preserve">INE</w:t>
+            </w:r>
+          </w:p>
+        </w:tc>
+        <w:tc>
+          <w:tcPr>
+            <w:tcW w:type="dxa" w:w="1600"/>
+            <w:tcBorders>
+              <w:top w:val="single" w:color="BFBFBF" w:sz="4"/>
+              <w:left w:val="single" w:color="BFBFBF" w:sz="4"/>
+              <w:bottom w:val="single" w:color="BFBFBF" w:sz="4"/>
+              <w:right w:val="single" w:color="BFBFBF" w:sz="4"/>
+            </w:tcBorders>
+            <w:tcMar>
+              <w:top w:type="dxa" w:w="60"/>
+              <w:left w:type="dxa" w:w="100"/>
+              <w:bottom w:type="dxa" w:w="60"/>
+              <w:right w:type="dxa" w:w="100"/>
+            </w:tcMar>
+          </w:tcPr>
+          <w:p>
+            <w:pPr>
+              <w:spacing w:after="20"/>
+            </w:pPr>
+            <w:r>
+              <w:rPr>
+                <w:sz w:val="19"/>
+                <w:szCs w:val="19"/>
+              </w:rPr>
+              <w:t xml:space="preserve">Sí</w:t>
+            </w:r>
+          </w:p>
+        </w:tc>
+      </w:tr>
+      <w:tr>
+        <w:trPr>
+          <w:cantSplit/>
+        </w:trPr>
+        <w:tc>
+          <w:tcPr>
+            <w:tcW w:type="dxa" w:w="2100"/>
+            <w:tcBorders>
+              <w:top w:val="single" w:color="BFBFBF" w:sz="4"/>
+              <w:left w:val="single" w:color="BFBFBF" w:sz="4"/>
+              <w:bottom w:val="single" w:color="BFBFBF" w:sz="4"/>
+              <w:right w:val="single" w:color="BFBFBF" w:sz="4"/>
+            </w:tcBorders>
+            <w:shd w:fill="F7F9FC" w:color="auto" w:val="clear"/>
+            <w:tcMar>
+              <w:top w:type="dxa" w:w="60"/>
+              <w:left w:type="dxa" w:w="100"/>
+              <w:bottom w:type="dxa" w:w="60"/>
+              <w:right w:type="dxa" w:w="100"/>
+            </w:tcMar>
+          </w:tcPr>
+          <w:p>
+            <w:pPr>
+              <w:spacing w:after="20"/>
+            </w:pPr>
+            <w:r>
+              <w:rPr>
+                <w:sz w:val="19"/>
+                <w:szCs w:val="19"/>
+              </w:rPr>
               <w:t xml:space="preserve">dist_mac_km</w:t>
             </w:r>
           </w:p>
@@ -8081,23 +10106,24 @@
               <w:bottom w:val="single" w:color="BFBFBF" w:sz="4"/>
               <w:right w:val="single" w:color="BFBFBF" w:sz="4"/>
             </w:tcBorders>
-            <w:tcMar>
-              <w:top w:type="dxa" w:w="60"/>
-              <w:left w:type="dxa" w:w="100"/>
-              <w:bottom w:type="dxa" w:w="60"/>
-              <w:right w:type="dxa" w:w="100"/>
-            </w:tcMar>
-          </w:tcPr>
-          <w:p>
-            <w:pPr>
-              <w:spacing w:after="20"/>
-            </w:pPr>
-            <w:r>
-              <w:rPr>
-                <w:sz w:val="19"/>
-                <w:szCs w:val="19"/>
-              </w:rPr>
-              <w:t xml:space="preserve">Distancia del centroide de la sección al MAC más cercano (Haversine)</w:t>
+            <w:shd w:fill="F7F9FC" w:color="auto" w:val="clear"/>
+            <w:tcMar>
+              <w:top w:type="dxa" w:w="60"/>
+              <w:left w:type="dxa" w:w="100"/>
+              <w:bottom w:type="dxa" w:w="60"/>
+              <w:right w:type="dxa" w:w="100"/>
+            </w:tcMar>
+          </w:tcPr>
+          <w:p>
+            <w:pPr>
+              <w:spacing w:after="20"/>
+            </w:pPr>
+            <w:r>
+              <w:rPr>
+                <w:sz w:val="19"/>
+                <w:szCs w:val="19"/>
+              </w:rPr>
+              <w:t xml:space="preserve">Distancia del centroide de la sección al MAC más cercano (Haversine). Opcional: depende de conseguir el directorio de MAC</w:t>
             </w:r>
           </w:p>
         </w:tc>
@@ -8110,6 +10136,7 @@
               <w:bottom w:val="single" w:color="BFBFBF" w:sz="4"/>
               <w:right w:val="single" w:color="BFBFBF" w:sz="4"/>
             </w:tcBorders>
+            <w:shd w:fill="F7F9FC" w:color="auto" w:val="clear"/>
             <w:tcMar>
               <w:top w:type="dxa" w:w="60"/>
               <w:left w:type="dxa" w:w="100"/>
@@ -8139,6 +10166,7 @@
               <w:bottom w:val="single" w:color="BFBFBF" w:sz="4"/>
               <w:right w:val="single" w:color="BFBFBF" w:sz="4"/>
             </w:tcBorders>
+            <w:shd w:fill="F7F9FC" w:color="auto" w:val="clear"/>
             <w:tcMar>
               <w:top w:type="dxa" w:w="60"/>
               <w:left w:type="dxa" w:w="100"/>
@@ -10060,7 +12088,7 @@
                 <w:sz w:val="19"/>
                 <w:szCs w:val="19"/>
               </w:rPr>
-              <w:t xml:space="preserve">GET</w:t>
+              <w:t xml:space="preserve">POST</w:t>
             </w:r>
           </w:p>
         </w:tc>
@@ -10089,7 +12117,7 @@
                 <w:sz w:val="19"/>
                 <w:szCs w:val="19"/>
               </w:rPr>
-              <w:t xml:space="preserve">/health</w:t>
+              <w:t xml:space="preserve">/auth/login</w:t>
             </w:r>
           </w:p>
         </w:tc>
@@ -10118,7 +12146,7 @@
                 <w:sz w:val="19"/>
                 <w:szCs w:val="19"/>
               </w:rPr>
-              <w:t xml:space="preserve">Estado del API, de MySQL y del ml-service</w:t>
+              <w:t xml:space="preserve">Inicia sesión; regresa token JWT y datos del usuario (pública)</w:t>
             </w:r>
           </w:p>
         </w:tc>
@@ -10183,7 +12211,7 @@
                 <w:sz w:val="19"/>
                 <w:szCs w:val="19"/>
               </w:rPr>
-              <w:t xml:space="preserve">/entidades</w:t>
+              <w:t xml:space="preserve">/auth/me</w:t>
             </w:r>
           </w:p>
         </w:tc>
@@ -10213,7 +12241,7 @@
                 <w:sz w:val="19"/>
                 <w:szCs w:val="19"/>
               </w:rPr>
-              <w:t xml:space="preserve">Entidades disponibles en el alcance</w:t>
+              <w:t xml:space="preserve">Usuario de la sesión actual</w:t>
             </w:r>
           </w:p>
         </w:tc>
@@ -10247,7 +12275,7 @@
                 <w:sz w:val="19"/>
                 <w:szCs w:val="19"/>
               </w:rPr>
-              <w:t xml:space="preserve">GET</w:t>
+              <w:t xml:space="preserve">GET/POST</w:t>
             </w:r>
           </w:p>
         </w:tc>
@@ -10276,7 +12304,7 @@
                 <w:sz w:val="19"/>
                 <w:szCs w:val="19"/>
               </w:rPr>
-              <w:t xml:space="preserve">/entidades/:clave/municipios</w:t>
+              <w:t xml:space="preserve">/usuarios</w:t>
             </w:r>
           </w:p>
         </w:tc>
@@ -10305,7 +12333,7 @@
                 <w:sz w:val="19"/>
                 <w:szCs w:val="19"/>
               </w:rPr>
-              <w:t xml:space="preserve">Municipios de una entidad</w:t>
+              <w:t xml:space="preserve">Listar y crear usuarios (solo ADMIN)</w:t>
             </w:r>
           </w:p>
         </w:tc>
@@ -10370,7 +12398,7 @@
                 <w:sz w:val="19"/>
                 <w:szCs w:val="19"/>
               </w:rPr>
-              <w:t xml:space="preserve">/geo/:entidad</w:t>
+              <w:t xml:space="preserve">/health</w:t>
             </w:r>
           </w:p>
         </w:tc>
@@ -10400,7 +12428,7 @@
                 <w:sz w:val="19"/>
                 <w:szCs w:val="19"/>
               </w:rPr>
-              <w:t xml:space="preserve">Cartografía TopoJSON (Cache-Control 7 días)</w:t>
+              <w:t xml:space="preserve">Estado del API, de MySQL y del ml-service (pública)</w:t>
             </w:r>
           </w:p>
         </w:tc>
@@ -10463,7 +12491,7 @@
                 <w:sz w:val="19"/>
                 <w:szCs w:val="19"/>
               </w:rPr>
-              <w:t xml:space="preserve">/riesgo?entidad=&amp;escenario=&amp;municipio=&amp;nivel=</w:t>
+              <w:t xml:space="preserve">/entidades</w:t>
             </w:r>
           </w:p>
         </w:tc>
@@ -10492,7 +12520,7 @@
                 <w:sz w:val="19"/>
                 <w:szCs w:val="19"/>
               </w:rPr>
-              <w:t xml:space="preserve">Predicción y nivel por sección para pintar el mapa</w:t>
+              <w:t xml:space="preserve">Entidades disponibles en el alcance</w:t>
             </w:r>
           </w:p>
         </w:tc>
@@ -10557,7 +12585,7 @@
                 <w:sz w:val="19"/>
                 <w:szCs w:val="19"/>
               </w:rPr>
-              <w:t xml:space="preserve">/secciones/:id</w:t>
+              <w:t xml:space="preserve">/entidades/:clave/municipios</w:t>
             </w:r>
           </w:p>
         </w:tc>
@@ -10587,7 +12615,7 @@
                 <w:sz w:val="19"/>
                 <w:szCs w:val="19"/>
               </w:rPr>
-              <w:t xml:space="preserve">Ficha: histórico, indicadores, predicción e intervalo</w:t>
+              <w:t xml:space="preserve">Municipios de una entidad</w:t>
             </w:r>
           </w:p>
         </w:tc>
@@ -10650,7 +12678,7 @@
                 <w:sz w:val="19"/>
                 <w:szCs w:val="19"/>
               </w:rPr>
-              <w:t xml:space="preserve">/secciones/:id/explicacion?escenario=</w:t>
+              <w:t xml:space="preserve">/geo/nacional</w:t>
             </w:r>
           </w:p>
         </w:tc>
@@ -10679,7 +12707,7 @@
                 <w:sz w:val="19"/>
                 <w:szCs w:val="19"/>
               </w:rPr>
-              <w:t xml:space="preserve">Top 5 factores SHAP</w:t>
+              <w:t xml:space="preserve">Contornos de entidades y municipios (TopoJSON ligero)</w:t>
             </w:r>
           </w:p>
         </w:tc>
@@ -10714,7 +12742,7 @@
                 <w:sz w:val="19"/>
                 <w:szCs w:val="19"/>
               </w:rPr>
-              <w:t xml:space="preserve">POST</w:t>
+              <w:t xml:space="preserve">GET</w:t>
             </w:r>
           </w:p>
         </w:tc>
@@ -10744,7 +12772,7 @@
                 <w:sz w:val="19"/>
                 <w:szCs w:val="19"/>
               </w:rPr>
-              <w:t xml:space="preserve">/simulaciones</w:t>
+              <w:t xml:space="preserve">/geo/:entidad/:municipio</w:t>
             </w:r>
           </w:p>
         </w:tc>
@@ -10774,7 +12802,7 @@
                 <w:sz w:val="19"/>
                 <w:szCs w:val="19"/>
               </w:rPr>
-              <w:t xml:space="preserve">Crea y ejecuta un escenario B (o devuelve el guardado si el hash existe)</w:t>
+              <w:t xml:space="preserve">Polígonos de secciones de un municipio (TopoJSON, Cache-Control 7 días)</w:t>
             </w:r>
           </w:p>
         </w:tc>
@@ -10837,7 +12865,7 @@
                 <w:sz w:val="19"/>
                 <w:szCs w:val="19"/>
               </w:rPr>
-              <w:t xml:space="preserve">/escenarios</w:t>
+              <w:t xml:space="preserve">/riesgo/municipios?entidad=&amp;escenario=</w:t>
             </w:r>
           </w:p>
         </w:tc>
@@ -10866,7 +12894,7 @@
                 <w:sz w:val="19"/>
                 <w:szCs w:val="19"/>
               </w:rPr>
-              <w:t xml:space="preserve">Lista de escenarios guardados</w:t>
+              <w:t xml:space="preserve">Riesgo agregado por municipio para las vistas nacional y estatal</w:t>
             </w:r>
           </w:p>
         </w:tc>
@@ -10931,7 +12959,7 @@
                 <w:sz w:val="19"/>
                 <w:szCs w:val="19"/>
               </w:rPr>
-              <w:t xml:space="preserve">/escenarios/:id/resumen</w:t>
+              <w:t xml:space="preserve">/riesgo?entidad=&amp;escenario=&amp;municipio=&amp;nivel=</w:t>
             </w:r>
           </w:p>
         </w:tc>
@@ -10961,7 +12989,7 @@
                 <w:sz w:val="19"/>
                 <w:szCs w:val="19"/>
               </w:rPr>
-              <w:t xml:space="preserve">Conteo por nivel, abstención promedio y votos recuperables</w:t>
+              <w:t xml:space="preserve">Predicción y nivel por sección para pintar el mapa</w:t>
             </w:r>
           </w:p>
         </w:tc>
@@ -11024,7 +13052,7 @@
                 <w:sz w:val="19"/>
                 <w:szCs w:val="19"/>
               </w:rPr>
-              <w:t xml:space="preserve">/escenarios/:id/comparar?base=inercial</w:t>
+              <w:t xml:space="preserve">/secciones/:entidad/:seccion</w:t>
             </w:r>
           </w:p>
         </w:tc>
@@ -11053,7 +13081,7 @@
                 <w:sz w:val="19"/>
                 <w:szCs w:val="19"/>
               </w:rPr>
-              <w:t xml:space="preserve">Diferencias por sección contra el escenario base</w:t>
+              <w:t xml:space="preserve">Ficha: histórico, indicadores, predicción e intervalo</w:t>
             </w:r>
           </w:p>
         </w:tc>
@@ -11118,7 +13146,7 @@
                 <w:sz w:val="19"/>
                 <w:szCs w:val="19"/>
               </w:rPr>
-              <w:t xml:space="preserve">/priorizacion?escenario=&amp;top=50</w:t>
+              <w:t xml:space="preserve">/secciones/:entidad/:seccion/explicacion?escenario=</w:t>
             </w:r>
           </w:p>
         </w:tc>
@@ -11148,7 +13176,7 @@
                 <w:sz w:val="19"/>
                 <w:szCs w:val="19"/>
               </w:rPr>
-              <w:t xml:space="preserve">Ranking por votos recuperables</w:t>
+              <w:t xml:space="preserve">Top 5 factores SHAP</w:t>
             </w:r>
           </w:p>
         </w:tc>
@@ -11211,7 +13239,7 @@
                 <w:sz w:val="19"/>
                 <w:szCs w:val="19"/>
               </w:rPr>
-              <w:t xml:space="preserve">/modelo</w:t>
+              <w:t xml:space="preserve">/secciones/:entidad/:seccion/colonias</w:t>
             </w:r>
           </w:p>
         </w:tc>
@@ -11240,7 +13268,7 @@
                 <w:sz w:val="19"/>
                 <w:szCs w:val="19"/>
               </w:rPr>
-              <w:t xml:space="preserve">Versión activa, métricas, baseline e importancia de variables</w:t>
+              <w:t xml:space="preserve">Colonias que cubre la sección y porcentaje de área</w:t>
             </w:r>
           </w:p>
         </w:tc>
@@ -11305,6 +13333,660 @@
                 <w:sz w:val="19"/>
                 <w:szCs w:val="19"/>
               </w:rPr>
+              <w:t xml:space="preserve">/buscar?q=</w:t>
+            </w:r>
+          </w:p>
+        </w:tc>
+        <w:tc>
+          <w:tcPr>
+            <w:tcW w:type="dxa" w:w="4660"/>
+            <w:tcBorders>
+              <w:top w:val="single" w:color="BFBFBF" w:sz="4"/>
+              <w:left w:val="single" w:color="BFBFBF" w:sz="4"/>
+              <w:bottom w:val="single" w:color="BFBFBF" w:sz="4"/>
+              <w:right w:val="single" w:color="BFBFBF" w:sz="4"/>
+            </w:tcBorders>
+            <w:shd w:fill="F7F9FC" w:color="auto" w:val="clear"/>
+            <w:tcMar>
+              <w:top w:type="dxa" w:w="60"/>
+              <w:left w:type="dxa" w:w="100"/>
+              <w:bottom w:type="dxa" w:w="60"/>
+              <w:right w:type="dxa" w:w="100"/>
+            </w:tcMar>
+          </w:tcPr>
+          <w:p>
+            <w:pPr>
+              <w:spacing w:after="20"/>
+            </w:pPr>
+            <w:r>
+              <w:rPr>
+                <w:sz w:val="19"/>
+                <w:szCs w:val="19"/>
+              </w:rPr>
+              <w:t xml:space="preserve">Buscar por nombre de colonia, municipio o número de sección</w:t>
+            </w:r>
+          </w:p>
+        </w:tc>
+      </w:tr>
+      <w:tr>
+        <w:trPr>
+          <w:cantSplit/>
+        </w:trPr>
+        <w:tc>
+          <w:tcPr>
+            <w:tcW w:type="dxa" w:w="900"/>
+            <w:tcBorders>
+              <w:top w:val="single" w:color="BFBFBF" w:sz="4"/>
+              <w:left w:val="single" w:color="BFBFBF" w:sz="4"/>
+              <w:bottom w:val="single" w:color="BFBFBF" w:sz="4"/>
+              <w:right w:val="single" w:color="BFBFBF" w:sz="4"/>
+            </w:tcBorders>
+            <w:tcMar>
+              <w:top w:type="dxa" w:w="60"/>
+              <w:left w:type="dxa" w:w="100"/>
+              <w:bottom w:type="dxa" w:w="60"/>
+              <w:right w:type="dxa" w:w="100"/>
+            </w:tcMar>
+          </w:tcPr>
+          <w:p>
+            <w:pPr>
+              <w:spacing w:after="20"/>
+            </w:pPr>
+            <w:r>
+              <w:rPr>
+                <w:sz w:val="19"/>
+                <w:szCs w:val="19"/>
+              </w:rPr>
+              <w:t xml:space="preserve">POST</w:t>
+            </w:r>
+          </w:p>
+        </w:tc>
+        <w:tc>
+          <w:tcPr>
+            <w:tcW w:type="dxa" w:w="3800"/>
+            <w:tcBorders>
+              <w:top w:val="single" w:color="BFBFBF" w:sz="4"/>
+              <w:left w:val="single" w:color="BFBFBF" w:sz="4"/>
+              <w:bottom w:val="single" w:color="BFBFBF" w:sz="4"/>
+              <w:right w:val="single" w:color="BFBFBF" w:sz="4"/>
+            </w:tcBorders>
+            <w:tcMar>
+              <w:top w:type="dxa" w:w="60"/>
+              <w:left w:type="dxa" w:w="100"/>
+              <w:bottom w:type="dxa" w:w="60"/>
+              <w:right w:type="dxa" w:w="100"/>
+            </w:tcMar>
+          </w:tcPr>
+          <w:p>
+            <w:pPr>
+              <w:spacing w:after="20"/>
+            </w:pPr>
+            <w:r>
+              <w:rPr>
+                <w:sz w:val="19"/>
+                <w:szCs w:val="19"/>
+              </w:rPr>
+              <w:t xml:space="preserve">/simulaciones</w:t>
+            </w:r>
+          </w:p>
+        </w:tc>
+        <w:tc>
+          <w:tcPr>
+            <w:tcW w:type="dxa" w:w="4660"/>
+            <w:tcBorders>
+              <w:top w:val="single" w:color="BFBFBF" w:sz="4"/>
+              <w:left w:val="single" w:color="BFBFBF" w:sz="4"/>
+              <w:bottom w:val="single" w:color="BFBFBF" w:sz="4"/>
+              <w:right w:val="single" w:color="BFBFBF" w:sz="4"/>
+            </w:tcBorders>
+            <w:tcMar>
+              <w:top w:type="dxa" w:w="60"/>
+              <w:left w:type="dxa" w:w="100"/>
+              <w:bottom w:type="dxa" w:w="60"/>
+              <w:right w:type="dxa" w:w="100"/>
+            </w:tcMar>
+          </w:tcPr>
+          <w:p>
+            <w:pPr>
+              <w:spacing w:after="20"/>
+            </w:pPr>
+            <w:r>
+              <w:rPr>
+                <w:sz w:val="19"/>
+                <w:szCs w:val="19"/>
+              </w:rPr>
+              <w:t xml:space="preserve">Crea y ejecuta un escenario B (o devuelve el guardado si el hash existe)</w:t>
+            </w:r>
+          </w:p>
+        </w:tc>
+      </w:tr>
+      <w:tr>
+        <w:trPr>
+          <w:cantSplit/>
+        </w:trPr>
+        <w:tc>
+          <w:tcPr>
+            <w:tcW w:type="dxa" w:w="900"/>
+            <w:tcBorders>
+              <w:top w:val="single" w:color="BFBFBF" w:sz="4"/>
+              <w:left w:val="single" w:color="BFBFBF" w:sz="4"/>
+              <w:bottom w:val="single" w:color="BFBFBF" w:sz="4"/>
+              <w:right w:val="single" w:color="BFBFBF" w:sz="4"/>
+            </w:tcBorders>
+            <w:shd w:fill="F7F9FC" w:color="auto" w:val="clear"/>
+            <w:tcMar>
+              <w:top w:type="dxa" w:w="60"/>
+              <w:left w:type="dxa" w:w="100"/>
+              <w:bottom w:type="dxa" w:w="60"/>
+              <w:right w:type="dxa" w:w="100"/>
+            </w:tcMar>
+          </w:tcPr>
+          <w:p>
+            <w:pPr>
+              <w:spacing w:after="20"/>
+            </w:pPr>
+            <w:r>
+              <w:rPr>
+                <w:sz w:val="19"/>
+                <w:szCs w:val="19"/>
+              </w:rPr>
+              <w:t xml:space="preserve">GET</w:t>
+            </w:r>
+          </w:p>
+        </w:tc>
+        <w:tc>
+          <w:tcPr>
+            <w:tcW w:type="dxa" w:w="3800"/>
+            <w:tcBorders>
+              <w:top w:val="single" w:color="BFBFBF" w:sz="4"/>
+              <w:left w:val="single" w:color="BFBFBF" w:sz="4"/>
+              <w:bottom w:val="single" w:color="BFBFBF" w:sz="4"/>
+              <w:right w:val="single" w:color="BFBFBF" w:sz="4"/>
+            </w:tcBorders>
+            <w:shd w:fill="F7F9FC" w:color="auto" w:val="clear"/>
+            <w:tcMar>
+              <w:top w:type="dxa" w:w="60"/>
+              <w:left w:type="dxa" w:w="100"/>
+              <w:bottom w:type="dxa" w:w="60"/>
+              <w:right w:type="dxa" w:w="100"/>
+            </w:tcMar>
+          </w:tcPr>
+          <w:p>
+            <w:pPr>
+              <w:spacing w:after="20"/>
+            </w:pPr>
+            <w:r>
+              <w:rPr>
+                <w:sz w:val="19"/>
+                <w:szCs w:val="19"/>
+              </w:rPr>
+              <w:t xml:space="preserve">/escenarios</w:t>
+            </w:r>
+          </w:p>
+        </w:tc>
+        <w:tc>
+          <w:tcPr>
+            <w:tcW w:type="dxa" w:w="4660"/>
+            <w:tcBorders>
+              <w:top w:val="single" w:color="BFBFBF" w:sz="4"/>
+              <w:left w:val="single" w:color="BFBFBF" w:sz="4"/>
+              <w:bottom w:val="single" w:color="BFBFBF" w:sz="4"/>
+              <w:right w:val="single" w:color="BFBFBF" w:sz="4"/>
+            </w:tcBorders>
+            <w:shd w:fill="F7F9FC" w:color="auto" w:val="clear"/>
+            <w:tcMar>
+              <w:top w:type="dxa" w:w="60"/>
+              <w:left w:type="dxa" w:w="100"/>
+              <w:bottom w:type="dxa" w:w="60"/>
+              <w:right w:type="dxa" w:w="100"/>
+            </w:tcMar>
+          </w:tcPr>
+          <w:p>
+            <w:pPr>
+              <w:spacing w:after="20"/>
+            </w:pPr>
+            <w:r>
+              <w:rPr>
+                <w:sz w:val="19"/>
+                <w:szCs w:val="19"/>
+              </w:rPr>
+              <w:t xml:space="preserve">Lista de escenarios guardados</w:t>
+            </w:r>
+          </w:p>
+        </w:tc>
+      </w:tr>
+      <w:tr>
+        <w:trPr>
+          <w:cantSplit/>
+        </w:trPr>
+        <w:tc>
+          <w:tcPr>
+            <w:tcW w:type="dxa" w:w="900"/>
+            <w:tcBorders>
+              <w:top w:val="single" w:color="BFBFBF" w:sz="4"/>
+              <w:left w:val="single" w:color="BFBFBF" w:sz="4"/>
+              <w:bottom w:val="single" w:color="BFBFBF" w:sz="4"/>
+              <w:right w:val="single" w:color="BFBFBF" w:sz="4"/>
+            </w:tcBorders>
+            <w:tcMar>
+              <w:top w:type="dxa" w:w="60"/>
+              <w:left w:type="dxa" w:w="100"/>
+              <w:bottom w:type="dxa" w:w="60"/>
+              <w:right w:type="dxa" w:w="100"/>
+            </w:tcMar>
+          </w:tcPr>
+          <w:p>
+            <w:pPr>
+              <w:spacing w:after="20"/>
+            </w:pPr>
+            <w:r>
+              <w:rPr>
+                <w:sz w:val="19"/>
+                <w:szCs w:val="19"/>
+              </w:rPr>
+              <w:t xml:space="preserve">GET</w:t>
+            </w:r>
+          </w:p>
+        </w:tc>
+        <w:tc>
+          <w:tcPr>
+            <w:tcW w:type="dxa" w:w="3800"/>
+            <w:tcBorders>
+              <w:top w:val="single" w:color="BFBFBF" w:sz="4"/>
+              <w:left w:val="single" w:color="BFBFBF" w:sz="4"/>
+              <w:bottom w:val="single" w:color="BFBFBF" w:sz="4"/>
+              <w:right w:val="single" w:color="BFBFBF" w:sz="4"/>
+            </w:tcBorders>
+            <w:tcMar>
+              <w:top w:type="dxa" w:w="60"/>
+              <w:left w:type="dxa" w:w="100"/>
+              <w:bottom w:type="dxa" w:w="60"/>
+              <w:right w:type="dxa" w:w="100"/>
+            </w:tcMar>
+          </w:tcPr>
+          <w:p>
+            <w:pPr>
+              <w:spacing w:after="20"/>
+            </w:pPr>
+            <w:r>
+              <w:rPr>
+                <w:sz w:val="19"/>
+                <w:szCs w:val="19"/>
+              </w:rPr>
+              <w:t xml:space="preserve">/escenarios/:id/resumen</w:t>
+            </w:r>
+          </w:p>
+        </w:tc>
+        <w:tc>
+          <w:tcPr>
+            <w:tcW w:type="dxa" w:w="4660"/>
+            <w:tcBorders>
+              <w:top w:val="single" w:color="BFBFBF" w:sz="4"/>
+              <w:left w:val="single" w:color="BFBFBF" w:sz="4"/>
+              <w:bottom w:val="single" w:color="BFBFBF" w:sz="4"/>
+              <w:right w:val="single" w:color="BFBFBF" w:sz="4"/>
+            </w:tcBorders>
+            <w:tcMar>
+              <w:top w:type="dxa" w:w="60"/>
+              <w:left w:type="dxa" w:w="100"/>
+              <w:bottom w:type="dxa" w:w="60"/>
+              <w:right w:type="dxa" w:w="100"/>
+            </w:tcMar>
+          </w:tcPr>
+          <w:p>
+            <w:pPr>
+              <w:spacing w:after="20"/>
+            </w:pPr>
+            <w:r>
+              <w:rPr>
+                <w:sz w:val="19"/>
+                <w:szCs w:val="19"/>
+              </w:rPr>
+              <w:t xml:space="preserve">Conteo por nivel, abstención promedio y votos recuperables</w:t>
+            </w:r>
+          </w:p>
+        </w:tc>
+      </w:tr>
+      <w:tr>
+        <w:trPr>
+          <w:cantSplit/>
+        </w:trPr>
+        <w:tc>
+          <w:tcPr>
+            <w:tcW w:type="dxa" w:w="900"/>
+            <w:tcBorders>
+              <w:top w:val="single" w:color="BFBFBF" w:sz="4"/>
+              <w:left w:val="single" w:color="BFBFBF" w:sz="4"/>
+              <w:bottom w:val="single" w:color="BFBFBF" w:sz="4"/>
+              <w:right w:val="single" w:color="BFBFBF" w:sz="4"/>
+            </w:tcBorders>
+            <w:shd w:fill="F7F9FC" w:color="auto" w:val="clear"/>
+            <w:tcMar>
+              <w:top w:type="dxa" w:w="60"/>
+              <w:left w:type="dxa" w:w="100"/>
+              <w:bottom w:type="dxa" w:w="60"/>
+              <w:right w:type="dxa" w:w="100"/>
+            </w:tcMar>
+          </w:tcPr>
+          <w:p>
+            <w:pPr>
+              <w:spacing w:after="20"/>
+            </w:pPr>
+            <w:r>
+              <w:rPr>
+                <w:sz w:val="19"/>
+                <w:szCs w:val="19"/>
+              </w:rPr>
+              <w:t xml:space="preserve">GET</w:t>
+            </w:r>
+          </w:p>
+        </w:tc>
+        <w:tc>
+          <w:tcPr>
+            <w:tcW w:type="dxa" w:w="3800"/>
+            <w:tcBorders>
+              <w:top w:val="single" w:color="BFBFBF" w:sz="4"/>
+              <w:left w:val="single" w:color="BFBFBF" w:sz="4"/>
+              <w:bottom w:val="single" w:color="BFBFBF" w:sz="4"/>
+              <w:right w:val="single" w:color="BFBFBF" w:sz="4"/>
+            </w:tcBorders>
+            <w:shd w:fill="F7F9FC" w:color="auto" w:val="clear"/>
+            <w:tcMar>
+              <w:top w:type="dxa" w:w="60"/>
+              <w:left w:type="dxa" w:w="100"/>
+              <w:bottom w:type="dxa" w:w="60"/>
+              <w:right w:type="dxa" w:w="100"/>
+            </w:tcMar>
+          </w:tcPr>
+          <w:p>
+            <w:pPr>
+              <w:spacing w:after="20"/>
+            </w:pPr>
+            <w:r>
+              <w:rPr>
+                <w:sz w:val="19"/>
+                <w:szCs w:val="19"/>
+              </w:rPr>
+              <w:t xml:space="preserve">/escenarios/:id/comparar?base=inercial</w:t>
+            </w:r>
+          </w:p>
+        </w:tc>
+        <w:tc>
+          <w:tcPr>
+            <w:tcW w:type="dxa" w:w="4660"/>
+            <w:tcBorders>
+              <w:top w:val="single" w:color="BFBFBF" w:sz="4"/>
+              <w:left w:val="single" w:color="BFBFBF" w:sz="4"/>
+              <w:bottom w:val="single" w:color="BFBFBF" w:sz="4"/>
+              <w:right w:val="single" w:color="BFBFBF" w:sz="4"/>
+            </w:tcBorders>
+            <w:shd w:fill="F7F9FC" w:color="auto" w:val="clear"/>
+            <w:tcMar>
+              <w:top w:type="dxa" w:w="60"/>
+              <w:left w:type="dxa" w:w="100"/>
+              <w:bottom w:type="dxa" w:w="60"/>
+              <w:right w:type="dxa" w:w="100"/>
+            </w:tcMar>
+          </w:tcPr>
+          <w:p>
+            <w:pPr>
+              <w:spacing w:after="20"/>
+            </w:pPr>
+            <w:r>
+              <w:rPr>
+                <w:sz w:val="19"/>
+                <w:szCs w:val="19"/>
+              </w:rPr>
+              <w:t xml:space="preserve">Diferencias por sección contra el escenario base</w:t>
+            </w:r>
+          </w:p>
+        </w:tc>
+      </w:tr>
+      <w:tr>
+        <w:trPr>
+          <w:cantSplit/>
+        </w:trPr>
+        <w:tc>
+          <w:tcPr>
+            <w:tcW w:type="dxa" w:w="900"/>
+            <w:tcBorders>
+              <w:top w:val="single" w:color="BFBFBF" w:sz="4"/>
+              <w:left w:val="single" w:color="BFBFBF" w:sz="4"/>
+              <w:bottom w:val="single" w:color="BFBFBF" w:sz="4"/>
+              <w:right w:val="single" w:color="BFBFBF" w:sz="4"/>
+            </w:tcBorders>
+            <w:tcMar>
+              <w:top w:type="dxa" w:w="60"/>
+              <w:left w:type="dxa" w:w="100"/>
+              <w:bottom w:type="dxa" w:w="60"/>
+              <w:right w:type="dxa" w:w="100"/>
+            </w:tcMar>
+          </w:tcPr>
+          <w:p>
+            <w:pPr>
+              <w:spacing w:after="20"/>
+            </w:pPr>
+            <w:r>
+              <w:rPr>
+                <w:sz w:val="19"/>
+                <w:szCs w:val="19"/>
+              </w:rPr>
+              <w:t xml:space="preserve">GET</w:t>
+            </w:r>
+          </w:p>
+        </w:tc>
+        <w:tc>
+          <w:tcPr>
+            <w:tcW w:type="dxa" w:w="3800"/>
+            <w:tcBorders>
+              <w:top w:val="single" w:color="BFBFBF" w:sz="4"/>
+              <w:left w:val="single" w:color="BFBFBF" w:sz="4"/>
+              <w:bottom w:val="single" w:color="BFBFBF" w:sz="4"/>
+              <w:right w:val="single" w:color="BFBFBF" w:sz="4"/>
+            </w:tcBorders>
+            <w:tcMar>
+              <w:top w:type="dxa" w:w="60"/>
+              <w:left w:type="dxa" w:w="100"/>
+              <w:bottom w:type="dxa" w:w="60"/>
+              <w:right w:type="dxa" w:w="100"/>
+            </w:tcMar>
+          </w:tcPr>
+          <w:p>
+            <w:pPr>
+              <w:spacing w:after="20"/>
+            </w:pPr>
+            <w:r>
+              <w:rPr>
+                <w:sz w:val="19"/>
+                <w:szCs w:val="19"/>
+              </w:rPr>
+              <w:t xml:space="preserve">/priorizacion?escenario=&amp;top=50</w:t>
+            </w:r>
+          </w:p>
+        </w:tc>
+        <w:tc>
+          <w:tcPr>
+            <w:tcW w:type="dxa" w:w="4660"/>
+            <w:tcBorders>
+              <w:top w:val="single" w:color="BFBFBF" w:sz="4"/>
+              <w:left w:val="single" w:color="BFBFBF" w:sz="4"/>
+              <w:bottom w:val="single" w:color="BFBFBF" w:sz="4"/>
+              <w:right w:val="single" w:color="BFBFBF" w:sz="4"/>
+            </w:tcBorders>
+            <w:tcMar>
+              <w:top w:type="dxa" w:w="60"/>
+              <w:left w:type="dxa" w:w="100"/>
+              <w:bottom w:type="dxa" w:w="60"/>
+              <w:right w:type="dxa" w:w="100"/>
+            </w:tcMar>
+          </w:tcPr>
+          <w:p>
+            <w:pPr>
+              <w:spacing w:after="20"/>
+            </w:pPr>
+            <w:r>
+              <w:rPr>
+                <w:sz w:val="19"/>
+                <w:szCs w:val="19"/>
+              </w:rPr>
+              <w:t xml:space="preserve">Ranking por votos recuperables</w:t>
+            </w:r>
+          </w:p>
+        </w:tc>
+      </w:tr>
+      <w:tr>
+        <w:trPr>
+          <w:cantSplit/>
+        </w:trPr>
+        <w:tc>
+          <w:tcPr>
+            <w:tcW w:type="dxa" w:w="900"/>
+            <w:tcBorders>
+              <w:top w:val="single" w:color="BFBFBF" w:sz="4"/>
+              <w:left w:val="single" w:color="BFBFBF" w:sz="4"/>
+              <w:bottom w:val="single" w:color="BFBFBF" w:sz="4"/>
+              <w:right w:val="single" w:color="BFBFBF" w:sz="4"/>
+            </w:tcBorders>
+            <w:shd w:fill="F7F9FC" w:color="auto" w:val="clear"/>
+            <w:tcMar>
+              <w:top w:type="dxa" w:w="60"/>
+              <w:left w:type="dxa" w:w="100"/>
+              <w:bottom w:type="dxa" w:w="60"/>
+              <w:right w:type="dxa" w:w="100"/>
+            </w:tcMar>
+          </w:tcPr>
+          <w:p>
+            <w:pPr>
+              <w:spacing w:after="20"/>
+            </w:pPr>
+            <w:r>
+              <w:rPr>
+                <w:sz w:val="19"/>
+                <w:szCs w:val="19"/>
+              </w:rPr>
+              <w:t xml:space="preserve">GET</w:t>
+            </w:r>
+          </w:p>
+        </w:tc>
+        <w:tc>
+          <w:tcPr>
+            <w:tcW w:type="dxa" w:w="3800"/>
+            <w:tcBorders>
+              <w:top w:val="single" w:color="BFBFBF" w:sz="4"/>
+              <w:left w:val="single" w:color="BFBFBF" w:sz="4"/>
+              <w:bottom w:val="single" w:color="BFBFBF" w:sz="4"/>
+              <w:right w:val="single" w:color="BFBFBF" w:sz="4"/>
+            </w:tcBorders>
+            <w:shd w:fill="F7F9FC" w:color="auto" w:val="clear"/>
+            <w:tcMar>
+              <w:top w:type="dxa" w:w="60"/>
+              <w:left w:type="dxa" w:w="100"/>
+              <w:bottom w:type="dxa" w:w="60"/>
+              <w:right w:type="dxa" w:w="100"/>
+            </w:tcMar>
+          </w:tcPr>
+          <w:p>
+            <w:pPr>
+              <w:spacing w:after="20"/>
+            </w:pPr>
+            <w:r>
+              <w:rPr>
+                <w:sz w:val="19"/>
+                <w:szCs w:val="19"/>
+              </w:rPr>
+              <w:t xml:space="preserve">/modelo</w:t>
+            </w:r>
+          </w:p>
+        </w:tc>
+        <w:tc>
+          <w:tcPr>
+            <w:tcW w:type="dxa" w:w="4660"/>
+            <w:tcBorders>
+              <w:top w:val="single" w:color="BFBFBF" w:sz="4"/>
+              <w:left w:val="single" w:color="BFBFBF" w:sz="4"/>
+              <w:bottom w:val="single" w:color="BFBFBF" w:sz="4"/>
+              <w:right w:val="single" w:color="BFBFBF" w:sz="4"/>
+            </w:tcBorders>
+            <w:shd w:fill="F7F9FC" w:color="auto" w:val="clear"/>
+            <w:tcMar>
+              <w:top w:type="dxa" w:w="60"/>
+              <w:left w:type="dxa" w:w="100"/>
+              <w:bottom w:type="dxa" w:w="60"/>
+              <w:right w:type="dxa" w:w="100"/>
+            </w:tcMar>
+          </w:tcPr>
+          <w:p>
+            <w:pPr>
+              <w:spacing w:after="20"/>
+            </w:pPr>
+            <w:r>
+              <w:rPr>
+                <w:sz w:val="19"/>
+                <w:szCs w:val="19"/>
+              </w:rPr>
+              <w:t xml:space="preserve">Versión activa, métricas, baseline e importancia de variables</w:t>
+            </w:r>
+          </w:p>
+        </w:tc>
+      </w:tr>
+      <w:tr>
+        <w:trPr>
+          <w:cantSplit/>
+        </w:trPr>
+        <w:tc>
+          <w:tcPr>
+            <w:tcW w:type="dxa" w:w="900"/>
+            <w:tcBorders>
+              <w:top w:val="single" w:color="BFBFBF" w:sz="4"/>
+              <w:left w:val="single" w:color="BFBFBF" w:sz="4"/>
+              <w:bottom w:val="single" w:color="BFBFBF" w:sz="4"/>
+              <w:right w:val="single" w:color="BFBFBF" w:sz="4"/>
+            </w:tcBorders>
+            <w:tcMar>
+              <w:top w:type="dxa" w:w="60"/>
+              <w:left w:type="dxa" w:w="100"/>
+              <w:bottom w:type="dxa" w:w="60"/>
+              <w:right w:type="dxa" w:w="100"/>
+            </w:tcMar>
+          </w:tcPr>
+          <w:p>
+            <w:pPr>
+              <w:spacing w:after="20"/>
+            </w:pPr>
+            <w:r>
+              <w:rPr>
+                <w:sz w:val="19"/>
+                <w:szCs w:val="19"/>
+              </w:rPr>
+              <w:t xml:space="preserve">GET</w:t>
+            </w:r>
+          </w:p>
+        </w:tc>
+        <w:tc>
+          <w:tcPr>
+            <w:tcW w:type="dxa" w:w="3800"/>
+            <w:tcBorders>
+              <w:top w:val="single" w:color="BFBFBF" w:sz="4"/>
+              <w:left w:val="single" w:color="BFBFBF" w:sz="4"/>
+              <w:bottom w:val="single" w:color="BFBFBF" w:sz="4"/>
+              <w:right w:val="single" w:color="BFBFBF" w:sz="4"/>
+            </w:tcBorders>
+            <w:tcMar>
+              <w:top w:type="dxa" w:w="60"/>
+              <w:left w:type="dxa" w:w="100"/>
+              <w:bottom w:type="dxa" w:w="60"/>
+              <w:right w:type="dxa" w:w="100"/>
+            </w:tcMar>
+          </w:tcPr>
+          <w:p>
+            <w:pPr>
+              <w:spacing w:after="20"/>
+            </w:pPr>
+            <w:r>
+              <w:rPr>
+                <w:sz w:val="19"/>
+                <w:szCs w:val="19"/>
+              </w:rPr>
               <w:t xml:space="preserve">/escenarios/:id/export.csv</w:t>
             </w:r>
           </w:p>
@@ -11318,7 +14000,6 @@
               <w:bottom w:val="single" w:color="BFBFBF" w:sz="4"/>
               <w:right w:val="single" w:color="BFBFBF" w:sz="4"/>
             </w:tcBorders>
-            <w:shd w:fill="F7F9FC" w:color="auto" w:val="clear"/>
             <w:tcMar>
               <w:top w:type="dxa" w:w="60"/>
               <w:left w:type="dxa" w:w="100"/>
@@ -12335,7 +15016,827 @@
         <w:pStyle w:val="Heading2"/>
       </w:pPr>
       <w:r>
-        <w:t xml:space="preserve">7.5 Resiliencia</w:t>
+        <w:t xml:space="preserve">7.5 Autenticación y seguridad</w:t>
+      </w:r>
+    </w:p>
+    <w:p>
+      <w:pPr>
+        <w:spacing w:after="120" w:line="276"/>
+      </w:pPr>
+      <w:r>
+        <w:t xml:space="preserve">Todas las rutas requieren el encabezado </w:t>
+      </w:r>
+      <w:r>
+        <w:rPr>
+          <w:rFonts w:ascii="Consolas" w:cs="Consolas" w:eastAsia="Consolas" w:hAnsi="Consolas"/>
+          <w:color w:val="7F1D1D"/>
+          <w:sz w:val="19"/>
+          <w:szCs w:val="19"/>
+        </w:rPr>
+        <w:t xml:space="preserve">Authorization: Bearer &lt;token&gt;</w:t>
+      </w:r>
+      <w:r>
+        <w:t xml:space="preserve">, excepto </w:t>
+      </w:r>
+      <w:r>
+        <w:rPr>
+          <w:rFonts w:ascii="Consolas" w:cs="Consolas" w:eastAsia="Consolas" w:hAnsi="Consolas"/>
+          <w:color w:val="7F1D1D"/>
+          <w:sz w:val="19"/>
+          <w:szCs w:val="19"/>
+        </w:rPr>
+        <w:t xml:space="preserve">/health</w:t>
+      </w:r>
+      <w:r>
+        <w:t xml:space="preserve"> y </w:t>
+      </w:r>
+      <w:r>
+        <w:rPr>
+          <w:rFonts w:ascii="Consolas" w:cs="Consolas" w:eastAsia="Consolas" w:hAnsi="Consolas"/>
+          <w:color w:val="7F1D1D"/>
+          <w:sz w:val="19"/>
+          <w:szCs w:val="19"/>
+        </w:rPr>
+        <w:t xml:space="preserve">/auth/login</w:t>
+      </w:r>
+      <w:r>
+        <w:t xml:space="preserve">. El contrato completo está en </w:t>
+      </w:r>
+      <w:r>
+        <w:rPr>
+          <w:rFonts w:ascii="Consolas" w:cs="Consolas" w:eastAsia="Consolas" w:hAnsi="Consolas"/>
+          <w:color w:val="7F1D1D"/>
+          <w:sz w:val="19"/>
+          <w:szCs w:val="19"/>
+        </w:rPr>
+        <w:t xml:space="preserve">docs/openapi.yaml</w:t>
+      </w:r>
+      <w:r>
+        <w:t xml:space="preserve">.</w:t>
+      </w:r>
+    </w:p>
+    <w:p>
+      <w:pPr>
+        <w:pStyle w:val="ListParagraph"/>
+        <w:numPr>
+          <w:ilvl w:val="0"/>
+          <w:numId w:val="4"/>
+        </w:numPr>
+        <w:spacing w:after="60" w:line="264"/>
+      </w:pPr>
+      <w:r>
+        <w:t xml:space="preserve">El usuario envía correo y contraseña a </w:t>
+      </w:r>
+      <w:r>
+        <w:rPr>
+          <w:rFonts w:ascii="Consolas" w:cs="Consolas" w:eastAsia="Consolas" w:hAnsi="Consolas"/>
+          <w:color w:val="7F1D1D"/>
+          <w:sz w:val="19"/>
+          <w:szCs w:val="19"/>
+        </w:rPr>
+        <w:t xml:space="preserve">POST /auth/login</w:t>
+      </w:r>
+      <w:r>
+        <w:t xml:space="preserve">.</w:t>
+      </w:r>
+    </w:p>
+    <w:p>
+      <w:pPr>
+        <w:pStyle w:val="ListParagraph"/>
+        <w:numPr>
+          <w:ilvl w:val="0"/>
+          <w:numId w:val="4"/>
+        </w:numPr>
+        <w:spacing w:after="60" w:line="264"/>
+      </w:pPr>
+      <w:r>
+        <w:t xml:space="preserve">La API busca el usuario activo, compara la contraseña con </w:t>
+      </w:r>
+      <w:r>
+        <w:rPr>
+          <w:rFonts w:ascii="Consolas" w:cs="Consolas" w:eastAsia="Consolas" w:hAnsi="Consolas"/>
+          <w:color w:val="7F1D1D"/>
+          <w:sz w:val="19"/>
+          <w:szCs w:val="19"/>
+        </w:rPr>
+        <w:t xml:space="preserve">bcrypt.compare</w:t>
+      </w:r>
+      <w:r>
+        <w:t xml:space="preserve"> y, si coincide, firma un JWT con </w:t>
+      </w:r>
+      <w:r>
+        <w:rPr>
+          <w:rFonts w:ascii="Consolas" w:cs="Consolas" w:eastAsia="Consolas" w:hAnsi="Consolas"/>
+          <w:color w:val="7F1D1D"/>
+          <w:sz w:val="19"/>
+          <w:szCs w:val="19"/>
+        </w:rPr>
+        <w:t xml:space="preserve">id</w:t>
+      </w:r>
+      <w:r>
+        <w:t xml:space="preserve"> y </w:t>
+      </w:r>
+      <w:r>
+        <w:rPr>
+          <w:rFonts w:ascii="Consolas" w:cs="Consolas" w:eastAsia="Consolas" w:hAnsi="Consolas"/>
+          <w:color w:val="7F1D1D"/>
+          <w:sz w:val="19"/>
+          <w:szCs w:val="19"/>
+        </w:rPr>
+        <w:t xml:space="preserve">rol</w:t>
+      </w:r>
+      <w:r>
+        <w:t xml:space="preserve"> (vigencia 8 horas, secreto en </w:t>
+      </w:r>
+      <w:r>
+        <w:rPr>
+          <w:rFonts w:ascii="Consolas" w:cs="Consolas" w:eastAsia="Consolas" w:hAnsi="Consolas"/>
+          <w:color w:val="7F1D1D"/>
+          <w:sz w:val="19"/>
+          <w:szCs w:val="19"/>
+        </w:rPr>
+        <w:t xml:space="preserve">JWT_SECRET</w:t>
+      </w:r>
+      <w:r>
+        <w:t xml:space="preserve">).</w:t>
+      </w:r>
+    </w:p>
+    <w:p>
+      <w:pPr>
+        <w:pStyle w:val="ListParagraph"/>
+        <w:numPr>
+          <w:ilvl w:val="0"/>
+          <w:numId w:val="4"/>
+        </w:numPr>
+        <w:spacing w:after="60" w:line="264"/>
+      </w:pPr>
+      <w:r>
+        <w:t xml:space="preserve">El frontend guarda el token en memoria y en </w:t>
+      </w:r>
+      <w:r>
+        <w:rPr>
+          <w:rFonts w:ascii="Consolas" w:cs="Consolas" w:eastAsia="Consolas" w:hAnsi="Consolas"/>
+          <w:color w:val="7F1D1D"/>
+          <w:sz w:val="19"/>
+          <w:szCs w:val="19"/>
+        </w:rPr>
+        <w:t xml:space="preserve">sessionStorage</w:t>
+      </w:r>
+      <w:r>
+        <w:t xml:space="preserve"> (se borra al cerrar la pestaña) y lo agrega a cada petición con un interceptor de axios.</w:t>
+      </w:r>
+    </w:p>
+    <w:p>
+      <w:pPr>
+        <w:pStyle w:val="ListParagraph"/>
+        <w:numPr>
+          <w:ilvl w:val="0"/>
+          <w:numId w:val="4"/>
+        </w:numPr>
+        <w:spacing w:after="60" w:line="264"/>
+      </w:pPr>
+      <w:r>
+        <w:t xml:space="preserve">El middleware </w:t>
+      </w:r>
+      <w:r>
+        <w:rPr>
+          <w:rFonts w:ascii="Consolas" w:cs="Consolas" w:eastAsia="Consolas" w:hAnsi="Consolas"/>
+          <w:color w:val="7F1D1D"/>
+          <w:sz w:val="19"/>
+          <w:szCs w:val="19"/>
+        </w:rPr>
+        <w:t xml:space="preserve">autenticar</w:t>
+      </w:r>
+      <w:r>
+        <w:t xml:space="preserve"> valida el token en cada ruta protegida; </w:t>
+      </w:r>
+      <w:r>
+        <w:rPr>
+          <w:rFonts w:ascii="Consolas" w:cs="Consolas" w:eastAsia="Consolas" w:hAnsi="Consolas"/>
+          <w:color w:val="7F1D1D"/>
+          <w:sz w:val="19"/>
+          <w:szCs w:val="19"/>
+        </w:rPr>
+        <w:t xml:space="preserve">autorizar("ADMIN")</w:t>
+      </w:r>
+      <w:r>
+        <w:t xml:space="preserve"> restringe las rutas de usuarios.</w:t>
+      </w:r>
+    </w:p>
+    <w:p>
+      <w:pPr>
+        <w:pStyle w:val="ListParagraph"/>
+        <w:numPr>
+          <w:ilvl w:val="0"/>
+          <w:numId w:val="4"/>
+        </w:numPr>
+        <w:spacing w:after="60" w:line="264"/>
+      </w:pPr>
+      <w:r>
+        <w:t xml:space="preserve">Ante un 401, el interceptor limpia la sesión y redirige a </w:t>
+      </w:r>
+      <w:r>
+        <w:rPr>
+          <w:rFonts w:ascii="Consolas" w:cs="Consolas" w:eastAsia="Consolas" w:hAnsi="Consolas"/>
+          <w:color w:val="7F1D1D"/>
+          <w:sz w:val="19"/>
+          <w:szCs w:val="19"/>
+        </w:rPr>
+        <w:t xml:space="preserve">/login</w:t>
+      </w:r>
+      <w:r>
+        <w:t xml:space="preserve">.</w:t>
+      </w:r>
+    </w:p>
+    <w:tbl>
+      <w:tblPr>
+        <w:tblW w:type="dxa" w:w="9360"/>
+        <w:tblBorders>
+          <w:top w:val="single" w:color="auto" w:sz="4"/>
+          <w:left w:val="single" w:color="auto" w:sz="4"/>
+          <w:bottom w:val="single" w:color="auto" w:sz="4"/>
+          <w:right w:val="single" w:color="auto" w:sz="4"/>
+          <w:insideH w:val="single" w:color="auto" w:sz="4"/>
+          <w:insideV w:val="single" w:color="auto" w:sz="4"/>
+        </w:tblBorders>
+      </w:tblPr>
+      <w:tblGrid>
+        <w:gridCol w:w="2200"/>
+        <w:gridCol w:w="7160"/>
+      </w:tblGrid>
+      <w:tr>
+        <w:trPr>
+          <w:tblHeader/>
+        </w:trPr>
+        <w:tc>
+          <w:tcPr>
+            <w:tcW w:type="dxa" w:w="2200"/>
+            <w:tcBorders>
+              <w:top w:val="single" w:color="BFBFBF" w:sz="4"/>
+              <w:left w:val="single" w:color="BFBFBF" w:sz="4"/>
+              <w:bottom w:val="single" w:color="BFBFBF" w:sz="4"/>
+              <w:right w:val="single" w:color="BFBFBF" w:sz="4"/>
+            </w:tcBorders>
+            <w:shd w:fill="1F3864" w:color="auto" w:val="clear"/>
+            <w:tcMar>
+              <w:top w:type="dxa" w:w="60"/>
+              <w:left w:type="dxa" w:w="100"/>
+              <w:bottom w:type="dxa" w:w="60"/>
+              <w:right w:type="dxa" w:w="100"/>
+            </w:tcMar>
+          </w:tcPr>
+          <w:p>
+            <w:pPr>
+              <w:spacing w:after="20"/>
+            </w:pPr>
+            <w:r>
+              <w:rPr>
+                <w:b/>
+                <w:bCs/>
+                <w:color w:val="FFFFFF"/>
+                <w:sz w:val="19"/>
+                <w:szCs w:val="19"/>
+              </w:rPr>
+              <w:t xml:space="preserve">Control</w:t>
+            </w:r>
+          </w:p>
+        </w:tc>
+        <w:tc>
+          <w:tcPr>
+            <w:tcW w:type="dxa" w:w="7160"/>
+            <w:tcBorders>
+              <w:top w:val="single" w:color="BFBFBF" w:sz="4"/>
+              <w:left w:val="single" w:color="BFBFBF" w:sz="4"/>
+              <w:bottom w:val="single" w:color="BFBFBF" w:sz="4"/>
+              <w:right w:val="single" w:color="BFBFBF" w:sz="4"/>
+            </w:tcBorders>
+            <w:shd w:fill="1F3864" w:color="auto" w:val="clear"/>
+            <w:tcMar>
+              <w:top w:type="dxa" w:w="60"/>
+              <w:left w:type="dxa" w:w="100"/>
+              <w:bottom w:type="dxa" w:w="60"/>
+              <w:right w:type="dxa" w:w="100"/>
+            </w:tcMar>
+          </w:tcPr>
+          <w:p>
+            <w:pPr>
+              <w:spacing w:after="20"/>
+            </w:pPr>
+            <w:r>
+              <w:rPr>
+                <w:b/>
+                <w:bCs/>
+                <w:color w:val="FFFFFF"/>
+                <w:sz w:val="19"/>
+                <w:szCs w:val="19"/>
+              </w:rPr>
+              <w:t xml:space="preserve">Implementación</w:t>
+            </w:r>
+          </w:p>
+        </w:tc>
+      </w:tr>
+      <w:tr>
+        <w:trPr>
+          <w:cantSplit/>
+        </w:trPr>
+        <w:tc>
+          <w:tcPr>
+            <w:tcW w:type="dxa" w:w="2200"/>
+            <w:tcBorders>
+              <w:top w:val="single" w:color="BFBFBF" w:sz="4"/>
+              <w:left w:val="single" w:color="BFBFBF" w:sz="4"/>
+              <w:bottom w:val="single" w:color="BFBFBF" w:sz="4"/>
+              <w:right w:val="single" w:color="BFBFBF" w:sz="4"/>
+            </w:tcBorders>
+            <w:tcMar>
+              <w:top w:type="dxa" w:w="60"/>
+              <w:left w:type="dxa" w:w="100"/>
+              <w:bottom w:type="dxa" w:w="60"/>
+              <w:right w:type="dxa" w:w="100"/>
+            </w:tcMar>
+          </w:tcPr>
+          <w:p>
+            <w:pPr>
+              <w:spacing w:after="20"/>
+            </w:pPr>
+            <w:r>
+              <w:rPr>
+                <w:sz w:val="19"/>
+                <w:szCs w:val="19"/>
+              </w:rPr>
+              <w:t xml:space="preserve">Contraseñas</w:t>
+            </w:r>
+          </w:p>
+        </w:tc>
+        <w:tc>
+          <w:tcPr>
+            <w:tcW w:type="dxa" w:w="7160"/>
+            <w:tcBorders>
+              <w:top w:val="single" w:color="BFBFBF" w:sz="4"/>
+              <w:left w:val="single" w:color="BFBFBF" w:sz="4"/>
+              <w:bottom w:val="single" w:color="BFBFBF" w:sz="4"/>
+              <w:right w:val="single" w:color="BFBFBF" w:sz="4"/>
+            </w:tcBorders>
+            <w:tcMar>
+              <w:top w:type="dxa" w:w="60"/>
+              <w:left w:type="dxa" w:w="100"/>
+              <w:bottom w:type="dxa" w:w="60"/>
+              <w:right w:type="dxa" w:w="100"/>
+            </w:tcMar>
+          </w:tcPr>
+          <w:p>
+            <w:pPr>
+              <w:spacing w:after="20"/>
+            </w:pPr>
+            <w:r>
+              <w:rPr>
+                <w:sz w:val="19"/>
+                <w:szCs w:val="19"/>
+              </w:rPr>
+              <w:t xml:space="preserve">bcrypt con costo 10; nunca se registran en logs ni se regresan en respuestas</w:t>
+            </w:r>
+          </w:p>
+        </w:tc>
+      </w:tr>
+      <w:tr>
+        <w:trPr>
+          <w:cantSplit/>
+        </w:trPr>
+        <w:tc>
+          <w:tcPr>
+            <w:tcW w:type="dxa" w:w="2200"/>
+            <w:tcBorders>
+              <w:top w:val="single" w:color="BFBFBF" w:sz="4"/>
+              <w:left w:val="single" w:color="BFBFBF" w:sz="4"/>
+              <w:bottom w:val="single" w:color="BFBFBF" w:sz="4"/>
+              <w:right w:val="single" w:color="BFBFBF" w:sz="4"/>
+            </w:tcBorders>
+            <w:shd w:fill="F7F9FC" w:color="auto" w:val="clear"/>
+            <w:tcMar>
+              <w:top w:type="dxa" w:w="60"/>
+              <w:left w:type="dxa" w:w="100"/>
+              <w:bottom w:type="dxa" w:w="60"/>
+              <w:right w:type="dxa" w:w="100"/>
+            </w:tcMar>
+          </w:tcPr>
+          <w:p>
+            <w:pPr>
+              <w:spacing w:after="20"/>
+            </w:pPr>
+            <w:r>
+              <w:rPr>
+                <w:sz w:val="19"/>
+                <w:szCs w:val="19"/>
+              </w:rPr>
+              <w:t xml:space="preserve">Fuerza bruta</w:t>
+            </w:r>
+          </w:p>
+        </w:tc>
+        <w:tc>
+          <w:tcPr>
+            <w:tcW w:type="dxa" w:w="7160"/>
+            <w:tcBorders>
+              <w:top w:val="single" w:color="BFBFBF" w:sz="4"/>
+              <w:left w:val="single" w:color="BFBFBF" w:sz="4"/>
+              <w:bottom w:val="single" w:color="BFBFBF" w:sz="4"/>
+              <w:right w:val="single" w:color="BFBFBF" w:sz="4"/>
+            </w:tcBorders>
+            <w:shd w:fill="F7F9FC" w:color="auto" w:val="clear"/>
+            <w:tcMar>
+              <w:top w:type="dxa" w:w="60"/>
+              <w:left w:type="dxa" w:w="100"/>
+              <w:bottom w:type="dxa" w:w="60"/>
+              <w:right w:type="dxa" w:w="100"/>
+            </w:tcMar>
+          </w:tcPr>
+          <w:p>
+            <w:pPr>
+              <w:spacing w:after="20"/>
+            </w:pPr>
+            <w:r>
+              <w:rPr>
+                <w:sz w:val="19"/>
+                <w:szCs w:val="19"/>
+              </w:rPr>
+              <w:t xml:space="preserve">express-rate-limit: 5 intentos fallidos por IP cada 15 minutos en /auth/login; 300 peticiones por minuto en el resto</w:t>
+            </w:r>
+          </w:p>
+        </w:tc>
+      </w:tr>
+      <w:tr>
+        <w:trPr>
+          <w:cantSplit/>
+        </w:trPr>
+        <w:tc>
+          <w:tcPr>
+            <w:tcW w:type="dxa" w:w="2200"/>
+            <w:tcBorders>
+              <w:top w:val="single" w:color="BFBFBF" w:sz="4"/>
+              <w:left w:val="single" w:color="BFBFBF" w:sz="4"/>
+              <w:bottom w:val="single" w:color="BFBFBF" w:sz="4"/>
+              <w:right w:val="single" w:color="BFBFBF" w:sz="4"/>
+            </w:tcBorders>
+            <w:tcMar>
+              <w:top w:type="dxa" w:w="60"/>
+              <w:left w:type="dxa" w:w="100"/>
+              <w:bottom w:type="dxa" w:w="60"/>
+              <w:right w:type="dxa" w:w="100"/>
+            </w:tcMar>
+          </w:tcPr>
+          <w:p>
+            <w:pPr>
+              <w:spacing w:after="20"/>
+            </w:pPr>
+            <w:r>
+              <w:rPr>
+                <w:sz w:val="19"/>
+                <w:szCs w:val="19"/>
+              </w:rPr>
+              <w:t xml:space="preserve">Mensajes de error</w:t>
+            </w:r>
+          </w:p>
+        </w:tc>
+        <w:tc>
+          <w:tcPr>
+            <w:tcW w:type="dxa" w:w="7160"/>
+            <w:tcBorders>
+              <w:top w:val="single" w:color="BFBFBF" w:sz="4"/>
+              <w:left w:val="single" w:color="BFBFBF" w:sz="4"/>
+              <w:bottom w:val="single" w:color="BFBFBF" w:sz="4"/>
+              <w:right w:val="single" w:color="BFBFBF" w:sz="4"/>
+            </w:tcBorders>
+            <w:tcMar>
+              <w:top w:type="dxa" w:w="60"/>
+              <w:left w:type="dxa" w:w="100"/>
+              <w:bottom w:type="dxa" w:w="60"/>
+              <w:right w:type="dxa" w:w="100"/>
+            </w:tcMar>
+          </w:tcPr>
+          <w:p>
+            <w:pPr>
+              <w:spacing w:after="20"/>
+            </w:pPr>
+            <w:r>
+              <w:rPr>
+                <w:sz w:val="19"/>
+                <w:szCs w:val="19"/>
+              </w:rPr>
+              <w:t xml:space="preserve">El mismo mensaje si el correo no existe o la contraseña es incorrecta</w:t>
+            </w:r>
+          </w:p>
+        </w:tc>
+      </w:tr>
+      <w:tr>
+        <w:trPr>
+          <w:cantSplit/>
+        </w:trPr>
+        <w:tc>
+          <w:tcPr>
+            <w:tcW w:type="dxa" w:w="2200"/>
+            <w:tcBorders>
+              <w:top w:val="single" w:color="BFBFBF" w:sz="4"/>
+              <w:left w:val="single" w:color="BFBFBF" w:sz="4"/>
+              <w:bottom w:val="single" w:color="BFBFBF" w:sz="4"/>
+              <w:right w:val="single" w:color="BFBFBF" w:sz="4"/>
+            </w:tcBorders>
+            <w:shd w:fill="F7F9FC" w:color="auto" w:val="clear"/>
+            <w:tcMar>
+              <w:top w:type="dxa" w:w="60"/>
+              <w:left w:type="dxa" w:w="100"/>
+              <w:bottom w:type="dxa" w:w="60"/>
+              <w:right w:type="dxa" w:w="100"/>
+            </w:tcMar>
+          </w:tcPr>
+          <w:p>
+            <w:pPr>
+              <w:spacing w:after="20"/>
+            </w:pPr>
+            <w:r>
+              <w:rPr>
+                <w:sz w:val="19"/>
+                <w:szCs w:val="19"/>
+              </w:rPr>
+              <w:t xml:space="preserve">Cabeceras</w:t>
+            </w:r>
+          </w:p>
+        </w:tc>
+        <w:tc>
+          <w:tcPr>
+            <w:tcW w:type="dxa" w:w="7160"/>
+            <w:tcBorders>
+              <w:top w:val="single" w:color="BFBFBF" w:sz="4"/>
+              <w:left w:val="single" w:color="BFBFBF" w:sz="4"/>
+              <w:bottom w:val="single" w:color="BFBFBF" w:sz="4"/>
+              <w:right w:val="single" w:color="BFBFBF" w:sz="4"/>
+            </w:tcBorders>
+            <w:shd w:fill="F7F9FC" w:color="auto" w:val="clear"/>
+            <w:tcMar>
+              <w:top w:type="dxa" w:w="60"/>
+              <w:left w:type="dxa" w:w="100"/>
+              <w:bottom w:type="dxa" w:w="60"/>
+              <w:right w:type="dxa" w:w="100"/>
+            </w:tcMar>
+          </w:tcPr>
+          <w:p>
+            <w:pPr>
+              <w:spacing w:after="20"/>
+            </w:pPr>
+            <w:r>
+              <w:rPr>
+                <w:sz w:val="19"/>
+                <w:szCs w:val="19"/>
+              </w:rPr>
+              <w:t xml:space="preserve">helmet; CORS limitado al dominio del frontend</w:t>
+            </w:r>
+          </w:p>
+        </w:tc>
+      </w:tr>
+      <w:tr>
+        <w:trPr>
+          <w:cantSplit/>
+        </w:trPr>
+        <w:tc>
+          <w:tcPr>
+            <w:tcW w:type="dxa" w:w="2200"/>
+            <w:tcBorders>
+              <w:top w:val="single" w:color="BFBFBF" w:sz="4"/>
+              <w:left w:val="single" w:color="BFBFBF" w:sz="4"/>
+              <w:bottom w:val="single" w:color="BFBFBF" w:sz="4"/>
+              <w:right w:val="single" w:color="BFBFBF" w:sz="4"/>
+            </w:tcBorders>
+            <w:tcMar>
+              <w:top w:type="dxa" w:w="60"/>
+              <w:left w:type="dxa" w:w="100"/>
+              <w:bottom w:type="dxa" w:w="60"/>
+              <w:right w:type="dxa" w:w="100"/>
+            </w:tcMar>
+          </w:tcPr>
+          <w:p>
+            <w:pPr>
+              <w:spacing w:after="20"/>
+            </w:pPr>
+            <w:r>
+              <w:rPr>
+                <w:sz w:val="19"/>
+                <w:szCs w:val="19"/>
+              </w:rPr>
+              <w:t xml:space="preserve">Validación</w:t>
+            </w:r>
+          </w:p>
+        </w:tc>
+        <w:tc>
+          <w:tcPr>
+            <w:tcW w:type="dxa" w:w="7160"/>
+            <w:tcBorders>
+              <w:top w:val="single" w:color="BFBFBF" w:sz="4"/>
+              <w:left w:val="single" w:color="BFBFBF" w:sz="4"/>
+              <w:bottom w:val="single" w:color="BFBFBF" w:sz="4"/>
+              <w:right w:val="single" w:color="BFBFBF" w:sz="4"/>
+            </w:tcBorders>
+            <w:tcMar>
+              <w:top w:type="dxa" w:w="60"/>
+              <w:left w:type="dxa" w:w="100"/>
+              <w:bottom w:type="dxa" w:w="60"/>
+              <w:right w:type="dxa" w:w="100"/>
+            </w:tcMar>
+          </w:tcPr>
+          <w:p>
+            <w:pPr>
+              <w:spacing w:after="20"/>
+            </w:pPr>
+            <w:r>
+              <w:rPr>
+                <w:sz w:val="19"/>
+                <w:szCs w:val="19"/>
+              </w:rPr>
+              <w:t xml:space="preserve">Zod en cuerpo, parámetros y consulta de todas las rutas</w:t>
+            </w:r>
+          </w:p>
+        </w:tc>
+      </w:tr>
+      <w:tr>
+        <w:trPr>
+          <w:cantSplit/>
+        </w:trPr>
+        <w:tc>
+          <w:tcPr>
+            <w:tcW w:type="dxa" w:w="2200"/>
+            <w:tcBorders>
+              <w:top w:val="single" w:color="BFBFBF" w:sz="4"/>
+              <w:left w:val="single" w:color="BFBFBF" w:sz="4"/>
+              <w:bottom w:val="single" w:color="BFBFBF" w:sz="4"/>
+              <w:right w:val="single" w:color="BFBFBF" w:sz="4"/>
+            </w:tcBorders>
+            <w:shd w:fill="F7F9FC" w:color="auto" w:val="clear"/>
+            <w:tcMar>
+              <w:top w:type="dxa" w:w="60"/>
+              <w:left w:type="dxa" w:w="100"/>
+              <w:bottom w:type="dxa" w:w="60"/>
+              <w:right w:type="dxa" w:w="100"/>
+            </w:tcMar>
+          </w:tcPr>
+          <w:p>
+            <w:pPr>
+              <w:spacing w:after="20"/>
+            </w:pPr>
+            <w:r>
+              <w:rPr>
+                <w:sz w:val="19"/>
+                <w:szCs w:val="19"/>
+              </w:rPr>
+              <w:t xml:space="preserve">Altas de usuarios</w:t>
+            </w:r>
+          </w:p>
+        </w:tc>
+        <w:tc>
+          <w:tcPr>
+            <w:tcW w:type="dxa" w:w="7160"/>
+            <w:tcBorders>
+              <w:top w:val="single" w:color="BFBFBF" w:sz="4"/>
+              <w:left w:val="single" w:color="BFBFBF" w:sz="4"/>
+              <w:bottom w:val="single" w:color="BFBFBF" w:sz="4"/>
+              <w:right w:val="single" w:color="BFBFBF" w:sz="4"/>
+            </w:tcBorders>
+            <w:shd w:fill="F7F9FC" w:color="auto" w:val="clear"/>
+            <w:tcMar>
+              <w:top w:type="dxa" w:w="60"/>
+              <w:left w:type="dxa" w:w="100"/>
+              <w:bottom w:type="dxa" w:w="60"/>
+              <w:right w:type="dxa" w:w="100"/>
+            </w:tcMar>
+          </w:tcPr>
+          <w:p>
+            <w:pPr>
+              <w:spacing w:after="20"/>
+            </w:pPr>
+            <w:r>
+              <w:rPr>
+                <w:sz w:val="19"/>
+                <w:szCs w:val="19"/>
+              </w:rPr>
+              <w:t xml:space="preserve">Sin registro público. El script de semillas crea el ADMIN con </w:t>
+            </w:r>
+            <w:r>
+              <w:rPr>
+                <w:rFonts w:ascii="Consolas" w:cs="Consolas" w:eastAsia="Consolas" w:hAnsi="Consolas"/>
+                <w:color w:val="7F1D1D"/>
+                <w:sz w:val="19"/>
+                <w:szCs w:val="19"/>
+              </w:rPr>
+              <w:t xml:space="preserve">ADMIN_EMAIL</w:t>
+            </w:r>
+            <w:r>
+              <w:rPr>
+                <w:sz w:val="19"/>
+                <w:szCs w:val="19"/>
+              </w:rPr>
+              <w:t xml:space="preserve"> y </w:t>
+            </w:r>
+            <w:r>
+              <w:rPr>
+                <w:rFonts w:ascii="Consolas" w:cs="Consolas" w:eastAsia="Consolas" w:hAnsi="Consolas"/>
+                <w:color w:val="7F1D1D"/>
+                <w:sz w:val="19"/>
+                <w:szCs w:val="19"/>
+              </w:rPr>
+              <w:t xml:space="preserve">ADMIN_PASSWORD</w:t>
+            </w:r>
+            <w:r>
+              <w:rPr>
+                <w:sz w:val="19"/>
+                <w:szCs w:val="19"/>
+              </w:rPr>
+              <w:t xml:space="preserve"> del .env; el ADMIN crea los demás</w:t>
+            </w:r>
+          </w:p>
+        </w:tc>
+      </w:tr>
+      <w:tr>
+        <w:trPr>
+          <w:cantSplit/>
+        </w:trPr>
+        <w:tc>
+          <w:tcPr>
+            <w:tcW w:type="dxa" w:w="2200"/>
+            <w:tcBorders>
+              <w:top w:val="single" w:color="BFBFBF" w:sz="4"/>
+              <w:left w:val="single" w:color="BFBFBF" w:sz="4"/>
+              <w:bottom w:val="single" w:color="BFBFBF" w:sz="4"/>
+              <w:right w:val="single" w:color="BFBFBF" w:sz="4"/>
+            </w:tcBorders>
+            <w:tcMar>
+              <w:top w:type="dxa" w:w="60"/>
+              <w:left w:type="dxa" w:w="100"/>
+              <w:bottom w:type="dxa" w:w="60"/>
+              <w:right w:type="dxa" w:w="100"/>
+            </w:tcMar>
+          </w:tcPr>
+          <w:p>
+            <w:pPr>
+              <w:spacing w:after="20"/>
+            </w:pPr>
+            <w:r>
+              <w:rPr>
+                <w:sz w:val="19"/>
+                <w:szCs w:val="19"/>
+              </w:rPr>
+              <w:t xml:space="preserve">Servicio ML</w:t>
+            </w:r>
+          </w:p>
+        </w:tc>
+        <w:tc>
+          <w:tcPr>
+            <w:tcW w:type="dxa" w:w="7160"/>
+            <w:tcBorders>
+              <w:top w:val="single" w:color="BFBFBF" w:sz="4"/>
+              <w:left w:val="single" w:color="BFBFBF" w:sz="4"/>
+              <w:bottom w:val="single" w:color="BFBFBF" w:sz="4"/>
+              <w:right w:val="single" w:color="BFBFBF" w:sz="4"/>
+            </w:tcBorders>
+            <w:tcMar>
+              <w:top w:type="dxa" w:w="60"/>
+              <w:left w:type="dxa" w:w="100"/>
+              <w:bottom w:type="dxa" w:w="60"/>
+              <w:right w:type="dxa" w:w="100"/>
+            </w:tcMar>
+          </w:tcPr>
+          <w:p>
+            <w:pPr>
+              <w:spacing w:after="20"/>
+            </w:pPr>
+            <w:r>
+              <w:rPr>
+                <w:sz w:val="19"/>
+                <w:szCs w:val="19"/>
+              </w:rPr>
+              <w:t xml:space="preserve">Sin cambios: sigue siendo interno y solo acepta </w:t>
+            </w:r>
+            <w:r>
+              <w:rPr>
+                <w:rFonts w:ascii="Consolas" w:cs="Consolas" w:eastAsia="Consolas" w:hAnsi="Consolas"/>
+                <w:color w:val="7F1D1D"/>
+                <w:sz w:val="19"/>
+                <w:szCs w:val="19"/>
+              </w:rPr>
+              <w:t xml:space="preserve">X-Internal-Key</w:t>
+            </w:r>
+            <w:r>
+              <w:rPr>
+                <w:sz w:val="19"/>
+                <w:szCs w:val="19"/>
+              </w:rPr>
+              <w:t xml:space="preserve"> desde la API</w:t>
+            </w:r>
+          </w:p>
+        </w:tc>
+      </w:tr>
+    </w:tbl>
+    <w:p>
+      <w:pPr>
+        <w:pStyle w:val="Heading2"/>
+      </w:pPr>
+      <w:r>
+        <w:t xml:space="preserve">7.6 Resiliencia</w:t>
       </w:r>
     </w:p>
     <w:p>
@@ -12966,6 +16467,99 @@
                 <w:sz w:val="19"/>
                 <w:szCs w:val="19"/>
               </w:rPr>
+              <w:t xml:space="preserve">/login</w:t>
+            </w:r>
+          </w:p>
+        </w:tc>
+        <w:tc>
+          <w:tcPr>
+            <w:tcW w:type="dxa" w:w="1800"/>
+            <w:tcBorders>
+              <w:top w:val="single" w:color="BFBFBF" w:sz="4"/>
+              <w:left w:val="single" w:color="BFBFBF" w:sz="4"/>
+              <w:bottom w:val="single" w:color="BFBFBF" w:sz="4"/>
+              <w:right w:val="single" w:color="BFBFBF" w:sz="4"/>
+            </w:tcBorders>
+            <w:tcMar>
+              <w:top w:type="dxa" w:w="60"/>
+              <w:left w:type="dxa" w:w="100"/>
+              <w:bottom w:type="dxa" w:w="60"/>
+              <w:right w:type="dxa" w:w="100"/>
+            </w:tcMar>
+          </w:tcPr>
+          <w:p>
+            <w:pPr>
+              <w:spacing w:after="20"/>
+            </w:pPr>
+            <w:r>
+              <w:rPr>
+                <w:sz w:val="19"/>
+                <w:szCs w:val="19"/>
+              </w:rPr>
+              <w:t xml:space="preserve">Inicio de sesión</w:t>
+            </w:r>
+          </w:p>
+        </w:tc>
+        <w:tc>
+          <w:tcPr>
+            <w:tcW w:type="dxa" w:w="6060"/>
+            <w:tcBorders>
+              <w:top w:val="single" w:color="BFBFBF" w:sz="4"/>
+              <w:left w:val="single" w:color="BFBFBF" w:sz="4"/>
+              <w:bottom w:val="single" w:color="BFBFBF" w:sz="4"/>
+              <w:right w:val="single" w:color="BFBFBF" w:sz="4"/>
+            </w:tcBorders>
+            <w:tcMar>
+              <w:top w:type="dxa" w:w="60"/>
+              <w:left w:type="dxa" w:w="100"/>
+              <w:bottom w:type="dxa" w:w="60"/>
+              <w:right w:type="dxa" w:w="100"/>
+            </w:tcMar>
+          </w:tcPr>
+          <w:p>
+            <w:pPr>
+              <w:spacing w:after="20"/>
+            </w:pPr>
+            <w:r>
+              <w:rPr>
+                <w:sz w:val="19"/>
+                <w:szCs w:val="19"/>
+              </w:rPr>
+              <w:t xml:space="preserve">Correo, contraseña, mensaje de error genérico; redirige a la pantalla que se intentaba abrir</w:t>
+            </w:r>
+          </w:p>
+        </w:tc>
+      </w:tr>
+      <w:tr>
+        <w:trPr>
+          <w:cantSplit/>
+        </w:trPr>
+        <w:tc>
+          <w:tcPr>
+            <w:tcW w:type="dxa" w:w="1500"/>
+            <w:tcBorders>
+              <w:top w:val="single" w:color="BFBFBF" w:sz="4"/>
+              <w:left w:val="single" w:color="BFBFBF" w:sz="4"/>
+              <w:bottom w:val="single" w:color="BFBFBF" w:sz="4"/>
+              <w:right w:val="single" w:color="BFBFBF" w:sz="4"/>
+            </w:tcBorders>
+            <w:shd w:fill="F7F9FC" w:color="auto" w:val="clear"/>
+            <w:tcMar>
+              <w:top w:type="dxa" w:w="60"/>
+              <w:left w:type="dxa" w:w="100"/>
+              <w:bottom w:type="dxa" w:w="60"/>
+              <w:right w:type="dxa" w:w="100"/>
+            </w:tcMar>
+          </w:tcPr>
+          <w:p>
+            <w:pPr>
+              <w:spacing w:after="20"/>
+            </w:pPr>
+            <w:r>
+              <w:rPr>
+                <w:sz w:val="19"/>
+                <w:szCs w:val="19"/>
+              </w:rPr>
               <w:t xml:space="preserve">/modelo</w:t>
             </w:r>
           </w:p>
@@ -12979,6 +16573,7 @@
               <w:bottom w:val="single" w:color="BFBFBF" w:sz="4"/>
               <w:right w:val="single" w:color="BFBFBF" w:sz="4"/>
             </w:tcBorders>
+            <w:shd w:fill="F7F9FC" w:color="auto" w:val="clear"/>
             <w:tcMar>
               <w:top w:type="dxa" w:w="60"/>
               <w:left w:type="dxa" w:w="100"/>
@@ -13008,6 +16603,7 @@
               <w:bottom w:val="single" w:color="BFBFBF" w:sz="4"/>
               <w:right w:val="single" w:color="BFBFBF" w:sz="4"/>
             </w:tcBorders>
+            <w:shd w:fill="F7F9FC" w:color="auto" w:val="clear"/>
             <w:tcMar>
               <w:top w:type="dxa" w:w="60"/>
               <w:left w:type="dxa" w:w="100"/>
@@ -13240,10 +16836,46 @@
           <w:b/>
           <w:bCs/>
         </w:rPr>
-        <w:t xml:space="preserve">Estado del servidor</w:t>
-      </w:r>
-      <w:r>
-        <w:t xml:space="preserve"> con TanStack Query (caché, reintentos, estados de carga). No se necesita Redux.</w:t>
+        <w:t xml:space="preserve">Sesión:</w:t>
+      </w:r>
+      <w:r>
+        <w:t xml:space="preserve"> un </w:t>
+      </w:r>
+      <w:r>
+        <w:rPr>
+          <w:rFonts w:ascii="Consolas" w:cs="Consolas" w:eastAsia="Consolas" w:hAnsi="Consolas"/>
+          <w:color w:val="7F1D1D"/>
+          <w:sz w:val="19"/>
+          <w:szCs w:val="19"/>
+        </w:rPr>
+        <w:t xml:space="preserve">AuthContext</w:t>
+      </w:r>
+      <w:r>
+        <w:t xml:space="preserve"> guarda el usuario y el token; el componente </w:t>
+      </w:r>
+      <w:r>
+        <w:rPr>
+          <w:rFonts w:ascii="Consolas" w:cs="Consolas" w:eastAsia="Consolas" w:hAnsi="Consolas"/>
+          <w:color w:val="7F1D1D"/>
+          <w:sz w:val="19"/>
+          <w:szCs w:val="19"/>
+        </w:rPr>
+        <w:t xml:space="preserve">RutaProtegida</w:t>
+      </w:r>
+      <w:r>
+        <w:t xml:space="preserve"> envuelve todas las páginas excepto </w:t>
+      </w:r>
+      <w:r>
+        <w:rPr>
+          <w:rFonts w:ascii="Consolas" w:cs="Consolas" w:eastAsia="Consolas" w:hAnsi="Consolas"/>
+          <w:color w:val="7F1D1D"/>
+          <w:sz w:val="19"/>
+          <w:szCs w:val="19"/>
+        </w:rPr>
+        <w:t xml:space="preserve">/login</w:t>
+      </w:r>
+      <w:r>
+        <w:t xml:space="preserve">. El nombre del usuario y el botón "Cerrar sesión" aparecen en la barra superior.</w:t>
       </w:r>
     </w:p>
     <w:p>
@@ -13260,34 +16892,10 @@
           <w:b/>
           <w:bCs/>
         </w:rPr>
-        <w:t xml:space="preserve">Mapa:</w:t>
-      </w:r>
-      <w:r>
-        <w:t xml:space="preserve"> react-leaflet con capa GeoJSON; se convierte TopoJSON a GeoJSON en el cliente con </w:t>
-      </w:r>
-      <w:r>
-        <w:rPr>
-          <w:rFonts w:ascii="Consolas" w:cs="Consolas" w:eastAsia="Consolas" w:hAnsi="Consolas"/>
-          <w:color w:val="7F1D1D"/>
-          <w:sz w:val="19"/>
-          <w:szCs w:val="19"/>
-        </w:rPr>
-        <w:t xml:space="preserve">topojson-client</w:t>
-      </w:r>
-      <w:r>
-        <w:t xml:space="preserve">. El color se calcula por la clave de sección a partir de la respuesta de </w:t>
-      </w:r>
-      <w:r>
-        <w:rPr>
-          <w:rFonts w:ascii="Consolas" w:cs="Consolas" w:eastAsia="Consolas" w:hAnsi="Consolas"/>
-          <w:color w:val="7F1D1D"/>
-          <w:sz w:val="19"/>
-          <w:szCs w:val="19"/>
-        </w:rPr>
-        <w:t xml:space="preserve">/riesgo</w:t>
-      </w:r>
-      <w:r>
-        <w:t xml:space="preserve">, sin volver a descargar la geometría al cambiar de escenario.</w:t>
+        <w:t xml:space="preserve">Estado del servidor</w:t>
+      </w:r>
+      <w:r>
+        <w:t xml:space="preserve"> con TanStack Query (caché, reintentos, estados de carga). No se necesita Redux.</w:t>
       </w:r>
     </w:p>
     <w:p>
@@ -13304,10 +16912,10 @@
           <w:b/>
           <w:bCs/>
         </w:rPr>
-        <w:t xml:space="preserve">Rendimiento:</w:t>
-      </w:r>
-      <w:r>
-        <w:t xml:space="preserve"> con miles de polígonos, usar </w:t>
+        <w:t xml:space="preserve">Mapa:</w:t>
+      </w:r>
+      <w:r>
+        <w:t xml:space="preserve"> react-leaflet con capa GeoJSON; se convierte TopoJSON a GeoJSON en el cliente con </w:t>
       </w:r>
       <w:r>
         <w:rPr>
@@ -13316,10 +16924,22 @@
           <w:sz w:val="19"/>
           <w:szCs w:val="19"/>
         </w:rPr>
-        <w:t xml:space="preserve">preferCanvas</w:t>
-      </w:r>
-      <w:r>
-        <w:t xml:space="preserve"> en el mapa y memorizar estilos por clave.</w:t>
+        <w:t xml:space="preserve">topojson-client</w:t>
+      </w:r>
+      <w:r>
+        <w:t xml:space="preserve">. El color se calcula por la clave de sección a partir de la respuesta de </w:t>
+      </w:r>
+      <w:r>
+        <w:rPr>
+          <w:rFonts w:ascii="Consolas" w:cs="Consolas" w:eastAsia="Consolas" w:hAnsi="Consolas"/>
+          <w:color w:val="7F1D1D"/>
+          <w:sz w:val="19"/>
+          <w:szCs w:val="19"/>
+        </w:rPr>
+        <w:t xml:space="preserve">/riesgo</w:t>
+      </w:r>
+      <w:r>
+        <w:t xml:space="preserve">, sin volver a descargar la geometría al cambiar de escenario.</w:t>
       </w:r>
     </w:p>
     <w:p>
@@ -13336,10 +16956,10 @@
           <w:b/>
           <w:bCs/>
         </w:rPr>
-        <w:t xml:space="preserve">Variable de entorno</w:t>
-      </w:r>
-      <w:r>
-        <w:t xml:space="preserve"> </w:t>
+        <w:t xml:space="preserve">Rendimiento:</w:t>
+      </w:r>
+      <w:r>
+        <w:t xml:space="preserve"> con miles de polígonos, usar </w:t>
       </w:r>
       <w:r>
         <w:rPr>
@@ -13348,10 +16968,711 @@
           <w:sz w:val="19"/>
           <w:szCs w:val="19"/>
         </w:rPr>
+        <w:t xml:space="preserve">preferCanvas</w:t>
+      </w:r>
+      <w:r>
+        <w:t xml:space="preserve"> en el mapa y memorizar estilos por clave.</w:t>
+      </w:r>
+    </w:p>
+    <w:p>
+      <w:pPr>
+        <w:pStyle w:val="ListParagraph"/>
+        <w:numPr>
+          <w:ilvl w:val="0"/>
+          <w:numId w:val="2"/>
+        </w:numPr>
+        <w:spacing w:after="60" w:line="264"/>
+      </w:pPr>
+      <w:r>
+        <w:rPr>
+          <w:b/>
+          <w:bCs/>
+        </w:rPr>
+        <w:t xml:space="preserve">Variable de entorno</w:t>
+      </w:r>
+      <w:r>
+        <w:t xml:space="preserve"> </w:t>
+      </w:r>
+      <w:r>
+        <w:rPr>
+          <w:rFonts w:ascii="Consolas" w:cs="Consolas" w:eastAsia="Consolas" w:hAnsi="Consolas"/>
+          <w:color w:val="7F1D1D"/>
+          <w:sz w:val="19"/>
+          <w:szCs w:val="19"/>
+        </w:rPr>
         <w:t xml:space="preserve">VITE_USE_MOCKS</w:t>
       </w:r>
       <w:r>
         <w:t xml:space="preserve"> para alternar entre datos simulados y API real.</w:t>
+      </w:r>
+    </w:p>
+    <w:p>
+      <w:pPr>
+        <w:pStyle w:val="Heading2"/>
+      </w:pPr>
+      <w:r>
+        <w:t xml:space="preserve">8.4 Mapa de secciones y colonias</w:t>
+      </w:r>
+    </w:p>
+    <w:p>
+      <w:pPr>
+        <w:spacing w:after="120" w:line="276"/>
+      </w:pPr>
+      <w:r>
+        <w:t xml:space="preserve">El mapa usa Leaflet con mosaicos de OpenStreetMap como fondo, para que el usuario vea calles y nombres de colonias reales debajo de los polígonos de riesgo. La navegación es por niveles:</w:t>
+      </w:r>
+    </w:p>
+    <w:tbl>
+      <w:tblPr>
+        <w:tblW w:type="dxa" w:w="9360"/>
+        <w:tblBorders>
+          <w:top w:val="single" w:color="auto" w:sz="4"/>
+          <w:left w:val="single" w:color="auto" w:sz="4"/>
+          <w:bottom w:val="single" w:color="auto" w:sz="4"/>
+          <w:right w:val="single" w:color="auto" w:sz="4"/>
+          <w:insideH w:val="single" w:color="auto" w:sz="4"/>
+          <w:insideV w:val="single" w:color="auto" w:sz="4"/>
+        </w:tblBorders>
+      </w:tblPr>
+      <w:tblGrid>
+        <w:gridCol w:w="1800"/>
+        <w:gridCol w:w="4560"/>
+        <w:gridCol w:w="3000"/>
+      </w:tblGrid>
+      <w:tr>
+        <w:trPr>
+          <w:tblHeader/>
+        </w:trPr>
+        <w:tc>
+          <w:tcPr>
+            <w:tcW w:type="dxa" w:w="1800"/>
+            <w:tcBorders>
+              <w:top w:val="single" w:color="BFBFBF" w:sz="4"/>
+              <w:left w:val="single" w:color="BFBFBF" w:sz="4"/>
+              <w:bottom w:val="single" w:color="BFBFBF" w:sz="4"/>
+              <w:right w:val="single" w:color="BFBFBF" w:sz="4"/>
+            </w:tcBorders>
+            <w:shd w:fill="1F3864" w:color="auto" w:val="clear"/>
+            <w:tcMar>
+              <w:top w:type="dxa" w:w="60"/>
+              <w:left w:type="dxa" w:w="100"/>
+              <w:bottom w:type="dxa" w:w="60"/>
+              <w:right w:type="dxa" w:w="100"/>
+            </w:tcMar>
+          </w:tcPr>
+          <w:p>
+            <w:pPr>
+              <w:spacing w:after="20"/>
+            </w:pPr>
+            <w:r>
+              <w:rPr>
+                <w:b/>
+                <w:bCs/>
+                <w:color w:val="FFFFFF"/>
+                <w:sz w:val="19"/>
+                <w:szCs w:val="19"/>
+              </w:rPr>
+              <w:t xml:space="preserve">Nivel</w:t>
+            </w:r>
+          </w:p>
+        </w:tc>
+        <w:tc>
+          <w:tcPr>
+            <w:tcW w:type="dxa" w:w="4560"/>
+            <w:tcBorders>
+              <w:top w:val="single" w:color="BFBFBF" w:sz="4"/>
+              <w:left w:val="single" w:color="BFBFBF" w:sz="4"/>
+              <w:bottom w:val="single" w:color="BFBFBF" w:sz="4"/>
+              <w:right w:val="single" w:color="BFBFBF" w:sz="4"/>
+            </w:tcBorders>
+            <w:shd w:fill="1F3864" w:color="auto" w:val="clear"/>
+            <w:tcMar>
+              <w:top w:type="dxa" w:w="60"/>
+              <w:left w:type="dxa" w:w="100"/>
+              <w:bottom w:type="dxa" w:w="60"/>
+              <w:right w:type="dxa" w:w="100"/>
+            </w:tcMar>
+          </w:tcPr>
+          <w:p>
+            <w:pPr>
+              <w:spacing w:after="20"/>
+            </w:pPr>
+            <w:r>
+              <w:rPr>
+                <w:b/>
+                <w:bCs/>
+                <w:color w:val="FFFFFF"/>
+                <w:sz w:val="19"/>
+                <w:szCs w:val="19"/>
+              </w:rPr>
+              <w:t xml:space="preserve">Qué se dibuja</w:t>
+            </w:r>
+          </w:p>
+        </w:tc>
+        <w:tc>
+          <w:tcPr>
+            <w:tcW w:type="dxa" w:w="3000"/>
+            <w:tcBorders>
+              <w:top w:val="single" w:color="BFBFBF" w:sz="4"/>
+              <w:left w:val="single" w:color="BFBFBF" w:sz="4"/>
+              <w:bottom w:val="single" w:color="BFBFBF" w:sz="4"/>
+              <w:right w:val="single" w:color="BFBFBF" w:sz="4"/>
+            </w:tcBorders>
+            <w:shd w:fill="1F3864" w:color="auto" w:val="clear"/>
+            <w:tcMar>
+              <w:top w:type="dxa" w:w="60"/>
+              <w:left w:type="dxa" w:w="100"/>
+              <w:bottom w:type="dxa" w:w="60"/>
+              <w:right w:type="dxa" w:w="100"/>
+            </w:tcMar>
+          </w:tcPr>
+          <w:p>
+            <w:pPr>
+              <w:spacing w:after="20"/>
+            </w:pPr>
+            <w:r>
+              <w:rPr>
+                <w:b/>
+                <w:bCs/>
+                <w:color w:val="FFFFFF"/>
+                <w:sz w:val="19"/>
+                <w:szCs w:val="19"/>
+              </w:rPr>
+              <w:t xml:space="preserve">Fuente</w:t>
+            </w:r>
+          </w:p>
+        </w:tc>
+      </w:tr>
+      <w:tr>
+        <w:trPr>
+          <w:cantSplit/>
+        </w:trPr>
+        <w:tc>
+          <w:tcPr>
+            <w:tcW w:type="dxa" w:w="1800"/>
+            <w:tcBorders>
+              <w:top w:val="single" w:color="BFBFBF" w:sz="4"/>
+              <w:left w:val="single" w:color="BFBFBF" w:sz="4"/>
+              <w:bottom w:val="single" w:color="BFBFBF" w:sz="4"/>
+              <w:right w:val="single" w:color="BFBFBF" w:sz="4"/>
+            </w:tcBorders>
+            <w:tcMar>
+              <w:top w:type="dxa" w:w="60"/>
+              <w:left w:type="dxa" w:w="100"/>
+              <w:bottom w:type="dxa" w:w="60"/>
+              <w:right w:type="dxa" w:w="100"/>
+            </w:tcMar>
+          </w:tcPr>
+          <w:p>
+            <w:pPr>
+              <w:spacing w:after="20"/>
+            </w:pPr>
+            <w:r>
+              <w:rPr>
+                <w:sz w:val="19"/>
+                <w:szCs w:val="19"/>
+              </w:rPr>
+              <w:t xml:space="preserve">País</w:t>
+            </w:r>
+          </w:p>
+        </w:tc>
+        <w:tc>
+          <w:tcPr>
+            <w:tcW w:type="dxa" w:w="4560"/>
+            <w:tcBorders>
+              <w:top w:val="single" w:color="BFBFBF" w:sz="4"/>
+              <w:left w:val="single" w:color="BFBFBF" w:sz="4"/>
+              <w:bottom w:val="single" w:color="BFBFBF" w:sz="4"/>
+              <w:right w:val="single" w:color="BFBFBF" w:sz="4"/>
+            </w:tcBorders>
+            <w:tcMar>
+              <w:top w:type="dxa" w:w="60"/>
+              <w:left w:type="dxa" w:w="100"/>
+              <w:bottom w:type="dxa" w:w="60"/>
+              <w:right w:type="dxa" w:w="100"/>
+            </w:tcMar>
+          </w:tcPr>
+          <w:p>
+            <w:pPr>
+              <w:spacing w:after="20"/>
+            </w:pPr>
+            <w:r>
+              <w:rPr>
+                <w:sz w:val="19"/>
+                <w:szCs w:val="19"/>
+              </w:rPr>
+              <w:t xml:space="preserve">32 entidades coloreadas por abstención promedio ponderada</w:t>
+            </w:r>
+          </w:p>
+        </w:tc>
+        <w:tc>
+          <w:tcPr>
+            <w:tcW w:type="dxa" w:w="3000"/>
+            <w:tcBorders>
+              <w:top w:val="single" w:color="BFBFBF" w:sz="4"/>
+              <w:left w:val="single" w:color="BFBFBF" w:sz="4"/>
+              <w:bottom w:val="single" w:color="BFBFBF" w:sz="4"/>
+              <w:right w:val="single" w:color="BFBFBF" w:sz="4"/>
+            </w:tcBorders>
+            <w:tcMar>
+              <w:top w:type="dxa" w:w="60"/>
+              <w:left w:type="dxa" w:w="100"/>
+              <w:bottom w:type="dxa" w:w="60"/>
+              <w:right w:type="dxa" w:w="100"/>
+            </w:tcMar>
+          </w:tcPr>
+          <w:p>
+            <w:pPr>
+              <w:spacing w:after="20"/>
+            </w:pPr>
+            <w:r>
+              <w:rPr>
+                <w:sz w:val="19"/>
+                <w:szCs w:val="19"/>
+              </w:rPr>
+              <w:t xml:space="preserve">/geo/nacional + /riesgo/municipios</w:t>
+            </w:r>
+          </w:p>
+        </w:tc>
+      </w:tr>
+      <w:tr>
+        <w:trPr>
+          <w:cantSplit/>
+        </w:trPr>
+        <w:tc>
+          <w:tcPr>
+            <w:tcW w:type="dxa" w:w="1800"/>
+            <w:tcBorders>
+              <w:top w:val="single" w:color="BFBFBF" w:sz="4"/>
+              <w:left w:val="single" w:color="BFBFBF" w:sz="4"/>
+              <w:bottom w:val="single" w:color="BFBFBF" w:sz="4"/>
+              <w:right w:val="single" w:color="BFBFBF" w:sz="4"/>
+            </w:tcBorders>
+            <w:shd w:fill="F7F9FC" w:color="auto" w:val="clear"/>
+            <w:tcMar>
+              <w:top w:type="dxa" w:w="60"/>
+              <w:left w:type="dxa" w:w="100"/>
+              <w:bottom w:type="dxa" w:w="60"/>
+              <w:right w:type="dxa" w:w="100"/>
+            </w:tcMar>
+          </w:tcPr>
+          <w:p>
+            <w:pPr>
+              <w:spacing w:after="20"/>
+            </w:pPr>
+            <w:r>
+              <w:rPr>
+                <w:sz w:val="19"/>
+                <w:szCs w:val="19"/>
+              </w:rPr>
+              <w:t xml:space="preserve">Entidad</w:t>
+            </w:r>
+          </w:p>
+        </w:tc>
+        <w:tc>
+          <w:tcPr>
+            <w:tcW w:type="dxa" w:w="4560"/>
+            <w:tcBorders>
+              <w:top w:val="single" w:color="BFBFBF" w:sz="4"/>
+              <w:left w:val="single" w:color="BFBFBF" w:sz="4"/>
+              <w:bottom w:val="single" w:color="BFBFBF" w:sz="4"/>
+              <w:right w:val="single" w:color="BFBFBF" w:sz="4"/>
+            </w:tcBorders>
+            <w:shd w:fill="F7F9FC" w:color="auto" w:val="clear"/>
+            <w:tcMar>
+              <w:top w:type="dxa" w:w="60"/>
+              <w:left w:type="dxa" w:w="100"/>
+              <w:bottom w:type="dxa" w:w="60"/>
+              <w:right w:type="dxa" w:w="100"/>
+            </w:tcMar>
+          </w:tcPr>
+          <w:p>
+            <w:pPr>
+              <w:spacing w:after="20"/>
+            </w:pPr>
+            <w:r>
+              <w:rPr>
+                <w:sz w:val="19"/>
+                <w:szCs w:val="19"/>
+              </w:rPr>
+              <w:t xml:space="preserve">Municipios coloreados por riesgo promedio</w:t>
+            </w:r>
+          </w:p>
+        </w:tc>
+        <w:tc>
+          <w:tcPr>
+            <w:tcW w:type="dxa" w:w="3000"/>
+            <w:tcBorders>
+              <w:top w:val="single" w:color="BFBFBF" w:sz="4"/>
+              <w:left w:val="single" w:color="BFBFBF" w:sz="4"/>
+              <w:bottom w:val="single" w:color="BFBFBF" w:sz="4"/>
+              <w:right w:val="single" w:color="BFBFBF" w:sz="4"/>
+            </w:tcBorders>
+            <w:shd w:fill="F7F9FC" w:color="auto" w:val="clear"/>
+            <w:tcMar>
+              <w:top w:type="dxa" w:w="60"/>
+              <w:left w:type="dxa" w:w="100"/>
+              <w:bottom w:type="dxa" w:w="60"/>
+              <w:right w:type="dxa" w:w="100"/>
+            </w:tcMar>
+          </w:tcPr>
+          <w:p>
+            <w:pPr>
+              <w:spacing w:after="20"/>
+            </w:pPr>
+            <w:r>
+              <w:rPr>
+                <w:sz w:val="19"/>
+                <w:szCs w:val="19"/>
+              </w:rPr>
+              <w:t xml:space="preserve">/geo/nacional + /riesgo/municipios</w:t>
+            </w:r>
+          </w:p>
+        </w:tc>
+      </w:tr>
+      <w:tr>
+        <w:trPr>
+          <w:cantSplit/>
+        </w:trPr>
+        <w:tc>
+          <w:tcPr>
+            <w:tcW w:type="dxa" w:w="1800"/>
+            <w:tcBorders>
+              <w:top w:val="single" w:color="BFBFBF" w:sz="4"/>
+              <w:left w:val="single" w:color="BFBFBF" w:sz="4"/>
+              <w:bottom w:val="single" w:color="BFBFBF" w:sz="4"/>
+              <w:right w:val="single" w:color="BFBFBF" w:sz="4"/>
+            </w:tcBorders>
+            <w:tcMar>
+              <w:top w:type="dxa" w:w="60"/>
+              <w:left w:type="dxa" w:w="100"/>
+              <w:bottom w:type="dxa" w:w="60"/>
+              <w:right w:type="dxa" w:w="100"/>
+            </w:tcMar>
+          </w:tcPr>
+          <w:p>
+            <w:pPr>
+              <w:spacing w:after="20"/>
+            </w:pPr>
+            <w:r>
+              <w:rPr>
+                <w:sz w:val="19"/>
+                <w:szCs w:val="19"/>
+              </w:rPr>
+              <w:t xml:space="preserve">Municipio o ciudad</w:t>
+            </w:r>
+          </w:p>
+        </w:tc>
+        <w:tc>
+          <w:tcPr>
+            <w:tcW w:type="dxa" w:w="4560"/>
+            <w:tcBorders>
+              <w:top w:val="single" w:color="BFBFBF" w:sz="4"/>
+              <w:left w:val="single" w:color="BFBFBF" w:sz="4"/>
+              <w:bottom w:val="single" w:color="BFBFBF" w:sz="4"/>
+              <w:right w:val="single" w:color="BFBFBF" w:sz="4"/>
+            </w:tcBorders>
+            <w:tcMar>
+              <w:top w:type="dxa" w:w="60"/>
+              <w:left w:type="dxa" w:w="100"/>
+              <w:bottom w:type="dxa" w:w="60"/>
+              <w:right w:type="dxa" w:w="100"/>
+            </w:tcMar>
+          </w:tcPr>
+          <w:p>
+            <w:pPr>
+              <w:spacing w:after="20"/>
+            </w:pPr>
+            <w:r>
+              <w:rPr>
+                <w:sz w:val="19"/>
+                <w:szCs w:val="19"/>
+              </w:rPr>
+              <w:t xml:space="preserve">Secciones coloreadas por nivel de riesgo sobre el mapa de calles</w:t>
+            </w:r>
+          </w:p>
+        </w:tc>
+        <w:tc>
+          <w:tcPr>
+            <w:tcW w:type="dxa" w:w="3000"/>
+            <w:tcBorders>
+              <w:top w:val="single" w:color="BFBFBF" w:sz="4"/>
+              <w:left w:val="single" w:color="BFBFBF" w:sz="4"/>
+              <w:bottom w:val="single" w:color="BFBFBF" w:sz="4"/>
+              <w:right w:val="single" w:color="BFBFBF" w:sz="4"/>
+            </w:tcBorders>
+            <w:tcMar>
+              <w:top w:type="dxa" w:w="60"/>
+              <w:left w:type="dxa" w:w="100"/>
+              <w:bottom w:type="dxa" w:w="60"/>
+              <w:right w:type="dxa" w:w="100"/>
+            </w:tcMar>
+          </w:tcPr>
+          <w:p>
+            <w:pPr>
+              <w:spacing w:after="20"/>
+            </w:pPr>
+            <w:r>
+              <w:rPr>
+                <w:sz w:val="19"/>
+                <w:szCs w:val="19"/>
+              </w:rPr>
+              <w:t xml:space="preserve">/geo/:entidad/:municipio + /riesgo</w:t>
+            </w:r>
+          </w:p>
+        </w:tc>
+      </w:tr>
+      <w:tr>
+        <w:trPr>
+          <w:cantSplit/>
+        </w:trPr>
+        <w:tc>
+          <w:tcPr>
+            <w:tcW w:type="dxa" w:w="1800"/>
+            <w:tcBorders>
+              <w:top w:val="single" w:color="BFBFBF" w:sz="4"/>
+              <w:left w:val="single" w:color="BFBFBF" w:sz="4"/>
+              <w:bottom w:val="single" w:color="BFBFBF" w:sz="4"/>
+              <w:right w:val="single" w:color="BFBFBF" w:sz="4"/>
+            </w:tcBorders>
+            <w:shd w:fill="F7F9FC" w:color="auto" w:val="clear"/>
+            <w:tcMar>
+              <w:top w:type="dxa" w:w="60"/>
+              <w:left w:type="dxa" w:w="100"/>
+              <w:bottom w:type="dxa" w:w="60"/>
+              <w:right w:type="dxa" w:w="100"/>
+            </w:tcMar>
+          </w:tcPr>
+          <w:p>
+            <w:pPr>
+              <w:spacing w:after="20"/>
+            </w:pPr>
+            <w:r>
+              <w:rPr>
+                <w:sz w:val="19"/>
+                <w:szCs w:val="19"/>
+              </w:rPr>
+              <w:t xml:space="preserve">Sección</w:t>
+            </w:r>
+          </w:p>
+        </w:tc>
+        <w:tc>
+          <w:tcPr>
+            <w:tcW w:type="dxa" w:w="4560"/>
+            <w:tcBorders>
+              <w:top w:val="single" w:color="BFBFBF" w:sz="4"/>
+              <w:left w:val="single" w:color="BFBFBF" w:sz="4"/>
+              <w:bottom w:val="single" w:color="BFBFBF" w:sz="4"/>
+              <w:right w:val="single" w:color="BFBFBF" w:sz="4"/>
+            </w:tcBorders>
+            <w:shd w:fill="F7F9FC" w:color="auto" w:val="clear"/>
+            <w:tcMar>
+              <w:top w:type="dxa" w:w="60"/>
+              <w:left w:type="dxa" w:w="100"/>
+              <w:bottom w:type="dxa" w:w="60"/>
+              <w:right w:type="dxa" w:w="100"/>
+            </w:tcMar>
+          </w:tcPr>
+          <w:p>
+            <w:pPr>
+              <w:spacing w:after="20"/>
+            </w:pPr>
+            <w:r>
+              <w:rPr>
+                <w:sz w:val="19"/>
+                <w:szCs w:val="19"/>
+              </w:rPr>
+              <w:t xml:space="preserve">Ficha: riesgo, factores SHAP y colonias que cubre</w:t>
+            </w:r>
+          </w:p>
+        </w:tc>
+        <w:tc>
+          <w:tcPr>
+            <w:tcW w:type="dxa" w:w="3000"/>
+            <w:tcBorders>
+              <w:top w:val="single" w:color="BFBFBF" w:sz="4"/>
+              <w:left w:val="single" w:color="BFBFBF" w:sz="4"/>
+              <w:bottom w:val="single" w:color="BFBFBF" w:sz="4"/>
+              <w:right w:val="single" w:color="BFBFBF" w:sz="4"/>
+            </w:tcBorders>
+            <w:shd w:fill="F7F9FC" w:color="auto" w:val="clear"/>
+            <w:tcMar>
+              <w:top w:type="dxa" w:w="60"/>
+              <w:left w:type="dxa" w:w="100"/>
+              <w:bottom w:type="dxa" w:w="60"/>
+              <w:right w:type="dxa" w:w="100"/>
+            </w:tcMar>
+          </w:tcPr>
+          <w:p>
+            <w:pPr>
+              <w:spacing w:after="20"/>
+            </w:pPr>
+            <w:r>
+              <w:rPr>
+                <w:sz w:val="19"/>
+                <w:szCs w:val="19"/>
+              </w:rPr>
+              <w:t xml:space="preserve">/secciones/:entidad/:seccion y .../colonias</w:t>
+            </w:r>
+          </w:p>
+        </w:tc>
+      </w:tr>
+    </w:tbl>
+    <w:p>
+      <w:pPr>
+        <w:pStyle w:val="ListParagraph"/>
+        <w:numPr>
+          <w:ilvl w:val="0"/>
+          <w:numId w:val="2"/>
+        </w:numPr>
+        <w:spacing w:after="60" w:line="264"/>
+      </w:pPr>
+      <w:r>
+        <w:rPr>
+          <w:b/>
+          <w:bCs/>
+        </w:rPr>
+        <w:t xml:space="preserve">Buscador:</w:t>
+      </w:r>
+      <w:r>
+        <w:t xml:space="preserve"> el usuario escribe su colonia (por ejemplo "Pueblo Nuevo, San Luis Río Colorado") y el mapa lo lleva a las secciones que la cubren.</w:t>
+      </w:r>
+    </w:p>
+    <w:p>
+      <w:pPr>
+        <w:pStyle w:val="ListParagraph"/>
+        <w:numPr>
+          <w:ilvl w:val="0"/>
+          <w:numId w:val="2"/>
+        </w:numPr>
+        <w:spacing w:after="60" w:line="264"/>
+      </w:pPr>
+      <w:r>
+        <w:rPr>
+          <w:b/>
+          <w:bCs/>
+        </w:rPr>
+        <w:t xml:space="preserve">Atribución obligatoria</w:t>
+      </w:r>
+      <w:r>
+        <w:t xml:space="preserve"> visible en el mapa: "© OpenStreetMap contributors".</w:t>
+      </w:r>
+    </w:p>
+    <w:p>
+      <w:pPr>
+        <w:pStyle w:val="ListParagraph"/>
+        <w:numPr>
+          <w:ilvl w:val="0"/>
+          <w:numId w:val="2"/>
+        </w:numPr>
+        <w:spacing w:after="60" w:line="264"/>
+      </w:pPr>
+      <w:r>
+        <w:rPr>
+          <w:b/>
+          <w:bCs/>
+        </w:rPr>
+        <w:t xml:space="preserve">Opacidad</w:t>
+      </w:r>
+      <w:r>
+        <w:t xml:space="preserve"> de los polígonos al 60% para que se lean las calles y los nombres de colonias del mapa base.</w:t>
+      </w:r>
+    </w:p>
+    <w:p>
+      <w:pPr>
+        <w:pStyle w:val="Heading3"/>
+      </w:pPr>
+      <w:r>
+        <w:t xml:space="preserve">Preparación de la cartografía (pipeline offline, ml/src/geo/)</w:t>
+      </w:r>
+    </w:p>
+    <w:p>
+      <w:pPr>
+        <w:pStyle w:val="ListParagraph"/>
+        <w:numPr>
+          <w:ilvl w:val="0"/>
+          <w:numId w:val="5"/>
+        </w:numPr>
+        <w:spacing w:after="60" w:line="264"/>
+      </w:pPr>
+      <w:r>
+        <w:t xml:space="preserve">Descargar del sitio de cartografía del INE el Marco Geográfico Seccional nacional y la Base Geográfica Digital de cada entidad (shapefiles en proyección UTM).</w:t>
+      </w:r>
+    </w:p>
+    <w:p>
+      <w:pPr>
+        <w:pStyle w:val="ListParagraph"/>
+        <w:numPr>
+          <w:ilvl w:val="0"/>
+          <w:numId w:val="5"/>
+        </w:numPr>
+        <w:spacing w:after="60" w:line="264"/>
+      </w:pPr>
+      <w:r>
+        <w:t xml:space="preserve">Reproyectar a coordenadas geográficas WGS84 (EPSG:4326), que es lo que usa Leaflet.</w:t>
+      </w:r>
+    </w:p>
+    <w:p>
+      <w:pPr>
+        <w:pStyle w:val="ListParagraph"/>
+        <w:numPr>
+          <w:ilvl w:val="0"/>
+          <w:numId w:val="5"/>
+        </w:numPr>
+        <w:spacing w:after="60" w:line="264"/>
+      </w:pPr>
+      <w:r>
+        <w:t xml:space="preserve">Cruce sección-colonia: intersección de polígonos con geopandas; por cada sección se guardan las colonias que cubre y el porcentaje del área de la sección que ocupa cada una. Se cargan a la tabla </w:t>
+      </w:r>
+      <w:r>
+        <w:rPr>
+          <w:rFonts w:ascii="Consolas" w:cs="Consolas" w:eastAsia="Consolas" w:hAnsi="Consolas"/>
+          <w:color w:val="7F1D1D"/>
+          <w:sz w:val="19"/>
+          <w:szCs w:val="19"/>
+        </w:rPr>
+        <w:t xml:space="preserve">seccion_colonia</w:t>
+      </w:r>
+      <w:r>
+        <w:t xml:space="preserve">.</w:t>
+      </w:r>
+    </w:p>
+    <w:p>
+      <w:pPr>
+        <w:pStyle w:val="ListParagraph"/>
+        <w:numPr>
+          <w:ilvl w:val="0"/>
+          <w:numId w:val="5"/>
+        </w:numPr>
+        <w:spacing w:after="60" w:line="264"/>
+      </w:pPr>
+      <w:r>
+        <w:t xml:space="preserve">Simplificar geometrías con mapshaper (conservando la topología) y exportar un TopoJSON nacional de entidades y municipios y un TopoJSON por municipio con sus secciones.</w:t>
+      </w:r>
+    </w:p>
+    <w:p>
+      <w:pPr>
+        <w:pStyle w:val="ListParagraph"/>
+        <w:numPr>
+          <w:ilvl w:val="0"/>
+          <w:numId w:val="5"/>
+        </w:numPr>
+        <w:spacing w:after="60" w:line="264"/>
+      </w:pPr>
+      <w:r>
+        <w:t xml:space="preserve">Publicar los archivos en </w:t>
+      </w:r>
+      <w:r>
+        <w:rPr>
+          <w:rFonts w:ascii="Consolas" w:cs="Consolas" w:eastAsia="Consolas" w:hAnsi="Consolas"/>
+          <w:color w:val="7F1D1D"/>
+          <w:sz w:val="19"/>
+          <w:szCs w:val="19"/>
+        </w:rPr>
+        <w:t xml:space="preserve">public-geo/</w:t>
+      </w:r>
+      <w:r>
+        <w:t xml:space="preserve"> (o en el almacenamiento del despliegue) para que la API los sirva con caché.</w:t>
       </w:r>
     </w:p>
     <w:p>
@@ -13371,7 +17692,7 @@
       <w:r>
         <w:drawing>
           <wp:inline distT="0" distB="0" distL="0" distR="0">
-            <wp:extent cx="5715000" cy="4419600"/>
+            <wp:extent cx="5334000" cy="5029200"/>
             <wp:effectExtent t="0" r="0" b="0" l="0"/>
             <wp:docPr id="1" name="er.png" descr="Figura 3. Modelo entidad-relación" title="Figura 3. Modelo entidad-relación"/>
             <wp:cNvGraphicFramePr>
@@ -13396,7 +17717,7 @@
                   <pic:spPr bwMode="auto">
                     <a:xfrm>
                       <a:off x="0" y="0"/>
-                      <a:ext cx="5715000" cy="4419600"/>
+                      <a:ext cx="5334000" cy="5029200"/>
                     </a:xfrm>
                     <a:prstGeom prst="rect">
                       <a:avLst/>
@@ -13612,7 +17933,7 @@
                 <w:sz w:val="19"/>
                 <w:szCs w:val="19"/>
               </w:rPr>
-              <w:t xml:space="preserve">Catálogo geoelectoral</w:t>
+              <w:t xml:space="preserve">Catálogo geoelectoral (municipio con clave INE y clave INEGI)</w:t>
             </w:r>
           </w:p>
         </w:tc>
@@ -13676,7 +17997,7 @@
                 <w:sz w:val="19"/>
                 <w:szCs w:val="19"/>
               </w:rPr>
-              <w:t xml:space="preserve">resultado_electoral</w:t>
+              <w:t xml:space="preserve">colonia</w:t>
             </w:r>
           </w:p>
         </w:tc>
@@ -13706,7 +18027,7 @@
                 <w:sz w:val="19"/>
                 <w:szCs w:val="19"/>
               </w:rPr>
-              <w:t xml:space="preserve">Participación y abstención por sección y elección</w:t>
+              <w:t xml:space="preserve">Catálogo de colonias de la Base Geográfica Digital</w:t>
             </w:r>
           </w:p>
         </w:tc>
@@ -13736,7 +18057,7 @@
                 <w:sz w:val="19"/>
                 <w:szCs w:val="19"/>
               </w:rPr>
-              <w:t xml:space="preserve">UNIQUE(seccion_id, anio, tipo_eleccion)</w:t>
+              <w:t xml:space="preserve">INDEX(entidad_id, municipio_id, nombre) para el buscador</w:t>
             </w:r>
           </w:p>
         </w:tc>
@@ -13770,7 +18091,7 @@
                 <w:sz w:val="19"/>
                 <w:szCs w:val="19"/>
               </w:rPr>
-              <w:t xml:space="preserve">indicador_socio</w:t>
+              <w:t xml:space="preserve">seccion_colonia</w:t>
             </w:r>
           </w:p>
         </w:tc>
@@ -13799,7 +18120,7 @@
                 <w:sz w:val="19"/>
                 <w:szCs w:val="19"/>
               </w:rPr>
-              <w:t xml:space="preserve">Variables del censo y marginación</w:t>
+              <w:t xml:space="preserve">Relación sección-colonia con porcentaje de área</w:t>
             </w:r>
           </w:p>
         </w:tc>
@@ -13828,7 +18149,7 @@
                 <w:sz w:val="19"/>
                 <w:szCs w:val="19"/>
               </w:rPr>
-              <w:t xml:space="preserve">PK(seccion_id, anio_censo)</w:t>
+              <w:t xml:space="preserve">PK(seccion_id, colonia_id)</w:t>
             </w:r>
           </w:p>
         </w:tc>
@@ -13863,7 +18184,7 @@
                 <w:sz w:val="19"/>
                 <w:szCs w:val="19"/>
               </w:rPr>
-              <w:t xml:space="preserve">indicador_operativo</w:t>
+              <w:t xml:space="preserve">resultado_electoral</w:t>
             </w:r>
           </w:p>
         </w:tc>
@@ -13893,7 +18214,7 @@
                 <w:sz w:val="19"/>
                 <w:szCs w:val="19"/>
               </w:rPr>
-              <w:t xml:space="preserve">Casillas y distancia a MAC</w:t>
+              <w:t xml:space="preserve">Participación y abstención por sección y elección</w:t>
             </w:r>
           </w:p>
         </w:tc>
@@ -13923,7 +18244,7 @@
                 <w:sz w:val="19"/>
                 <w:szCs w:val="19"/>
               </w:rPr>
-              <w:t xml:space="preserve">PK(seccion_id, anio)</w:t>
+              <w:t xml:space="preserve">UNIQUE(seccion_id, anio, tipo_eleccion)</w:t>
             </w:r>
           </w:p>
         </w:tc>
@@ -13957,7 +18278,7 @@
                 <w:sz w:val="19"/>
                 <w:szCs w:val="19"/>
               </w:rPr>
-              <w:t xml:space="preserve">modelo_version</w:t>
+              <w:t xml:space="preserve">indicador_socio</w:t>
             </w:r>
           </w:p>
         </w:tc>
@@ -13986,7 +18307,7 @@
                 <w:sz w:val="19"/>
                 <w:szCs w:val="19"/>
               </w:rPr>
-              <w:t xml:space="preserve">Versiones del modelo, métricas y umbrales</w:t>
+              <w:t xml:space="preserve">Variables del censo y marginación</w:t>
             </w:r>
           </w:p>
         </w:tc>
@@ -14015,7 +18336,7 @@
                 <w:sz w:val="19"/>
                 <w:szCs w:val="19"/>
               </w:rPr>
-              <w:t xml:space="preserve">UNIQUE(version); solo una fila con activo = 1</w:t>
+              <w:t xml:space="preserve">PK(seccion_id, anio_censo)</w:t>
             </w:r>
           </w:p>
         </w:tc>
@@ -14050,7 +18371,7 @@
                 <w:sz w:val="19"/>
                 <w:szCs w:val="19"/>
               </w:rPr>
-              <w:t xml:space="preserve">escenario</w:t>
+              <w:t xml:space="preserve">indicador_operativo</w:t>
             </w:r>
           </w:p>
         </w:tc>
@@ -14080,7 +18401,7 @@
                 <w:sz w:val="19"/>
                 <w:szCs w:val="19"/>
               </w:rPr>
-              <w:t xml:space="preserve">Escenarios A y B con sus parámetros</w:t>
+              <w:t xml:space="preserve">Casillas y distancia a MAC</w:t>
             </w:r>
           </w:p>
         </w:tc>
@@ -14110,7 +18431,7 @@
                 <w:sz w:val="19"/>
                 <w:szCs w:val="19"/>
               </w:rPr>
-              <w:t xml:space="preserve">UNIQUE(hash_parametros, modelo_version_id)</w:t>
+              <w:t xml:space="preserve">PK(seccion_id, anio)</w:t>
             </w:r>
           </w:p>
         </w:tc>
@@ -14144,6 +18465,286 @@
                 <w:sz w:val="19"/>
                 <w:szCs w:val="19"/>
               </w:rPr>
+              <w:t xml:space="preserve">usuario</w:t>
+            </w:r>
+          </w:p>
+        </w:tc>
+        <w:tc>
+          <w:tcPr>
+            <w:tcW w:type="dxa" w:w="3900"/>
+            <w:tcBorders>
+              <w:top w:val="single" w:color="BFBFBF" w:sz="4"/>
+              <w:left w:val="single" w:color="BFBFBF" w:sz="4"/>
+              <w:bottom w:val="single" w:color="BFBFBF" w:sz="4"/>
+              <w:right w:val="single" w:color="BFBFBF" w:sz="4"/>
+            </w:tcBorders>
+            <w:tcMar>
+              <w:top w:type="dxa" w:w="60"/>
+              <w:left w:type="dxa" w:w="100"/>
+              <w:bottom w:type="dxa" w:w="60"/>
+              <w:right w:type="dxa" w:w="100"/>
+            </w:tcMar>
+          </w:tcPr>
+          <w:p>
+            <w:pPr>
+              <w:spacing w:after="20"/>
+            </w:pPr>
+            <w:r>
+              <w:rPr>
+                <w:sz w:val="19"/>
+                <w:szCs w:val="19"/>
+              </w:rPr>
+              <w:t xml:space="preserve">Cuentas de acceso: nombre, email, password_hash, rol, activo, ultimo_acceso</w:t>
+            </w:r>
+          </w:p>
+        </w:tc>
+        <w:tc>
+          <w:tcPr>
+            <w:tcW w:type="dxa" w:w="2860"/>
+            <w:tcBorders>
+              <w:top w:val="single" w:color="BFBFBF" w:sz="4"/>
+              <w:left w:val="single" w:color="BFBFBF" w:sz="4"/>
+              <w:bottom w:val="single" w:color="BFBFBF" w:sz="4"/>
+              <w:right w:val="single" w:color="BFBFBF" w:sz="4"/>
+            </w:tcBorders>
+            <w:tcMar>
+              <w:top w:type="dxa" w:w="60"/>
+              <w:left w:type="dxa" w:w="100"/>
+              <w:bottom w:type="dxa" w:w="60"/>
+              <w:right w:type="dxa" w:w="100"/>
+            </w:tcMar>
+          </w:tcPr>
+          <w:p>
+            <w:pPr>
+              <w:spacing w:after="20"/>
+            </w:pPr>
+            <w:r>
+              <w:rPr>
+                <w:sz w:val="19"/>
+                <w:szCs w:val="19"/>
+              </w:rPr>
+              <w:t xml:space="preserve">UNIQUE(email)</w:t>
+            </w:r>
+          </w:p>
+        </w:tc>
+      </w:tr>
+      <w:tr>
+        <w:trPr>
+          <w:cantSplit/>
+        </w:trPr>
+        <w:tc>
+          <w:tcPr>
+            <w:tcW w:type="dxa" w:w="2600"/>
+            <w:tcBorders>
+              <w:top w:val="single" w:color="BFBFBF" w:sz="4"/>
+              <w:left w:val="single" w:color="BFBFBF" w:sz="4"/>
+              <w:bottom w:val="single" w:color="BFBFBF" w:sz="4"/>
+              <w:right w:val="single" w:color="BFBFBF" w:sz="4"/>
+            </w:tcBorders>
+            <w:shd w:fill="F7F9FC" w:color="auto" w:val="clear"/>
+            <w:tcMar>
+              <w:top w:type="dxa" w:w="60"/>
+              <w:left w:type="dxa" w:w="100"/>
+              <w:bottom w:type="dxa" w:w="60"/>
+              <w:right w:type="dxa" w:w="100"/>
+            </w:tcMar>
+          </w:tcPr>
+          <w:p>
+            <w:pPr>
+              <w:spacing w:after="20"/>
+            </w:pPr>
+            <w:r>
+              <w:rPr>
+                <w:sz w:val="19"/>
+                <w:szCs w:val="19"/>
+              </w:rPr>
+              <w:t xml:space="preserve">modelo_version</w:t>
+            </w:r>
+          </w:p>
+        </w:tc>
+        <w:tc>
+          <w:tcPr>
+            <w:tcW w:type="dxa" w:w="3900"/>
+            <w:tcBorders>
+              <w:top w:val="single" w:color="BFBFBF" w:sz="4"/>
+              <w:left w:val="single" w:color="BFBFBF" w:sz="4"/>
+              <w:bottom w:val="single" w:color="BFBFBF" w:sz="4"/>
+              <w:right w:val="single" w:color="BFBFBF" w:sz="4"/>
+            </w:tcBorders>
+            <w:shd w:fill="F7F9FC" w:color="auto" w:val="clear"/>
+            <w:tcMar>
+              <w:top w:type="dxa" w:w="60"/>
+              <w:left w:type="dxa" w:w="100"/>
+              <w:bottom w:type="dxa" w:w="60"/>
+              <w:right w:type="dxa" w:w="100"/>
+            </w:tcMar>
+          </w:tcPr>
+          <w:p>
+            <w:pPr>
+              <w:spacing w:after="20"/>
+            </w:pPr>
+            <w:r>
+              <w:rPr>
+                <w:sz w:val="19"/>
+                <w:szCs w:val="19"/>
+              </w:rPr>
+              <w:t xml:space="preserve">Versiones del modelo, métricas y umbrales</w:t>
+            </w:r>
+          </w:p>
+        </w:tc>
+        <w:tc>
+          <w:tcPr>
+            <w:tcW w:type="dxa" w:w="2860"/>
+            <w:tcBorders>
+              <w:top w:val="single" w:color="BFBFBF" w:sz="4"/>
+              <w:left w:val="single" w:color="BFBFBF" w:sz="4"/>
+              <w:bottom w:val="single" w:color="BFBFBF" w:sz="4"/>
+              <w:right w:val="single" w:color="BFBFBF" w:sz="4"/>
+            </w:tcBorders>
+            <w:shd w:fill="F7F9FC" w:color="auto" w:val="clear"/>
+            <w:tcMar>
+              <w:top w:type="dxa" w:w="60"/>
+              <w:left w:type="dxa" w:w="100"/>
+              <w:bottom w:type="dxa" w:w="60"/>
+              <w:right w:type="dxa" w:w="100"/>
+            </w:tcMar>
+          </w:tcPr>
+          <w:p>
+            <w:pPr>
+              <w:spacing w:after="20"/>
+            </w:pPr>
+            <w:r>
+              <w:rPr>
+                <w:sz w:val="19"/>
+                <w:szCs w:val="19"/>
+              </w:rPr>
+              <w:t xml:space="preserve">UNIQUE(version); solo una fila con activo = 1</w:t>
+            </w:r>
+          </w:p>
+        </w:tc>
+      </w:tr>
+      <w:tr>
+        <w:trPr>
+          <w:cantSplit/>
+        </w:trPr>
+        <w:tc>
+          <w:tcPr>
+            <w:tcW w:type="dxa" w:w="2600"/>
+            <w:tcBorders>
+              <w:top w:val="single" w:color="BFBFBF" w:sz="4"/>
+              <w:left w:val="single" w:color="BFBFBF" w:sz="4"/>
+              <w:bottom w:val="single" w:color="BFBFBF" w:sz="4"/>
+              <w:right w:val="single" w:color="BFBFBF" w:sz="4"/>
+            </w:tcBorders>
+            <w:tcMar>
+              <w:top w:type="dxa" w:w="60"/>
+              <w:left w:type="dxa" w:w="100"/>
+              <w:bottom w:type="dxa" w:w="60"/>
+              <w:right w:type="dxa" w:w="100"/>
+            </w:tcMar>
+          </w:tcPr>
+          <w:p>
+            <w:pPr>
+              <w:spacing w:after="20"/>
+            </w:pPr>
+            <w:r>
+              <w:rPr>
+                <w:sz w:val="19"/>
+                <w:szCs w:val="19"/>
+              </w:rPr>
+              <w:t xml:space="preserve">escenario</w:t>
+            </w:r>
+          </w:p>
+        </w:tc>
+        <w:tc>
+          <w:tcPr>
+            <w:tcW w:type="dxa" w:w="3900"/>
+            <w:tcBorders>
+              <w:top w:val="single" w:color="BFBFBF" w:sz="4"/>
+              <w:left w:val="single" w:color="BFBFBF" w:sz="4"/>
+              <w:bottom w:val="single" w:color="BFBFBF" w:sz="4"/>
+              <w:right w:val="single" w:color="BFBFBF" w:sz="4"/>
+            </w:tcBorders>
+            <w:tcMar>
+              <w:top w:type="dxa" w:w="60"/>
+              <w:left w:type="dxa" w:w="100"/>
+              <w:bottom w:type="dxa" w:w="60"/>
+              <w:right w:type="dxa" w:w="100"/>
+            </w:tcMar>
+          </w:tcPr>
+          <w:p>
+            <w:pPr>
+              <w:spacing w:after="20"/>
+            </w:pPr>
+            <w:r>
+              <w:rPr>
+                <w:sz w:val="19"/>
+                <w:szCs w:val="19"/>
+              </w:rPr>
+              <w:t xml:space="preserve">Escenarios A y B con sus parámetros</w:t>
+            </w:r>
+          </w:p>
+        </w:tc>
+        <w:tc>
+          <w:tcPr>
+            <w:tcW w:type="dxa" w:w="2860"/>
+            <w:tcBorders>
+              <w:top w:val="single" w:color="BFBFBF" w:sz="4"/>
+              <w:left w:val="single" w:color="BFBFBF" w:sz="4"/>
+              <w:bottom w:val="single" w:color="BFBFBF" w:sz="4"/>
+              <w:right w:val="single" w:color="BFBFBF" w:sz="4"/>
+            </w:tcBorders>
+            <w:tcMar>
+              <w:top w:type="dxa" w:w="60"/>
+              <w:left w:type="dxa" w:w="100"/>
+              <w:bottom w:type="dxa" w:w="60"/>
+              <w:right w:type="dxa" w:w="100"/>
+            </w:tcMar>
+          </w:tcPr>
+          <w:p>
+            <w:pPr>
+              <w:spacing w:after="20"/>
+            </w:pPr>
+            <w:r>
+              <w:rPr>
+                <w:sz w:val="19"/>
+                <w:szCs w:val="19"/>
+              </w:rPr>
+              <w:t xml:space="preserve">UNIQUE(hash_parametros, modelo_version_id)</w:t>
+            </w:r>
+          </w:p>
+        </w:tc>
+      </w:tr>
+      <w:tr>
+        <w:trPr>
+          <w:cantSplit/>
+        </w:trPr>
+        <w:tc>
+          <w:tcPr>
+            <w:tcW w:type="dxa" w:w="2600"/>
+            <w:tcBorders>
+              <w:top w:val="single" w:color="BFBFBF" w:sz="4"/>
+              <w:left w:val="single" w:color="BFBFBF" w:sz="4"/>
+              <w:bottom w:val="single" w:color="BFBFBF" w:sz="4"/>
+              <w:right w:val="single" w:color="BFBFBF" w:sz="4"/>
+            </w:tcBorders>
+            <w:shd w:fill="F7F9FC" w:color="auto" w:val="clear"/>
+            <w:tcMar>
+              <w:top w:type="dxa" w:w="60"/>
+              <w:left w:type="dxa" w:w="100"/>
+              <w:bottom w:type="dxa" w:w="60"/>
+              <w:right w:type="dxa" w:w="100"/>
+            </w:tcMar>
+          </w:tcPr>
+          <w:p>
+            <w:pPr>
+              <w:spacing w:after="20"/>
+            </w:pPr>
+            <w:r>
+              <w:rPr>
+                <w:sz w:val="19"/>
+                <w:szCs w:val="19"/>
+              </w:rPr>
               <w:t xml:space="preserve">prediccion</w:t>
             </w:r>
           </w:p>
@@ -14157,6 +18758,7 @@
               <w:bottom w:val="single" w:color="BFBFBF" w:sz="4"/>
               <w:right w:val="single" w:color="BFBFBF" w:sz="4"/>
             </w:tcBorders>
+            <w:shd w:fill="F7F9FC" w:color="auto" w:val="clear"/>
             <w:tcMar>
               <w:top w:type="dxa" w:w="60"/>
               <w:left w:type="dxa" w:w="100"/>
@@ -14186,6 +18788,7 @@
               <w:bottom w:val="single" w:color="BFBFBF" w:sz="4"/>
               <w:right w:val="single" w:color="BFBFBF" w:sz="4"/>
             </w:tcBorders>
+            <w:shd w:fill="F7F9FC" w:color="auto" w:val="clear"/>
             <w:tcMar>
               <w:top w:type="dxa" w:w="60"/>
               <w:left w:type="dxa" w:w="100"/>
@@ -14578,6 +19181,21 @@
           <w:sz w:val="17"/>
           <w:szCs w:val="17"/>
         </w:rPr>
+        <w:t xml:space="preserve">    src/geo/             # reproyección, cruce sección-colonia, exportación TopoJSON</w:t>
+      </w:r>
+    </w:p>
+    <w:p>
+      <w:pPr>
+        <w:shd w:fill="F3F3F3" w:color="auto" w:val="clear"/>
+        <w:spacing w:after="0" w:before="0" w:line="240"/>
+        <w:ind w:left="120" w:right="120"/>
+      </w:pPr>
+      <w:r>
+        <w:rPr>
+          <w:rFonts w:ascii="Consolas" w:cs="Consolas" w:eastAsia="Consolas" w:hAnsi="Consolas"/>
+          <w:sz w:val="17"/>
+          <w:szCs w:val="17"/>
+        </w:rPr>
         <w:t xml:space="preserve">    artifacts/           # model.json, metadata.json (versionados por release)</w:t>
       </w:r>
     </w:p>
@@ -14961,6 +19579,36 @@
           <w:szCs w:val="17"/>
         </w:rPr>
         <w:t xml:space="preserve">ML_INTERNAL_KEY=cambiar   MODEL_PATH=/models/model.json</w:t>
+      </w:r>
+    </w:p>
+    <w:p>
+      <w:pPr>
+        <w:shd w:fill="F3F3F3" w:color="auto" w:val="clear"/>
+        <w:spacing w:after="0" w:before="0" w:line="240"/>
+        <w:ind w:left="120" w:right="120"/>
+      </w:pPr>
+      <w:r>
+        <w:rPr>
+          <w:rFonts w:ascii="Consolas" w:cs="Consolas" w:eastAsia="Consolas" w:hAnsi="Consolas"/>
+          <w:sz w:val="17"/>
+          <w:szCs w:val="17"/>
+        </w:rPr>
+        <w:t xml:space="preserve">JWT_SECRET=cambiar        JWT_EXPIRA=8h</w:t>
+      </w:r>
+    </w:p>
+    <w:p>
+      <w:pPr>
+        <w:shd w:fill="F3F3F3" w:color="auto" w:val="clear"/>
+        <w:spacing w:after="0" w:before="0" w:line="240"/>
+        <w:ind w:left="120" w:right="120"/>
+      </w:pPr>
+      <w:r>
+        <w:rPr>
+          <w:rFonts w:ascii="Consolas" w:cs="Consolas" w:eastAsia="Consolas" w:hAnsi="Consolas"/>
+          <w:sz w:val="17"/>
+          <w:szCs w:val="17"/>
+        </w:rPr>
+        <w:t xml:space="preserve">ADMIN_EMAIL=admin@sipa-ine.mx   ADMIN_PASSWORD=cambiar</w:t>
       </w:r>
     </w:p>
     <w:p>
@@ -16585,7 +21233,7 @@
                 <w:sz w:val="19"/>
                 <w:szCs w:val="19"/>
               </w:rPr>
-              <w:t xml:space="preserve">Diseño de pantallas, mapa con react-leaflet, simulador, ranking, panel del modelo, accesibilidad, diseño del pitch y video de la demo.</w:t>
+              <w:t xml:space="preserve">Diseño de pantallas, mapa Leaflet + OpenStreetMap por niveles, buscador de colonias, simulador, ranking, panel del modelo, accesibilidad, diseño del pitch y video de la demo.</w:t>
             </w:r>
           </w:p>
         </w:tc>
@@ -16614,7 +21262,7 @@
                 <w:sz w:val="19"/>
                 <w:szCs w:val="19"/>
               </w:rPr>
-              <w:t xml:space="preserve">Cartografía TopoJSON, pruebas de usuario</w:t>
+              <w:t xml:space="preserve">Descarga y simplificación de cartografía (TopoJSON), pruebas de usuario</w:t>
             </w:r>
           </w:p>
         </w:tc>
@@ -17263,7 +21911,7 @@
                 <w:sz w:val="19"/>
                 <w:szCs w:val="19"/>
               </w:rPr>
-              <w:t xml:space="preserve">Tabla maestra y features; pruebas anti-fuga; baseline</w:t>
+              <w:t xml:space="preserve">Tabla maestra nacional y features; pruebas anti-fuga; baseline; cruce sección-colonia (Sonora y BC)</w:t>
             </w:r>
           </w:p>
         </w:tc>
@@ -17293,7 +21941,7 @@
                 <w:sz w:val="19"/>
                 <w:szCs w:val="19"/>
               </w:rPr>
-              <w:t xml:space="preserve">Migraciones, seeds de catálogos y carga de la tabla maestra</w:t>
+              <w:t xml:space="preserve">Migraciones (incluye colonia y seccion_colonia), seeds de catálogos y carga de la tabla maestra</w:t>
             </w:r>
           </w:p>
         </w:tc>
@@ -17323,7 +21971,7 @@
                 <w:sz w:val="19"/>
                 <w:szCs w:val="19"/>
               </w:rPr>
-              <w:t xml:space="preserve">Estructura React, mapa con mocks, leyenda y filtros</w:t>
+              <w:t xml:space="preserve">Descargar cartografía INE (MGS nacional, BGD Sonora y BC); mapa Leaflet + OpenStreetMap con navegación por niveles usando mocks</w:t>
             </w:r>
           </w:p>
         </w:tc>
@@ -17386,7 +22034,7 @@
                 <w:sz w:val="19"/>
                 <w:szCs w:val="19"/>
               </w:rPr>
-              <w:t xml:space="preserve">XGBoost, validación temporal, intervalos cuantílicos, SHAP</w:t>
+              <w:t xml:space="preserve">XGBoost nacional, validación temporal, intervalos cuantílicos, SHAP; cruce sección-colonia de las 32 entidades</w:t>
             </w:r>
           </w:p>
         </w:tc>
@@ -17415,7 +22063,7 @@
                 <w:sz w:val="19"/>
                 <w:szCs w:val="19"/>
               </w:rPr>
-              <w:t xml:space="preserve">Endpoints /riesgo, /secciones, /geo, /modelo con datos reales</w:t>
+              <w:t xml:space="preserve">Login (tabla usuario, /auth/login, /auth/me, middleware, límite de intentos, semilla del ADMIN); endpoints /riesgo, /riesgo/municipios, /secciones, /geo, /buscar, /modelo con datos reales</w:t>
             </w:r>
           </w:p>
         </w:tc>
@@ -17444,7 +22092,7 @@
                 <w:sz w:val="19"/>
                 <w:szCs w:val="19"/>
               </w:rPr>
-              <w:t xml:space="preserve">Ficha de sección y gráficas con mocks; conexión al API real</w:t>
+              <w:t xml:space="preserve">Pantalla de login, rutas protegidas e interceptor 401; TopoJSON por municipio con mapshaper; ficha de sección con colonias; buscador; conexión al API real</w:t>
             </w:r>
           </w:p>
         </w:tc>
@@ -19311,7 +23959,7 @@
         <w:pStyle w:val="ListParagraph"/>
         <w:numPr>
           <w:ilvl w:val="0"/>
-          <w:numId w:val="4"/>
+          <w:numId w:val="6"/>
         </w:numPr>
         <w:spacing w:after="60" w:line="264"/>
       </w:pPr>
@@ -19336,7 +23984,7 @@
         <w:pStyle w:val="ListParagraph"/>
         <w:numPr>
           <w:ilvl w:val="0"/>
-          <w:numId w:val="4"/>
+          <w:numId w:val="6"/>
         </w:numPr>
         <w:spacing w:after="60" w:line="264"/>
       </w:pPr>
@@ -19359,7 +24007,7 @@
         <w:pStyle w:val="ListParagraph"/>
         <w:numPr>
           <w:ilvl w:val="0"/>
-          <w:numId w:val="4"/>
+          <w:numId w:val="6"/>
         </w:numPr>
         <w:spacing w:after="60" w:line="264"/>
       </w:pPr>
@@ -19372,7 +24020,7 @@
         <w:pStyle w:val="ListParagraph"/>
         <w:numPr>
           <w:ilvl w:val="0"/>
-          <w:numId w:val="4"/>
+          <w:numId w:val="6"/>
         </w:numPr>
         <w:spacing w:after="60" w:line="264"/>
       </w:pPr>
@@ -19385,7 +24033,7 @@
         <w:pStyle w:val="ListParagraph"/>
         <w:numPr>
           <w:ilvl w:val="0"/>
-          <w:numId w:val="4"/>
+          <w:numId w:val="6"/>
         </w:numPr>
         <w:spacing w:after="60" w:line="264"/>
       </w:pPr>
@@ -19896,7 +24544,7 @@
                 <w:sz w:val="19"/>
                 <w:szCs w:val="19"/>
               </w:rPr>
-              <w:t xml:space="preserve">feature/isabel/ml-baseline-xgboost</w:t>
+              <w:t xml:space="preserve">feature/isabel/geo-seccion-colonia</w:t>
             </w:r>
           </w:p>
         </w:tc>
@@ -19926,7 +24574,7 @@
                 <w:sz w:val="19"/>
                 <w:szCs w:val="19"/>
               </w:rPr>
-              <w:t xml:space="preserve">Lun 19 - Mar 20</w:t>
+              <w:t xml:space="preserve">Dom 18 - Mar 20</w:t>
             </w:r>
           </w:p>
         </w:tc>
@@ -19989,7 +24637,7 @@
                 <w:sz w:val="19"/>
                 <w:szCs w:val="19"/>
               </w:rPr>
-              <w:t xml:space="preserve">feature/isabel/ml-shap-intervalos</w:t>
+              <w:t xml:space="preserve">feature/isabel/ml-baseline-xgboost</w:t>
             </w:r>
           </w:p>
         </w:tc>
@@ -20018,7 +24666,7 @@
                 <w:sz w:val="19"/>
                 <w:szCs w:val="19"/>
               </w:rPr>
-              <w:t xml:space="preserve">Mar 20 - Mié 21</w:t>
+              <w:t xml:space="preserve">Lun 19 - Mar 20</w:t>
             </w:r>
           </w:p>
         </w:tc>
@@ -20083,7 +24731,7 @@
                 <w:sz w:val="19"/>
                 <w:szCs w:val="19"/>
               </w:rPr>
-              <w:t xml:space="preserve">feature/isabel/ml-service-simulacion</w:t>
+              <w:t xml:space="preserve">feature/isabel/ml-shap-intervalos</w:t>
             </w:r>
           </w:p>
         </w:tc>
@@ -20113,7 +24761,7 @@
                 <w:sz w:val="19"/>
                 <w:szCs w:val="19"/>
               </w:rPr>
-              <w:t xml:space="preserve">Jue 22 - Vie 23</w:t>
+              <w:t xml:space="preserve">Mar 20 - Mié 21</w:t>
             </w:r>
           </w:p>
         </w:tc>
@@ -20176,7 +24824,7 @@
                 <w:sz w:val="19"/>
                 <w:szCs w:val="19"/>
               </w:rPr>
-              <w:t xml:space="preserve">feature/isabel/ml-ajuste-optuna</w:t>
+              <w:t xml:space="preserve">feature/isabel/ml-service-simulacion</w:t>
             </w:r>
           </w:p>
         </w:tc>
@@ -20205,7 +24853,7 @@
                 <w:sz w:val="19"/>
                 <w:szCs w:val="19"/>
               </w:rPr>
-              <w:t xml:space="preserve">Sáb 24 - Dom 25</w:t>
+              <w:t xml:space="preserve">Jue 22 - Vie 23</w:t>
             </w:r>
           </w:p>
         </w:tc>
@@ -20270,7 +24918,7 @@
                 <w:sz w:val="19"/>
                 <w:szCs w:val="19"/>
               </w:rPr>
-              <w:t xml:space="preserve">docs/isabel/reporte-tecnico</w:t>
+              <w:t xml:space="preserve">feature/isabel/ml-ajuste-optuna</w:t>
             </w:r>
           </w:p>
         </w:tc>
@@ -20300,7 +24948,7 @@
                 <w:sz w:val="19"/>
                 <w:szCs w:val="19"/>
               </w:rPr>
-              <w:t xml:space="preserve">Lun 26 - Mar 27</w:t>
+              <w:t xml:space="preserve">Sáb 24 - Dom 25</w:t>
             </w:r>
           </w:p>
         </w:tc>
@@ -20334,7 +24982,7 @@
                 <w:sz w:val="19"/>
                 <w:szCs w:val="19"/>
               </w:rPr>
-              <w:t xml:space="preserve">Jeshua</w:t>
+              <w:t xml:space="preserve">Isabel</w:t>
             </w:r>
           </w:p>
         </w:tc>
@@ -20363,7 +25011,7 @@
                 <w:sz w:val="19"/>
                 <w:szCs w:val="19"/>
               </w:rPr>
-              <w:t xml:space="preserve">feature/jeshua/infra-docker-ci</w:t>
+              <w:t xml:space="preserve">docs/isabel/reporte-tecnico</w:t>
             </w:r>
           </w:p>
         </w:tc>
@@ -20392,7 +25040,7 @@
                 <w:sz w:val="19"/>
                 <w:szCs w:val="19"/>
               </w:rPr>
-              <w:t xml:space="preserve">Jue 15</w:t>
+              <w:t xml:space="preserve">Lun 26 - Mar 27</w:t>
             </w:r>
           </w:p>
         </w:tc>
@@ -20457,7 +25105,7 @@
                 <w:sz w:val="19"/>
                 <w:szCs w:val="19"/>
               </w:rPr>
-              <w:t xml:space="preserve">feature/jeshua/db-esquema-migraciones</w:t>
+              <w:t xml:space="preserve">feature/jeshua/infra-docker-ci</w:t>
             </w:r>
           </w:p>
         </w:tc>
@@ -20487,7 +25135,7 @@
                 <w:sz w:val="19"/>
                 <w:szCs w:val="19"/>
               </w:rPr>
-              <w:t xml:space="preserve">Vie 16 - Sáb 17</w:t>
+              <w:t xml:space="preserve">Jue 15</w:t>
             </w:r>
           </w:p>
         </w:tc>
@@ -20550,7 +25198,7 @@
                 <w:sz w:val="19"/>
                 <w:szCs w:val="19"/>
               </w:rPr>
-              <w:t xml:space="preserve">feature/jeshua/db-carga-tabla-maestra</w:t>
+              <w:t xml:space="preserve">feature/jeshua/db-esquema-migraciones</w:t>
             </w:r>
           </w:p>
         </w:tc>
@@ -20579,7 +25227,7 @@
                 <w:sz w:val="19"/>
                 <w:szCs w:val="19"/>
               </w:rPr>
-              <w:t xml:space="preserve">Dom 18</w:t>
+              <w:t xml:space="preserve">Vie 16 - Sáb 17</w:t>
             </w:r>
           </w:p>
         </w:tc>
@@ -20644,7 +25292,7 @@
                 <w:sz w:val="19"/>
                 <w:szCs w:val="19"/>
               </w:rPr>
-              <w:t xml:space="preserve">feature/jeshua/api-riesgo-secciones</w:t>
+              <w:t xml:space="preserve">feature/jeshua/db-carga-tabla-maestra</w:t>
             </w:r>
           </w:p>
         </w:tc>
@@ -20674,7 +25322,7 @@
                 <w:sz w:val="19"/>
                 <w:szCs w:val="19"/>
               </w:rPr>
-              <w:t xml:space="preserve">Lun 19 - Mié 21</w:t>
+              <w:t xml:space="preserve">Dom 18</w:t>
             </w:r>
           </w:p>
         </w:tc>
@@ -20737,7 +25385,7 @@
                 <w:sz w:val="19"/>
                 <w:szCs w:val="19"/>
               </w:rPr>
-              <w:t xml:space="preserve">feature/jeshua/api-simulaciones-priorizacion</w:t>
+              <w:t xml:space="preserve">feature/jeshua/api-auth</w:t>
             </w:r>
           </w:p>
         </w:tc>
@@ -20766,7 +25414,7 @@
                 <w:sz w:val="19"/>
                 <w:szCs w:val="19"/>
               </w:rPr>
-              <w:t xml:space="preserve">Jue 22 - Vie 23</w:t>
+              <w:t xml:space="preserve">Lun 19 - Mar 20</w:t>
             </w:r>
           </w:p>
         </w:tc>
@@ -20831,7 +25479,7 @@
                 <w:sz w:val="19"/>
                 <w:szCs w:val="19"/>
               </w:rPr>
-              <w:t xml:space="preserve">feature/jeshua/infra-despliegue-demo</w:t>
+              <w:t xml:space="preserve">feature/jeshua/api-riesgo-secciones</w:t>
             </w:r>
           </w:p>
         </w:tc>
@@ -20861,7 +25509,7 @@
                 <w:sz w:val="19"/>
                 <w:szCs w:val="19"/>
               </w:rPr>
-              <w:t xml:space="preserve">Sáb 24 - Dom 25</w:t>
+              <w:t xml:space="preserve">Lun 19 - Mié 21</w:t>
             </w:r>
           </w:p>
         </w:tc>
@@ -20924,7 +25572,7 @@
                 <w:sz w:val="19"/>
                 <w:szCs w:val="19"/>
               </w:rPr>
-              <w:t xml:space="preserve">fix/jeshua/&lt;descripcion&gt; (según errores encontrados)</w:t>
+              <w:t xml:space="preserve">feature/jeshua/api-simulaciones-priorizacion</w:t>
             </w:r>
           </w:p>
         </w:tc>
@@ -20953,7 +25601,7 @@
                 <w:sz w:val="19"/>
                 <w:szCs w:val="19"/>
               </w:rPr>
-              <w:t xml:space="preserve">Lun 26 - Mar 27</w:t>
+              <w:t xml:space="preserve">Jue 22 - Vie 23</w:t>
             </w:r>
           </w:p>
         </w:tc>
@@ -20988,7 +25636,7 @@
                 <w:sz w:val="19"/>
                 <w:szCs w:val="19"/>
               </w:rPr>
-              <w:t xml:space="preserve">Kassandra</w:t>
+              <w:t xml:space="preserve">Jeshua</w:t>
             </w:r>
           </w:p>
         </w:tc>
@@ -21018,7 +25666,7 @@
                 <w:sz w:val="19"/>
                 <w:szCs w:val="19"/>
               </w:rPr>
-              <w:t xml:space="preserve">feature/kassandra/geo-topojson</w:t>
+              <w:t xml:space="preserve">feature/jeshua/infra-despliegue-demo</w:t>
             </w:r>
           </w:p>
         </w:tc>
@@ -21048,7 +25696,7 @@
                 <w:sz w:val="19"/>
                 <w:szCs w:val="19"/>
               </w:rPr>
-              <w:t xml:space="preserve">Jue 15 - Vie 16</w:t>
+              <w:t xml:space="preserve">Sáb 24 - Dom 25</w:t>
             </w:r>
           </w:p>
         </w:tc>
@@ -21082,7 +25730,7 @@
                 <w:sz w:val="19"/>
                 <w:szCs w:val="19"/>
               </w:rPr>
-              <w:t xml:space="preserve">Kassandra</w:t>
+              <w:t xml:space="preserve">Jeshua</w:t>
             </w:r>
           </w:p>
         </w:tc>
@@ -21111,7 +25759,7 @@
                 <w:sz w:val="19"/>
                 <w:szCs w:val="19"/>
               </w:rPr>
-              <w:t xml:space="preserve">feature/kassandra/web-mapa-riesgo</w:t>
+              <w:t xml:space="preserve">fix/jeshua/&lt;descripcion&gt; (según errores encontrados)</w:t>
             </w:r>
           </w:p>
         </w:tc>
@@ -21140,7 +25788,7 @@
                 <w:sz w:val="19"/>
                 <w:szCs w:val="19"/>
               </w:rPr>
-              <w:t xml:space="preserve">Sáb 17 - Dom 18</w:t>
+              <w:t xml:space="preserve">Lun 26 - Mar 27</w:t>
             </w:r>
           </w:p>
         </w:tc>
@@ -21205,7 +25853,7 @@
                 <w:sz w:val="19"/>
                 <w:szCs w:val="19"/>
               </w:rPr>
-              <w:t xml:space="preserve">feature/kassandra/web-ficha-seccion</w:t>
+              <w:t xml:space="preserve">feature/kassandra/web-mapa-riesgo</w:t>
             </w:r>
           </w:p>
         </w:tc>
@@ -21235,7 +25883,7 @@
                 <w:sz w:val="19"/>
                 <w:szCs w:val="19"/>
               </w:rPr>
-              <w:t xml:space="preserve">Lun 19 - Mié 21</w:t>
+              <w:t xml:space="preserve">Sáb 17 - Dom 18</w:t>
             </w:r>
           </w:p>
         </w:tc>
@@ -21298,7 +25946,7 @@
                 <w:sz w:val="19"/>
                 <w:szCs w:val="19"/>
               </w:rPr>
-              <w:t xml:space="preserve">feature/kassandra/web-simulador</w:t>
+              <w:t xml:space="preserve">feature/kassandra/geo-topojson</w:t>
             </w:r>
           </w:p>
         </w:tc>
@@ -21327,7 +25975,7 @@
                 <w:sz w:val="19"/>
                 <w:szCs w:val="19"/>
               </w:rPr>
-              <w:t xml:space="preserve">Jue 22 - Vie 23</w:t>
+              <w:t xml:space="preserve">Lun 19 - Mar 20</w:t>
             </w:r>
           </w:p>
         </w:tc>
@@ -21392,7 +26040,7 @@
                 <w:sz w:val="19"/>
                 <w:szCs w:val="19"/>
               </w:rPr>
-              <w:t xml:space="preserve">feature/kassandra/web-ranking-modelo</w:t>
+              <w:t xml:space="preserve">feature/kassandra/web-login</w:t>
             </w:r>
           </w:p>
         </w:tc>
@@ -21422,7 +26070,7 @@
                 <w:sz w:val="19"/>
                 <w:szCs w:val="19"/>
               </w:rPr>
-              <w:t xml:space="preserve">Sáb 24 - Dom 25</w:t>
+              <w:t xml:space="preserve">Mar 20</w:t>
             </w:r>
           </w:p>
         </w:tc>
@@ -21485,6 +26133,380 @@
                 <w:sz w:val="19"/>
                 <w:szCs w:val="19"/>
               </w:rPr>
+              <w:t xml:space="preserve">feature/kassandra/web-buscador-colonias</w:t>
+            </w:r>
+          </w:p>
+        </w:tc>
+        <w:tc>
+          <w:tcPr>
+            <w:tcW w:type="dxa" w:w="2500"/>
+            <w:tcBorders>
+              <w:top w:val="single" w:color="BFBFBF" w:sz="4"/>
+              <w:left w:val="single" w:color="BFBFBF" w:sz="4"/>
+              <w:bottom w:val="single" w:color="BFBFBF" w:sz="4"/>
+              <w:right w:val="single" w:color="BFBFBF" w:sz="4"/>
+            </w:tcBorders>
+            <w:tcMar>
+              <w:top w:type="dxa" w:w="60"/>
+              <w:left w:type="dxa" w:w="100"/>
+              <w:bottom w:type="dxa" w:w="60"/>
+              <w:right w:type="dxa" w:w="100"/>
+            </w:tcMar>
+          </w:tcPr>
+          <w:p>
+            <w:pPr>
+              <w:spacing w:after="20"/>
+            </w:pPr>
+            <w:r>
+              <w:rPr>
+                <w:sz w:val="19"/>
+                <w:szCs w:val="19"/>
+              </w:rPr>
+              <w:t xml:space="preserve">Mar 20 - Mié 21</w:t>
+            </w:r>
+          </w:p>
+        </w:tc>
+      </w:tr>
+      <w:tr>
+        <w:trPr>
+          <w:cantSplit/>
+        </w:trPr>
+        <w:tc>
+          <w:tcPr>
+            <w:tcW w:type="dxa" w:w="1600"/>
+            <w:tcBorders>
+              <w:top w:val="single" w:color="BFBFBF" w:sz="4"/>
+              <w:left w:val="single" w:color="BFBFBF" w:sz="4"/>
+              <w:bottom w:val="single" w:color="BFBFBF" w:sz="4"/>
+              <w:right w:val="single" w:color="BFBFBF" w:sz="4"/>
+            </w:tcBorders>
+            <w:shd w:fill="F7F9FC" w:color="auto" w:val="clear"/>
+            <w:tcMar>
+              <w:top w:type="dxa" w:w="60"/>
+              <w:left w:type="dxa" w:w="100"/>
+              <w:bottom w:type="dxa" w:w="60"/>
+              <w:right w:type="dxa" w:w="100"/>
+            </w:tcMar>
+          </w:tcPr>
+          <w:p>
+            <w:pPr>
+              <w:spacing w:after="20"/>
+            </w:pPr>
+            <w:r>
+              <w:rPr>
+                <w:sz w:val="19"/>
+                <w:szCs w:val="19"/>
+              </w:rPr>
+              <w:t xml:space="preserve">Kassandra</w:t>
+            </w:r>
+          </w:p>
+        </w:tc>
+        <w:tc>
+          <w:tcPr>
+            <w:tcW w:type="dxa" w:w="5260"/>
+            <w:tcBorders>
+              <w:top w:val="single" w:color="BFBFBF" w:sz="4"/>
+              <w:left w:val="single" w:color="BFBFBF" w:sz="4"/>
+              <w:bottom w:val="single" w:color="BFBFBF" w:sz="4"/>
+              <w:right w:val="single" w:color="BFBFBF" w:sz="4"/>
+            </w:tcBorders>
+            <w:shd w:fill="F7F9FC" w:color="auto" w:val="clear"/>
+            <w:tcMar>
+              <w:top w:type="dxa" w:w="60"/>
+              <w:left w:type="dxa" w:w="100"/>
+              <w:bottom w:type="dxa" w:w="60"/>
+              <w:right w:type="dxa" w:w="100"/>
+            </w:tcMar>
+          </w:tcPr>
+          <w:p>
+            <w:pPr>
+              <w:spacing w:after="20"/>
+            </w:pPr>
+            <w:r>
+              <w:rPr>
+                <w:sz w:val="19"/>
+                <w:szCs w:val="19"/>
+              </w:rPr>
+              <w:t xml:space="preserve">feature/kassandra/web-ficha-seccion</w:t>
+            </w:r>
+          </w:p>
+        </w:tc>
+        <w:tc>
+          <w:tcPr>
+            <w:tcW w:type="dxa" w:w="2500"/>
+            <w:tcBorders>
+              <w:top w:val="single" w:color="BFBFBF" w:sz="4"/>
+              <w:left w:val="single" w:color="BFBFBF" w:sz="4"/>
+              <w:bottom w:val="single" w:color="BFBFBF" w:sz="4"/>
+              <w:right w:val="single" w:color="BFBFBF" w:sz="4"/>
+            </w:tcBorders>
+            <w:shd w:fill="F7F9FC" w:color="auto" w:val="clear"/>
+            <w:tcMar>
+              <w:top w:type="dxa" w:w="60"/>
+              <w:left w:type="dxa" w:w="100"/>
+              <w:bottom w:type="dxa" w:w="60"/>
+              <w:right w:type="dxa" w:w="100"/>
+            </w:tcMar>
+          </w:tcPr>
+          <w:p>
+            <w:pPr>
+              <w:spacing w:after="20"/>
+            </w:pPr>
+            <w:r>
+              <w:rPr>
+                <w:sz w:val="19"/>
+                <w:szCs w:val="19"/>
+              </w:rPr>
+              <w:t xml:space="preserve">Lun 19 - Mié 21</w:t>
+            </w:r>
+          </w:p>
+        </w:tc>
+      </w:tr>
+      <w:tr>
+        <w:trPr>
+          <w:cantSplit/>
+        </w:trPr>
+        <w:tc>
+          <w:tcPr>
+            <w:tcW w:type="dxa" w:w="1600"/>
+            <w:tcBorders>
+              <w:top w:val="single" w:color="BFBFBF" w:sz="4"/>
+              <w:left w:val="single" w:color="BFBFBF" w:sz="4"/>
+              <w:bottom w:val="single" w:color="BFBFBF" w:sz="4"/>
+              <w:right w:val="single" w:color="BFBFBF" w:sz="4"/>
+            </w:tcBorders>
+            <w:tcMar>
+              <w:top w:type="dxa" w:w="60"/>
+              <w:left w:type="dxa" w:w="100"/>
+              <w:bottom w:type="dxa" w:w="60"/>
+              <w:right w:type="dxa" w:w="100"/>
+            </w:tcMar>
+          </w:tcPr>
+          <w:p>
+            <w:pPr>
+              <w:spacing w:after="20"/>
+            </w:pPr>
+            <w:r>
+              <w:rPr>
+                <w:sz w:val="19"/>
+                <w:szCs w:val="19"/>
+              </w:rPr>
+              <w:t xml:space="preserve">Kassandra</w:t>
+            </w:r>
+          </w:p>
+        </w:tc>
+        <w:tc>
+          <w:tcPr>
+            <w:tcW w:type="dxa" w:w="5260"/>
+            <w:tcBorders>
+              <w:top w:val="single" w:color="BFBFBF" w:sz="4"/>
+              <w:left w:val="single" w:color="BFBFBF" w:sz="4"/>
+              <w:bottom w:val="single" w:color="BFBFBF" w:sz="4"/>
+              <w:right w:val="single" w:color="BFBFBF" w:sz="4"/>
+            </w:tcBorders>
+            <w:tcMar>
+              <w:top w:type="dxa" w:w="60"/>
+              <w:left w:type="dxa" w:w="100"/>
+              <w:bottom w:type="dxa" w:w="60"/>
+              <w:right w:type="dxa" w:w="100"/>
+            </w:tcMar>
+          </w:tcPr>
+          <w:p>
+            <w:pPr>
+              <w:spacing w:after="20"/>
+            </w:pPr>
+            <w:r>
+              <w:rPr>
+                <w:sz w:val="19"/>
+                <w:szCs w:val="19"/>
+              </w:rPr>
+              <w:t xml:space="preserve">feature/kassandra/web-simulador</w:t>
+            </w:r>
+          </w:p>
+        </w:tc>
+        <w:tc>
+          <w:tcPr>
+            <w:tcW w:type="dxa" w:w="2500"/>
+            <w:tcBorders>
+              <w:top w:val="single" w:color="BFBFBF" w:sz="4"/>
+              <w:left w:val="single" w:color="BFBFBF" w:sz="4"/>
+              <w:bottom w:val="single" w:color="BFBFBF" w:sz="4"/>
+              <w:right w:val="single" w:color="BFBFBF" w:sz="4"/>
+            </w:tcBorders>
+            <w:tcMar>
+              <w:top w:type="dxa" w:w="60"/>
+              <w:left w:type="dxa" w:w="100"/>
+              <w:bottom w:type="dxa" w:w="60"/>
+              <w:right w:type="dxa" w:w="100"/>
+            </w:tcMar>
+          </w:tcPr>
+          <w:p>
+            <w:pPr>
+              <w:spacing w:after="20"/>
+            </w:pPr>
+            <w:r>
+              <w:rPr>
+                <w:sz w:val="19"/>
+                <w:szCs w:val="19"/>
+              </w:rPr>
+              <w:t xml:space="preserve">Jue 22 - Vie 23</w:t>
+            </w:r>
+          </w:p>
+        </w:tc>
+      </w:tr>
+      <w:tr>
+        <w:trPr>
+          <w:cantSplit/>
+        </w:trPr>
+        <w:tc>
+          <w:tcPr>
+            <w:tcW w:type="dxa" w:w="1600"/>
+            <w:tcBorders>
+              <w:top w:val="single" w:color="BFBFBF" w:sz="4"/>
+              <w:left w:val="single" w:color="BFBFBF" w:sz="4"/>
+              <w:bottom w:val="single" w:color="BFBFBF" w:sz="4"/>
+              <w:right w:val="single" w:color="BFBFBF" w:sz="4"/>
+            </w:tcBorders>
+            <w:shd w:fill="F7F9FC" w:color="auto" w:val="clear"/>
+            <w:tcMar>
+              <w:top w:type="dxa" w:w="60"/>
+              <w:left w:type="dxa" w:w="100"/>
+              <w:bottom w:type="dxa" w:w="60"/>
+              <w:right w:type="dxa" w:w="100"/>
+            </w:tcMar>
+          </w:tcPr>
+          <w:p>
+            <w:pPr>
+              <w:spacing w:after="20"/>
+            </w:pPr>
+            <w:r>
+              <w:rPr>
+                <w:sz w:val="19"/>
+                <w:szCs w:val="19"/>
+              </w:rPr>
+              <w:t xml:space="preserve">Kassandra</w:t>
+            </w:r>
+          </w:p>
+        </w:tc>
+        <w:tc>
+          <w:tcPr>
+            <w:tcW w:type="dxa" w:w="5260"/>
+            <w:tcBorders>
+              <w:top w:val="single" w:color="BFBFBF" w:sz="4"/>
+              <w:left w:val="single" w:color="BFBFBF" w:sz="4"/>
+              <w:bottom w:val="single" w:color="BFBFBF" w:sz="4"/>
+              <w:right w:val="single" w:color="BFBFBF" w:sz="4"/>
+            </w:tcBorders>
+            <w:shd w:fill="F7F9FC" w:color="auto" w:val="clear"/>
+            <w:tcMar>
+              <w:top w:type="dxa" w:w="60"/>
+              <w:left w:type="dxa" w:w="100"/>
+              <w:bottom w:type="dxa" w:w="60"/>
+              <w:right w:type="dxa" w:w="100"/>
+            </w:tcMar>
+          </w:tcPr>
+          <w:p>
+            <w:pPr>
+              <w:spacing w:after="20"/>
+            </w:pPr>
+            <w:r>
+              <w:rPr>
+                <w:sz w:val="19"/>
+                <w:szCs w:val="19"/>
+              </w:rPr>
+              <w:t xml:space="preserve">feature/kassandra/web-ranking-modelo</w:t>
+            </w:r>
+          </w:p>
+        </w:tc>
+        <w:tc>
+          <w:tcPr>
+            <w:tcW w:type="dxa" w:w="2500"/>
+            <w:tcBorders>
+              <w:top w:val="single" w:color="BFBFBF" w:sz="4"/>
+              <w:left w:val="single" w:color="BFBFBF" w:sz="4"/>
+              <w:bottom w:val="single" w:color="BFBFBF" w:sz="4"/>
+              <w:right w:val="single" w:color="BFBFBF" w:sz="4"/>
+            </w:tcBorders>
+            <w:shd w:fill="F7F9FC" w:color="auto" w:val="clear"/>
+            <w:tcMar>
+              <w:top w:type="dxa" w:w="60"/>
+              <w:left w:type="dxa" w:w="100"/>
+              <w:bottom w:type="dxa" w:w="60"/>
+              <w:right w:type="dxa" w:w="100"/>
+            </w:tcMar>
+          </w:tcPr>
+          <w:p>
+            <w:pPr>
+              <w:spacing w:after="20"/>
+            </w:pPr>
+            <w:r>
+              <w:rPr>
+                <w:sz w:val="19"/>
+                <w:szCs w:val="19"/>
+              </w:rPr>
+              <w:t xml:space="preserve">Sáb 24 - Dom 25</w:t>
+            </w:r>
+          </w:p>
+        </w:tc>
+      </w:tr>
+      <w:tr>
+        <w:trPr>
+          <w:cantSplit/>
+        </w:trPr>
+        <w:tc>
+          <w:tcPr>
+            <w:tcW w:type="dxa" w:w="1600"/>
+            <w:tcBorders>
+              <w:top w:val="single" w:color="BFBFBF" w:sz="4"/>
+              <w:left w:val="single" w:color="BFBFBF" w:sz="4"/>
+              <w:bottom w:val="single" w:color="BFBFBF" w:sz="4"/>
+              <w:right w:val="single" w:color="BFBFBF" w:sz="4"/>
+            </w:tcBorders>
+            <w:tcMar>
+              <w:top w:type="dxa" w:w="60"/>
+              <w:left w:type="dxa" w:w="100"/>
+              <w:bottom w:type="dxa" w:w="60"/>
+              <w:right w:type="dxa" w:w="100"/>
+            </w:tcMar>
+          </w:tcPr>
+          <w:p>
+            <w:pPr>
+              <w:spacing w:after="20"/>
+            </w:pPr>
+            <w:r>
+              <w:rPr>
+                <w:sz w:val="19"/>
+                <w:szCs w:val="19"/>
+              </w:rPr>
+              <w:t xml:space="preserve">Kassandra</w:t>
+            </w:r>
+          </w:p>
+        </w:tc>
+        <w:tc>
+          <w:tcPr>
+            <w:tcW w:type="dxa" w:w="5260"/>
+            <w:tcBorders>
+              <w:top w:val="single" w:color="BFBFBF" w:sz="4"/>
+              <w:left w:val="single" w:color="BFBFBF" w:sz="4"/>
+              <w:bottom w:val="single" w:color="BFBFBF" w:sz="4"/>
+              <w:right w:val="single" w:color="BFBFBF" w:sz="4"/>
+            </w:tcBorders>
+            <w:tcMar>
+              <w:top w:type="dxa" w:w="60"/>
+              <w:left w:type="dxa" w:w="100"/>
+              <w:bottom w:type="dxa" w:w="60"/>
+              <w:right w:type="dxa" w:w="100"/>
+            </w:tcMar>
+          </w:tcPr>
+          <w:p>
+            <w:pPr>
+              <w:spacing w:after="20"/>
+            </w:pPr>
+            <w:r>
+              <w:rPr>
+                <w:sz w:val="19"/>
+                <w:szCs w:val="19"/>
+              </w:rPr>
               <w:t xml:space="preserve">docs/kassandra/pitch-demo</w:t>
             </w:r>
           </w:p>
@@ -21765,7 +26787,7 @@
         <w:pStyle w:val="ListParagraph"/>
         <w:numPr>
           <w:ilvl w:val="0"/>
-          <w:numId w:val="5"/>
+          <w:numId w:val="7"/>
         </w:numPr>
         <w:spacing w:after="60" w:line="264"/>
       </w:pPr>
@@ -21790,7 +26812,7 @@
         <w:pStyle w:val="ListParagraph"/>
         <w:numPr>
           <w:ilvl w:val="0"/>
-          <w:numId w:val="5"/>
+          <w:numId w:val="7"/>
         </w:numPr>
         <w:spacing w:after="60" w:line="264"/>
       </w:pPr>
@@ -21815,7 +26837,7 @@
         <w:pStyle w:val="ListParagraph"/>
         <w:numPr>
           <w:ilvl w:val="0"/>
-          <w:numId w:val="5"/>
+          <w:numId w:val="7"/>
         </w:numPr>
         <w:spacing w:after="60" w:line="264"/>
       </w:pPr>
@@ -21828,7 +26850,7 @@
         <w:pStyle w:val="ListParagraph"/>
         <w:numPr>
           <w:ilvl w:val="0"/>
-          <w:numId w:val="5"/>
+          <w:numId w:val="7"/>
         </w:numPr>
         <w:spacing w:after="60" w:line="264"/>
       </w:pPr>
@@ -21851,7 +26873,7 @@
         <w:pStyle w:val="ListParagraph"/>
         <w:numPr>
           <w:ilvl w:val="0"/>
-          <w:numId w:val="5"/>
+          <w:numId w:val="7"/>
         </w:numPr>
         <w:spacing w:after="60" w:line="264"/>
       </w:pPr>
@@ -21864,7 +26886,7 @@
         <w:pStyle w:val="ListParagraph"/>
         <w:numPr>
           <w:ilvl w:val="0"/>
-          <w:numId w:val="5"/>
+          <w:numId w:val="7"/>
         </w:numPr>
         <w:spacing w:after="60" w:line="264"/>
       </w:pPr>
@@ -21897,7 +26919,7 @@
         <w:pStyle w:val="ListParagraph"/>
         <w:numPr>
           <w:ilvl w:val="0"/>
-          <w:numId w:val="5"/>
+          <w:numId w:val="7"/>
         </w:numPr>
         <w:spacing w:after="60" w:line="264"/>
       </w:pPr>
@@ -23238,7 +28260,7 @@
           <w:sz w:val="17"/>
           <w:szCs w:val="17"/>
         </w:rPr>
-        <w:t xml:space="preserve">/ml/                  @isabel-github</w:t>
+        <w:t xml:space="preserve">*                       @Terreneitor370</w:t>
       </w:r>
     </w:p>
     <w:p>
@@ -23253,7 +28275,7 @@
           <w:sz w:val="17"/>
           <w:szCs w:val="17"/>
         </w:rPr>
-        <w:t xml:space="preserve">/services/ml-service/ @isabel-github</w:t>
+        <w:t xml:space="preserve">/ml/                    @Terreneitor370</w:t>
       </w:r>
     </w:p>
     <w:p>
@@ -23268,7 +28290,7 @@
           <w:sz w:val="17"/>
           <w:szCs w:val="17"/>
         </w:rPr>
-        <w:t xml:space="preserve">/apps/api/            @jeshua-github</w:t>
+        <w:t xml:space="preserve">/services/ml-service/   @Terreneitor370</w:t>
       </w:r>
     </w:p>
     <w:p>
@@ -23283,7 +28305,7 @@
           <w:sz w:val="17"/>
           <w:szCs w:val="17"/>
         </w:rPr>
-        <w:t xml:space="preserve">/db/                  @jeshua-github</w:t>
+        <w:t xml:space="preserve">/apps/api/              @JeshuaGamer342</w:t>
       </w:r>
     </w:p>
     <w:p>
@@ -23298,7 +28320,7 @@
           <w:sz w:val="17"/>
           <w:szCs w:val="17"/>
         </w:rPr>
-        <w:t xml:space="preserve">/.github/             @jeshua-github</w:t>
+        <w:t xml:space="preserve">/db/                    @JeshuaGamer342</w:t>
       </w:r>
     </w:p>
     <w:p>
@@ -23313,7 +28335,52 @@
           <w:sz w:val="17"/>
           <w:szCs w:val="17"/>
         </w:rPr>
-        <w:t xml:space="preserve">/apps/web/            @kassandra-github</w:t>
+        <w:t xml:space="preserve">/.github/workflows/     @JeshuaGamer342</w:t>
+      </w:r>
+    </w:p>
+    <w:p>
+      <w:pPr>
+        <w:shd w:fill="F3F3F3" w:color="auto" w:val="clear"/>
+        <w:spacing w:after="0" w:before="0" w:line="240"/>
+        <w:ind w:left="120" w:right="120"/>
+      </w:pPr>
+      <w:r>
+        <w:rPr>
+          <w:rFonts w:ascii="Consolas" w:cs="Consolas" w:eastAsia="Consolas" w:hAnsi="Consolas"/>
+          <w:sz w:val="17"/>
+          <w:szCs w:val="17"/>
+        </w:rPr>
+        <w:t xml:space="preserve">/docker-compose.yml     @JeshuaGamer342</w:t>
+      </w:r>
+    </w:p>
+    <w:p>
+      <w:pPr>
+        <w:shd w:fill="F3F3F3" w:color="auto" w:val="clear"/>
+        <w:spacing w:after="0" w:before="0" w:line="240"/>
+        <w:ind w:left="120" w:right="120"/>
+      </w:pPr>
+      <w:r>
+        <w:rPr>
+          <w:rFonts w:ascii="Consolas" w:cs="Consolas" w:eastAsia="Consolas" w:hAnsi="Consolas"/>
+          <w:sz w:val="17"/>
+          <w:szCs w:val="17"/>
+        </w:rPr>
+        <w:t xml:space="preserve">/apps/web/              @Kassie009</w:t>
+      </w:r>
+    </w:p>
+    <w:p>
+      <w:pPr>
+        <w:shd w:fill="F3F3F3" w:color="auto" w:val="clear"/>
+        <w:spacing w:after="0" w:before="0" w:line="240"/>
+        <w:ind w:left="120" w:right="120"/>
+      </w:pPr>
+      <w:r>
+        <w:rPr>
+          <w:rFonts w:ascii="Consolas" w:cs="Consolas" w:eastAsia="Consolas" w:hAnsi="Consolas"/>
+          <w:sz w:val="17"/>
+          <w:szCs w:val="17"/>
+        </w:rPr>
+        <w:t xml:space="preserve">/public-geo/            @Kassie009</w:t>
       </w:r>
     </w:p>
     <w:p>
@@ -23328,7 +28395,7 @@
           <w:sz w:val="17"/>
           <w:szCs w:val="17"/>
         </w:rPr>
-        <w:t xml:space="preserve">/docs/openapi.yaml    @isabel-github @jeshua-github @kassandra-github</w:t>
+        <w:t xml:space="preserve">/docs/openapi.yaml      @Terreneitor370 @JeshuaGamer342 @Kassie009</w:t>
       </w:r>
     </w:p>
     <w:p>
@@ -23336,7 +28403,19 @@
         <w:spacing w:after="120" w:line="276"/>
       </w:pPr>
       <w:r>
-        <w:t xml:space="preserve">Sustituir los usuarios de ejemplo por los usuarios reales de GitHub de cada integrante.</w:t>
+        <w:t xml:space="preserve">El resto de </w:t>
+      </w:r>
+      <w:r>
+        <w:rPr>
+          <w:rFonts w:ascii="Consolas" w:cs="Consolas" w:eastAsia="Consolas" w:hAnsi="Consolas"/>
+          <w:color w:val="7F1D1D"/>
+          <w:sz w:val="19"/>
+          <w:szCs w:val="19"/>
+        </w:rPr>
+        <w:t xml:space="preserve">.github/</w:t>
+      </w:r>
+      <w:r>
+        <w:t xml:space="preserve"> (plantillas y este archivo) queda a cargo de Isabel como líder técnica.</w:t>
       </w:r>
     </w:p>
     <w:p>
@@ -24239,6 +29318,18 @@
     </w:lvlOverride>
   </w:num>
   <w:num w:numId="5">
+    <w:abstractNumId w:val="3"/>
+    <w:lvlOverride w:ilvl="0">
+      <w:startOverride w:val="1"/>
+    </w:lvlOverride>
+  </w:num>
+  <w:num w:numId="6">
+    <w:abstractNumId w:val="3"/>
+    <w:lvlOverride w:ilvl="0">
+      <w:startOverride w:val="1"/>
+    </w:lvlOverride>
+  </w:num>
+  <w:num w:numId="7">
     <w:abstractNumId w:val="3"/>
     <w:lvlOverride w:ilvl="0">
       <w:startOverride w:val="1"/>
